--- a/assets/word/marriage_contract_ru_v1.docx
+++ b/assets/word/marriage_contract_ru_v1.docx
@@ -5,124 +5,694 @@
     <w:p>
       <w:pPr>
         <w:pStyle w:val="Title"/>
+        <w:widowControl/>
+        <w:jc w:val="center"/>
       </w:pPr>
       <w:r>
+        <w:rPr>
+          <w:color w:val="000000"/>
+        </w:rPr>
         <w:t>Брачный договор</w:t>
       </w:r>
     </w:p>
     <w:p>
+      <w:pPr>
+        <w:widowControl/>
+        <w:spacing w:after="160"/>
+      </w:pPr>
       <w:r>
+        <w:rPr>
+          <w:i/>
+          <w:sz w:val="19"/>
+          <w:color w:val="000000"/>
+        </w:rPr>
         <w:t>ПРОЕКТ ДЛЯ НОТАРИУСА. Документ не удостоверен и не заменяет нотариальное оформление.</w:t>
       </w:r>
     </w:p>
     <w:p>
+      <w:pPr>
+        <w:widowControl/>
+      </w:pPr>
       <w:r>
-        <w:t>Место: [Место составления]. Дата: [Дата документа].</w:t>
+        <w:rPr>
+          <w:color w:val="000000"/>
+        </w:rPr>
+        <w:t>Место составления: [Место составления]    Дата: [Дата документа]</w:t>
+      </w:r>
+    </w:p>
+    <w:tbl>
+      <w:tblPr>
+        <w:tblW w:type="auto" w:w="0"/>
+        <w:jc w:val="center"/>
+        <w:tblLayout w:type="fixed"/>
+        <w:tblLook w:firstColumn="1" w:firstRow="1" w:lastColumn="0" w:lastRow="0" w:noHBand="0" w:noVBand="1" w:val="04A0"/>
+        <w:tblBorders>
+          <w:top w:val="single" w:sz="5" w:color="000000"/>
+          <w:left w:val="single" w:sz="5" w:color="000000"/>
+          <w:bottom w:val="single" w:sz="5" w:color="000000"/>
+          <w:right w:val="single" w:sz="5" w:color="000000"/>
+          <w:insideH w:val="single" w:sz="5" w:color="000000"/>
+          <w:insideV w:val="single" w:sz="5" w:color="000000"/>
+        </w:tblBorders>
+        <w:tblCellMar>
+          <w:top w:w="85" w:type="dxa"/>
+          <w:bottom w:w="85" w:type="dxa"/>
+          <w:left w:w="100" w:type="dxa"/>
+          <w:right w:w="100" w:type="dxa"/>
+        </w:tblCellMar>
+      </w:tblPr>
+      <w:tblGrid>
+        <w:gridCol w:w="4819"/>
+        <w:gridCol w:w="4819"/>
+      </w:tblGrid>
+      <w:tr>
+        <w:trPr>
+          <w:cantSplit/>
+          <w:tblHeader/>
+        </w:trPr>
+        <w:tc>
+          <w:tcPr>
+            <w:tcW w:type="dxa" w:w="4819"/>
+            <w:vAlign w:val="center"/>
+          </w:tcPr>
+          <w:p>
+            <w:pPr>
+              <w:spacing w:after="20" w:line="240" w:lineRule="auto"/>
+            </w:pPr>
+            <w:r>
+              <w:rPr>
+                <w:b/>
+                <w:sz w:val="21"/>
+                <w:color w:val="000000"/>
+              </w:rPr>
+              <w:t>ПЕРВЫЙ СУПРУГ</w:t>
+            </w:r>
+          </w:p>
+        </w:tc>
+        <w:tc>
+          <w:tcPr>
+            <w:tcW w:type="dxa" w:w="4819"/>
+            <w:vAlign w:val="center"/>
+          </w:tcPr>
+          <w:p>
+            <w:pPr>
+              <w:spacing w:after="20" w:line="240" w:lineRule="auto"/>
+            </w:pPr>
+            <w:r>
+              <w:rPr>
+                <w:b/>
+                <w:sz w:val="21"/>
+                <w:color w:val="000000"/>
+              </w:rPr>
+              <w:t>ВТОРОЙ СУПРУГ</w:t>
+            </w:r>
+          </w:p>
+        </w:tc>
+      </w:tr>
+      <w:tr>
+        <w:trPr>
+          <w:cantSplit/>
+        </w:trPr>
+        <w:tc>
+          <w:tcPr>
+            <w:tcW w:type="dxa" w:w="4819"/>
+            <w:vAlign w:val="center"/>
+          </w:tcPr>
+          <w:p>
+            <w:pPr>
+              <w:spacing w:after="20" w:line="240" w:lineRule="auto"/>
+            </w:pPr>
+            <w:r>
+              <w:rPr>
+                <w:b w:val="0"/>
+                <w:sz w:val="21"/>
+                <w:color w:val="000000"/>
+              </w:rPr>
+              <w:t>[Первый супруг или будущий супруг]</w:t>
+            </w:r>
+          </w:p>
+        </w:tc>
+        <w:tc>
+          <w:tcPr>
+            <w:tcW w:type="dxa" w:w="4819"/>
+            <w:vAlign w:val="center"/>
+          </w:tcPr>
+          <w:p>
+            <w:pPr>
+              <w:spacing w:after="20" w:line="240" w:lineRule="auto"/>
+            </w:pPr>
+            <w:r>
+              <w:rPr>
+                <w:b w:val="0"/>
+                <w:sz w:val="21"/>
+                <w:color w:val="000000"/>
+              </w:rPr>
+              <w:t>[Второй супруг или будущий супруг]</w:t>
+            </w:r>
+          </w:p>
+        </w:tc>
+      </w:tr>
+    </w:tbl>
+    <w:p>
+      <w:pPr>
+        <w:widowControl/>
+        <w:spacing w:before="120"/>
+      </w:pPr>
+      <w:r>
+        <w:rPr>
+          <w:color w:val="000000"/>
+        </w:rPr>
+        <w:t>Указанные стороны заключили настоящий договор о нижеследующем.</w:t>
       </w:r>
     </w:p>
     <w:p>
+      <w:pPr>
+        <w:widowControl/>
+      </w:pPr>
       <w:r>
-        <w:t xml:space="preserve">Первая сторона: [Первый супруг или будущий супруг]. </w:t>
-      </w:r>
-    </w:p>
-    <w:p>
-      <w:r>
-        <w:t xml:space="preserve">Вторая сторона: [Второй супруг или будущий супруг]. </w:t>
-      </w:r>
-    </w:p>
-    <w:p>
-      <w:r>
+        <w:rPr>
+          <w:color w:val="000000"/>
+        </w:rPr>
         <w:t>Сведения о браке: [Сведения о браке или предстоящем браке].</w:t>
       </w:r>
     </w:p>
     <w:p>
       <w:pPr>
         <w:pStyle w:val="Heading1"/>
+        <w:widowControl/>
       </w:pPr>
       <w:r>
-        <w:t>Имущественные условия</w:t>
+        <w:rPr>
+          <w:color w:val="000000"/>
+        </w:rPr>
+        <w:t>1. Состав и режим имущества</w:t>
+      </w:r>
+    </w:p>
+    <w:tbl>
+      <w:tblPr>
+        <w:tblW w:type="auto" w:w="0"/>
+        <w:jc w:val="center"/>
+        <w:tblLayout w:type="fixed"/>
+        <w:tblLook w:firstColumn="1" w:firstRow="1" w:lastColumn="0" w:lastRow="0" w:noHBand="0" w:noVBand="1" w:val="04A0"/>
+        <w:tblBorders>
+          <w:top w:val="single" w:sz="5" w:color="000000"/>
+          <w:left w:val="single" w:sz="5" w:color="000000"/>
+          <w:bottom w:val="single" w:sz="5" w:color="000000"/>
+          <w:right w:val="single" w:sz="5" w:color="000000"/>
+          <w:insideH w:val="single" w:sz="5" w:color="000000"/>
+          <w:insideV w:val="single" w:sz="5" w:color="000000"/>
+        </w:tblBorders>
+        <w:tblCellMar>
+          <w:top w:w="85" w:type="dxa"/>
+          <w:bottom w:w="85" w:type="dxa"/>
+          <w:left w:w="100" w:type="dxa"/>
+          <w:right w:w="100" w:type="dxa"/>
+        </w:tblCellMar>
+      </w:tblPr>
+      <w:tblGrid>
+        <w:gridCol w:w="2835"/>
+        <w:gridCol w:w="6803"/>
+      </w:tblGrid>
+      <w:tr>
+        <w:trPr>
+          <w:cantSplit/>
+          <w:tblHeader/>
+        </w:trPr>
+        <w:tc>
+          <w:tcPr>
+            <w:tcW w:type="dxa" w:w="2835"/>
+            <w:vAlign w:val="center"/>
+          </w:tcPr>
+          <w:p>
+            <w:pPr>
+              <w:spacing w:after="20" w:line="240" w:lineRule="auto"/>
+            </w:pPr>
+            <w:r>
+              <w:rPr>
+                <w:b/>
+                <w:sz w:val="21"/>
+                <w:color w:val="000000"/>
+              </w:rPr>
+              <w:t>Сведения</w:t>
+            </w:r>
+          </w:p>
+        </w:tc>
+        <w:tc>
+          <w:tcPr>
+            <w:tcW w:type="dxa" w:w="6803"/>
+            <w:vAlign w:val="center"/>
+          </w:tcPr>
+          <w:p>
+            <w:pPr>
+              <w:spacing w:after="20" w:line="240" w:lineRule="auto"/>
+            </w:pPr>
+            <w:r>
+              <w:rPr>
+                <w:b/>
+                <w:sz w:val="21"/>
+                <w:color w:val="000000"/>
+              </w:rPr>
+              <w:t>Согласованные данные</w:t>
+            </w:r>
+          </w:p>
+        </w:tc>
+      </w:tr>
+      <w:tr>
+        <w:trPr>
+          <w:cantSplit/>
+        </w:trPr>
+        <w:tc>
+          <w:tcPr>
+            <w:tcW w:type="dxa" w:w="2835"/>
+            <w:vAlign w:val="center"/>
+          </w:tcPr>
+          <w:p>
+            <w:pPr>
+              <w:spacing w:after="20" w:line="240" w:lineRule="auto"/>
+            </w:pPr>
+            <w:r>
+              <w:rPr>
+                <w:b w:val="0"/>
+                <w:sz w:val="21"/>
+                <w:color w:val="000000"/>
+              </w:rPr>
+              <w:t>Имущество до договора</w:t>
+            </w:r>
+          </w:p>
+        </w:tc>
+        <w:tc>
+          <w:tcPr>
+            <w:tcW w:type="dxa" w:w="6803"/>
+            <w:vAlign w:val="center"/>
+          </w:tcPr>
+          <w:p>
+            <w:pPr>
+              <w:spacing w:after="20" w:line="240" w:lineRule="auto"/>
+            </w:pPr>
+            <w:r>
+              <w:rPr>
+                <w:b w:val="0"/>
+                <w:sz w:val="21"/>
+                <w:color w:val="000000"/>
+              </w:rPr>
+              <w:t>[Имущество каждого до договора]</w:t>
+            </w:r>
+          </w:p>
+        </w:tc>
+      </w:tr>
+      <w:tr>
+        <w:trPr>
+          <w:cantSplit/>
+        </w:trPr>
+        <w:tc>
+          <w:tcPr>
+            <w:tcW w:type="dxa" w:w="2835"/>
+            <w:vAlign w:val="center"/>
+          </w:tcPr>
+          <w:p>
+            <w:pPr>
+              <w:spacing w:after="20" w:line="240" w:lineRule="auto"/>
+            </w:pPr>
+            <w:r>
+              <w:rPr>
+                <w:b w:val="0"/>
+                <w:sz w:val="21"/>
+                <w:color w:val="000000"/>
+              </w:rPr>
+              <w:t>Режим имущества</w:t>
+            </w:r>
+          </w:p>
+        </w:tc>
+        <w:tc>
+          <w:tcPr>
+            <w:tcW w:type="dxa" w:w="6803"/>
+            <w:vAlign w:val="center"/>
+          </w:tcPr>
+          <w:p>
+            <w:pPr>
+              <w:spacing w:after="20" w:line="240" w:lineRule="auto"/>
+            </w:pPr>
+            <w:r>
+              <w:rPr>
+                <w:b w:val="0"/>
+                <w:sz w:val="21"/>
+                <w:color w:val="000000"/>
+              </w:rPr>
+              <w:t>[Согласованный режим имущества]</w:t>
+            </w:r>
+          </w:p>
+        </w:tc>
+      </w:tr>
+      <w:tr>
+        <w:trPr>
+          <w:cantSplit/>
+        </w:trPr>
+        <w:tc>
+          <w:tcPr>
+            <w:tcW w:type="dxa" w:w="2835"/>
+            <w:vAlign w:val="center"/>
+          </w:tcPr>
+          <w:p>
+            <w:pPr>
+              <w:spacing w:after="20" w:line="240" w:lineRule="auto"/>
+            </w:pPr>
+            <w:r>
+              <w:rPr>
+                <w:b w:val="0"/>
+                <w:sz w:val="21"/>
+                <w:color w:val="000000"/>
+              </w:rPr>
+              <w:t>Отдельные объекты и права</w:t>
+            </w:r>
+          </w:p>
+        </w:tc>
+        <w:tc>
+          <w:tcPr>
+            <w:tcW w:type="dxa" w:w="6803"/>
+            <w:vAlign w:val="center"/>
+          </w:tcPr>
+          <w:p>
+            <w:pPr>
+              <w:spacing w:after="20" w:line="240" w:lineRule="auto"/>
+            </w:pPr>
+            <w:r>
+              <w:rPr>
+                <w:b w:val="0"/>
+                <w:sz w:val="21"/>
+                <w:color w:val="000000"/>
+              </w:rPr>
+              <w:t>[Объекты и права каждого]</w:t>
+            </w:r>
+          </w:p>
+        </w:tc>
+      </w:tr>
+    </w:tbl>
+    <w:p>
+      <w:pPr>
+        <w:pStyle w:val="Heading1"/>
+        <w:widowControl/>
+      </w:pPr>
+      <w:r>
+        <w:rPr>
+          <w:color w:val="000000"/>
+        </w:rPr>
+        <w:t>2. Расходы и обязательства</w:t>
       </w:r>
     </w:p>
     <w:p>
+      <w:pPr>
+        <w:widowControl/>
+      </w:pPr>
       <w:r>
-        <w:t>Имущество до заключения договора: [Имущество каждого до договора].</w:t>
+        <w:rPr>
+          <w:color w:val="000000"/>
+        </w:rPr>
+        <w:t>2.1. Расходы и содержание: [Семейные расходы и содержание].</w:t>
       </w:r>
     </w:p>
     <w:p>
+      <w:pPr>
+        <w:widowControl/>
+      </w:pPr>
       <w:r>
-        <w:t>Режим имущества: [Согласованный режим имущества]. Отдельные объекты и права: [Объекты и права каждого].</w:t>
+        <w:rPr>
+          <w:color w:val="000000"/>
+        </w:rPr>
+        <w:t>2.2. Обязательства: [Долги и обязательства перед кредиторами]. Стороны уведомляют кредиторов о заключении, изменении и расторжении договора в предусмотренных законом случаях.</w:t>
       </w:r>
     </w:p>
     <w:p>
+      <w:pPr>
+        <w:widowControl/>
+      </w:pPr>
       <w:r>
-        <w:t>Расходы и содержание: [Семейные расходы и содержание].</w:t>
-      </w:r>
-    </w:p>
-    <w:p>
-      <w:r>
-        <w:t>Обязательства: [Долги и обязательства перед кредиторами]. Стороны уведомляют кредиторов о заключении, изменении и расторжении договора в предусмотренных законом случаях.</w:t>
-      </w:r>
-    </w:p>
-    <w:p>
-      <w:r>
-        <w:t>При расторжении брака: [Имущество при расторжении брака].</w:t>
+        <w:rPr>
+          <w:color w:val="000000"/>
+        </w:rPr>
+        <w:t>2.3. При расторжении брака: [Имущество при расторжении брака].</w:t>
       </w:r>
     </w:p>
     <w:p>
       <w:pPr>
         <w:pStyle w:val="Heading1"/>
+        <w:widowControl/>
       </w:pPr>
       <w:r>
-        <w:t>Действие договора</w:t>
+        <w:rPr>
+          <w:color w:val="000000"/>
+        </w:rPr>
+        <w:t>3. Действие и изменение договора</w:t>
       </w:r>
     </w:p>
     <w:p>
+      <w:pPr>
+        <w:widowControl/>
+      </w:pPr>
       <w:r>
-        <w:t>Договор подлежит нотариальному удостоверению. Если он заключён до регистрации брака, вступает в силу со дня государственной регистрации брака. Изменение и расторжение по соглашению сторон оформляются нотариально.</w:t>
+        <w:rPr>
+          <w:color w:val="000000"/>
+        </w:rPr>
+        <w:t>3.1. Договор подлежит нотариальному удостоверению. Если он заключён до регистрации брака, вступает в силу со дня государственной регистрации брака. Изменение и расторжение по соглашению сторон оформляются нотариально.</w:t>
       </w:r>
     </w:p>
     <w:p>
+      <w:pPr>
+        <w:widowControl/>
+      </w:pPr>
       <w:r>
-        <w:t>Договор не регулирует личные неимущественные отношения, права и обязанности в отношении детей и не ограничивает правоспособность, дееспособность или право на обращение в суд. Императивные ограничения Семейного кодекса РФ сохраняются.</w:t>
+        <w:rPr>
+          <w:color w:val="000000"/>
+        </w:rPr>
+        <w:t>3.2. Договор не регулирует личные неимущественные отношения, права и обязанности в отношении детей и не ограничивает правоспособность, дееспособность или право на обращение в суд. Императивные ограничения Семейного кодекса РФ сохраняются.</w:t>
       </w:r>
     </w:p>
     <w:p>
+      <w:pPr>
+        <w:widowControl/>
+      </w:pPr>
       <w:r>
-        <w:t>Дополнительные условия: [Дополнительные имущественные условия].</w:t>
+        <w:rPr>
+          <w:color w:val="000000"/>
+        </w:rPr>
+        <w:t>3.3. Дополнительные условия: [Дополнительные имущественные условия].</w:t>
       </w:r>
     </w:p>
     <w:p>
       <w:pPr>
         <w:pStyle w:val="Heading1"/>
+        <w:widowControl/>
       </w:pPr>
       <w:r>
-        <w:t>Реквизиты и подписи</w:t>
+        <w:rPr>
+          <w:color w:val="000000"/>
+        </w:rPr>
+        <w:t>4. Реквизиты и подписи сторон</w:t>
       </w:r>
     </w:p>
-    <w:p>
-      <w:r>
-        <w:t>Первая сторона: [Первый супруг или будущий супруг]. [Реквизиты первой стороны].</w:t>
-      </w:r>
-    </w:p>
-    <w:p>
-      <w:r>
-        <w:t>Подпись ____________________</w:t>
-      </w:r>
-    </w:p>
-    <w:p>
-      <w:r>
-        <w:t>Вторая сторона: [Второй супруг или будущий супруг]. [Реквизиты второй стороны].</w:t>
-      </w:r>
-    </w:p>
-    <w:p>
-      <w:r>
-        <w:t>Подпись ____________________</w:t>
-      </w:r>
-    </w:p>
+    <w:tbl>
+      <w:tblPr>
+        <w:tblW w:type="auto" w:w="0"/>
+        <w:jc w:val="center"/>
+        <w:tblLayout w:type="fixed"/>
+        <w:tblLook w:firstColumn="1" w:firstRow="1" w:lastColumn="0" w:lastRow="0" w:noHBand="0" w:noVBand="1" w:val="04A0"/>
+        <w:tblBorders>
+          <w:top w:val="single" w:sz="5" w:color="000000"/>
+          <w:left w:val="single" w:sz="5" w:color="000000"/>
+          <w:bottom w:val="single" w:sz="5" w:color="000000"/>
+          <w:right w:val="single" w:sz="5" w:color="000000"/>
+          <w:insideH w:val="single" w:sz="5" w:color="000000"/>
+          <w:insideV w:val="single" w:sz="5" w:color="000000"/>
+        </w:tblBorders>
+        <w:tblCellMar>
+          <w:top w:w="85" w:type="dxa"/>
+          <w:bottom w:w="85" w:type="dxa"/>
+          <w:left w:w="100" w:type="dxa"/>
+          <w:right w:w="100" w:type="dxa"/>
+        </w:tblCellMar>
+      </w:tblPr>
+      <w:tblGrid>
+        <w:gridCol w:w="4819"/>
+        <w:gridCol w:w="4819"/>
+      </w:tblGrid>
+      <w:tr>
+        <w:trPr>
+          <w:cantSplit/>
+          <w:tblHeader/>
+        </w:trPr>
+        <w:tc>
+          <w:tcPr>
+            <w:tcW w:type="dxa" w:w="4819"/>
+            <w:vAlign w:val="center"/>
+          </w:tcPr>
+          <w:p>
+            <w:pPr>
+              <w:spacing w:after="20" w:line="240" w:lineRule="auto"/>
+            </w:pPr>
+            <w:r>
+              <w:rPr>
+                <w:b/>
+                <w:sz w:val="21"/>
+                <w:color w:val="000000"/>
+              </w:rPr>
+              <w:t>ПЕРВЫЙ СУПРУГ</w:t>
+            </w:r>
+          </w:p>
+        </w:tc>
+        <w:tc>
+          <w:tcPr>
+            <w:tcW w:type="dxa" w:w="4819"/>
+            <w:vAlign w:val="center"/>
+          </w:tcPr>
+          <w:p>
+            <w:pPr>
+              <w:spacing w:after="20" w:line="240" w:lineRule="auto"/>
+            </w:pPr>
+            <w:r>
+              <w:rPr>
+                <w:b/>
+                <w:sz w:val="21"/>
+                <w:color w:val="000000"/>
+              </w:rPr>
+              <w:t>ВТОРОЙ СУПРУГ</w:t>
+            </w:r>
+          </w:p>
+        </w:tc>
+      </w:tr>
+      <w:tr>
+        <w:trPr>
+          <w:cantSplit/>
+        </w:trPr>
+        <w:tc>
+          <w:tcPr>
+            <w:tcW w:type="dxa" w:w="4819"/>
+            <w:vAlign w:val="center"/>
+          </w:tcPr>
+          <w:p>
+            <w:pPr>
+              <w:spacing w:after="20" w:line="240" w:lineRule="auto"/>
+            </w:pPr>
+            <w:r>
+              <w:rPr>
+                <w:b w:val="0"/>
+                <w:sz w:val="21"/>
+                <w:color w:val="000000"/>
+              </w:rPr>
+              <w:t>[Первый супруг или будущий супруг]</w:t>
+            </w:r>
+          </w:p>
+        </w:tc>
+        <w:tc>
+          <w:tcPr>
+            <w:tcW w:type="dxa" w:w="4819"/>
+            <w:vAlign w:val="center"/>
+          </w:tcPr>
+          <w:p>
+            <w:pPr>
+              <w:spacing w:after="20" w:line="240" w:lineRule="auto"/>
+            </w:pPr>
+            <w:r>
+              <w:rPr>
+                <w:b w:val="0"/>
+                <w:sz w:val="21"/>
+                <w:color w:val="000000"/>
+              </w:rPr>
+              <w:t>[Второй супруг или будущий супруг]</w:t>
+            </w:r>
+          </w:p>
+        </w:tc>
+      </w:tr>
+      <w:tr>
+        <w:trPr>
+          <w:cantSplit/>
+        </w:trPr>
+        <w:tc>
+          <w:tcPr>
+            <w:tcW w:type="dxa" w:w="4819"/>
+            <w:vAlign w:val="center"/>
+          </w:tcPr>
+          <w:p>
+            <w:pPr>
+              <w:spacing w:after="20" w:line="240" w:lineRule="auto"/>
+            </w:pPr>
+            <w:r>
+              <w:rPr>
+                <w:b w:val="0"/>
+                <w:sz w:val="21"/>
+                <w:color w:val="000000"/>
+              </w:rPr>
+              <w:t>[Реквизиты первой стороны]</w:t>
+            </w:r>
+          </w:p>
+        </w:tc>
+        <w:tc>
+          <w:tcPr>
+            <w:tcW w:type="dxa" w:w="4819"/>
+            <w:vAlign w:val="center"/>
+          </w:tcPr>
+          <w:p>
+            <w:pPr>
+              <w:spacing w:after="20" w:line="240" w:lineRule="auto"/>
+            </w:pPr>
+            <w:r>
+              <w:rPr>
+                <w:b w:val="0"/>
+                <w:sz w:val="21"/>
+                <w:color w:val="000000"/>
+              </w:rPr>
+              <w:t>[Реквизиты второй стороны]</w:t>
+            </w:r>
+          </w:p>
+        </w:tc>
+      </w:tr>
+      <w:tr>
+        <w:trPr>
+          <w:cantSplit/>
+        </w:trPr>
+        <w:tc>
+          <w:tcPr>
+            <w:tcW w:type="dxa" w:w="4819"/>
+            <w:vAlign w:val="center"/>
+          </w:tcPr>
+          <w:p>
+            <w:pPr>
+              <w:spacing w:after="20" w:line="240" w:lineRule="auto"/>
+            </w:pPr>
+            <w:r>
+              <w:rPr>
+                <w:b w:val="0"/>
+                <w:sz w:val="21"/>
+                <w:color w:val="000000"/>
+              </w:rPr>
+              <w:t>Подпись __________ / __________ /</w:t>
+            </w:r>
+          </w:p>
+        </w:tc>
+        <w:tc>
+          <w:tcPr>
+            <w:tcW w:type="dxa" w:w="4819"/>
+            <w:vAlign w:val="center"/>
+          </w:tcPr>
+          <w:p>
+            <w:pPr>
+              <w:spacing w:after="20" w:line="240" w:lineRule="auto"/>
+            </w:pPr>
+            <w:r>
+              <w:rPr>
+                <w:b w:val="0"/>
+                <w:sz w:val="21"/>
+                <w:color w:val="000000"/>
+              </w:rPr>
+              <w:t>Подпись __________ / __________ /</w:t>
+            </w:r>
+          </w:p>
+        </w:tc>
+      </w:tr>
+    </w:tbl>
     <w:sectPr>
       <w:footerReference w:type="default" r:id="rId9"/>
+      <w:headerReference w:type="default" r:id="rId10"/>
       <w:pgSz w:w="11906" w:h="16838"/>
-      <w:pgMar w:top="964" w:right="1134" w:bottom="964" w:left="1134" w:header="720" w:footer="720" w:gutter="0"/>
+      <w:pgMar w:top="1020" w:right="1020" w:bottom="1020" w:left="1247" w:header="720" w:footer="720" w:gutter="0"/>
       <w:cols w:space="720"/>
       <w:docGrid w:linePitch="360"/>
     </w:sectPr>
@@ -137,9 +707,26 @@
       <w:pStyle w:val="Footer"/>
       <w:jc w:val="center"/>
     </w:pPr>
+    <w:r>
+      <w:rPr>
+        <w:rFonts w:ascii="Times New Roman" w:hAnsi="Times New Roman"/>
+        <w:color w:val="000000"/>
+        <w:sz w:val="18"/>
+      </w:rPr>
+    </w:r>
     <w:fldSimple w:instr="PAGE"/>
   </w:p>
 </w:ftr>
+</file>
+
+<file path=word/header1.xml><?xml version="1.0" encoding="utf-8"?>
+<w:hdr xmlns:m="http://schemas.openxmlformats.org/officeDocument/2006/math" xmlns:mc="http://schemas.openxmlformats.org/markup-compatibility/2006" xmlns:mo="http://schemas.microsoft.com/office/mac/office/2008/main" xmlns:mv="urn:schemas-microsoft-com:mac:vml" xmlns:o="urn:schemas-microsoft-com:office:office" xmlns:r="http://schemas.openxmlformats.org/officeDocument/2006/relationships" xmlns:v="urn:schemas-microsoft-com:vml" xmlns:w10="urn:schemas-microsoft-com:office:word" xmlns:w14="http://schemas.microsoft.com/office/word/2010/wordml" xmlns:w="http://schemas.openxmlformats.org/wordprocessingml/2006/main" xmlns:wne="http://schemas.microsoft.com/office/word/2006/wordml" xmlns:wp14="http://schemas.microsoft.com/office/word/2010/wordprocessingDrawing" xmlns:wp="http://schemas.openxmlformats.org/drawingml/2006/wordprocessingDrawing" xmlns:wpc="http://schemas.microsoft.com/office/word/2010/wordprocessingCanvas" xmlns:wpg="http://schemas.microsoft.com/office/word/2010/wordprocessingGroup" xmlns:wpi="http://schemas.microsoft.com/office/word/2010/wordprocessingInk" xmlns:wps="http://schemas.microsoft.com/office/word/2010/wordprocessingShape" mc:Ignorable="w14 wp14">
+  <w:p>
+    <w:pPr>
+      <w:pStyle w:val="Header"/>
+    </w:pPr>
+  </w:p>
+</w:hdr>
 </file>
 
 <file path=word/numbering.xml><?xml version="1.0" encoding="utf-8"?>
@@ -506,7 +1093,7 @@
     <w:qFormat/>
     <w:rsid w:val="00FC693F"/>
     <w:pPr>
-      <w:spacing w:after="100" w:line="250" w:lineRule="auto"/>
+      <w:spacing w:after="100" w:line="254" w:lineRule="auto"/>
     </w:pPr>
     <w:rPr>
       <w:rFonts w:ascii="Times New Roman" w:hAnsi="Times New Roman" w:eastAsia="Times New Roman" w:cs="Times New Roman"/>
@@ -569,7 +1156,7 @@
     <w:pPr>
       <w:keepNext/>
       <w:keepLines/>
-      <w:spacing w:before="140" w:after="100" w:line="250" w:lineRule="auto"/>
+      <w:spacing w:before="180" w:after="100" w:line="254" w:lineRule="auto"/>
       <w:outlineLvl w:val="0"/>
     </w:pPr>
     <w:rPr>
@@ -577,7 +1164,7 @@
       <w:b/>
       <w:bCs/>
       <w:color w:val="000000"/>
-      <w:sz w:val="24"/>
+      <w:sz w:val="23"/>
       <w:szCs w:val="28"/>
     </w:rPr>
   </w:style>
@@ -593,15 +1180,15 @@
     <w:pPr>
       <w:keepNext/>
       <w:keepLines/>
-      <w:spacing w:before="200" w:after="0"/>
+      <w:spacing w:before="200" w:after="100" w:line="254" w:lineRule="auto"/>
       <w:outlineLvl w:val="1"/>
     </w:pPr>
     <w:rPr>
-      <w:rFonts w:asciiTheme="majorHAnsi" w:eastAsiaTheme="majorEastAsia" w:hAnsiTheme="majorHAnsi" w:cstheme="majorBidi"/>
+      <w:rFonts w:ascii="Times New Roman" w:hAnsi="Times New Roman" w:eastAsia="Times New Roman" w:cs="Times New Roman"/>
       <w:b/>
       <w:bCs/>
-      <w:color w:val="4F81BD" w:themeColor="accent1"/>
-      <w:sz w:val="26"/>
+      <w:color w:val="000000"/>
+      <w:sz w:val="22"/>
       <w:szCs w:val="26"/>
     </w:rPr>
   </w:style>
@@ -624,7 +1211,7 @@
       <w:rFonts w:asciiTheme="majorHAnsi" w:eastAsiaTheme="majorEastAsia" w:hAnsiTheme="majorHAnsi" w:cstheme="majorBidi"/>
       <w:b/>
       <w:bCs/>
-      <w:color w:val="4F81BD" w:themeColor="accent1"/>
+      <w:color w:val="000000"/>
     </w:rPr>
   </w:style>
   <w:style w:type="paragraph" w:styleId="Heading4">
@@ -649,7 +1236,7 @@
       <w:bCs/>
       <w:i/>
       <w:iCs/>
-      <w:color w:val="4F81BD" w:themeColor="accent1"/>
+      <w:color w:val="000000"/>
     </w:rPr>
   </w:style>
   <w:style w:type="paragraph" w:styleId="Heading5">
@@ -670,7 +1257,7 @@
     </w:pPr>
     <w:rPr>
       <w:rFonts w:asciiTheme="majorHAnsi" w:eastAsiaTheme="majorEastAsia" w:hAnsiTheme="majorHAnsi" w:cstheme="majorBidi"/>
-      <w:color w:val="243F60" w:themeColor="accent1" w:themeShade="7F"/>
+      <w:color w:val="000000"/>
     </w:rPr>
   </w:style>
   <w:style w:type="paragraph" w:styleId="Heading6">
@@ -693,7 +1280,7 @@
       <w:rFonts w:asciiTheme="majorHAnsi" w:eastAsiaTheme="majorEastAsia" w:hAnsiTheme="majorHAnsi" w:cstheme="majorBidi"/>
       <w:i/>
       <w:iCs/>
-      <w:color w:val="243F60" w:themeColor="accent1" w:themeShade="7F"/>
+      <w:color w:val="000000"/>
     </w:rPr>
   </w:style>
   <w:style w:type="paragraph" w:styleId="Heading7">
@@ -716,7 +1303,7 @@
       <w:rFonts w:asciiTheme="majorHAnsi" w:eastAsiaTheme="majorEastAsia" w:hAnsiTheme="majorHAnsi" w:cstheme="majorBidi"/>
       <w:i/>
       <w:iCs/>
-      <w:color w:val="404040" w:themeColor="text1" w:themeTint="BF"/>
+      <w:color w:val="000000"/>
     </w:rPr>
   </w:style>
   <w:style w:type="paragraph" w:styleId="Heading8">
@@ -737,7 +1324,7 @@
     </w:pPr>
     <w:rPr>
       <w:rFonts w:asciiTheme="majorHAnsi" w:eastAsiaTheme="majorEastAsia" w:hAnsiTheme="majorHAnsi" w:cstheme="majorBidi"/>
-      <w:color w:val="4F81BD" w:themeColor="accent1"/>
+      <w:color w:val="000000"/>
       <w:sz w:val="20"/>
       <w:szCs w:val="20"/>
     </w:rPr>
@@ -762,7 +1349,7 @@
       <w:rFonts w:asciiTheme="majorHAnsi" w:eastAsiaTheme="majorEastAsia" w:hAnsiTheme="majorHAnsi" w:cstheme="majorBidi"/>
       <w:i/>
       <w:iCs/>
-      <w:color w:val="404040" w:themeColor="text1" w:themeTint="BF"/>
+      <w:color w:val="000000"/>
       <w:sz w:val="20"/>
       <w:szCs w:val="20"/>
     </w:rPr>
@@ -813,7 +1400,7 @@
       <w:rFonts w:asciiTheme="majorHAnsi" w:eastAsiaTheme="majorEastAsia" w:hAnsiTheme="majorHAnsi" w:cstheme="majorBidi"/>
       <w:b/>
       <w:bCs/>
-      <w:color w:val="365F91" w:themeColor="accent1" w:themeShade="BF"/>
+      <w:color w:val="000000"/>
       <w:sz w:val="28"/>
       <w:szCs w:val="28"/>
     </w:rPr>
@@ -828,7 +1415,7 @@
       <w:rFonts w:asciiTheme="majorHAnsi" w:eastAsiaTheme="majorEastAsia" w:hAnsiTheme="majorHAnsi" w:cstheme="majorBidi"/>
       <w:b/>
       <w:bCs/>
-      <w:color w:val="4F81BD" w:themeColor="accent1"/>
+      <w:color w:val="000000"/>
       <w:sz w:val="26"/>
       <w:szCs w:val="26"/>
     </w:rPr>
@@ -843,7 +1430,7 @@
       <w:rFonts w:asciiTheme="majorHAnsi" w:eastAsiaTheme="majorEastAsia" w:hAnsiTheme="majorHAnsi" w:cstheme="majorBidi"/>
       <w:b/>
       <w:bCs/>
-      <w:color w:val="4F81BD" w:themeColor="accent1"/>
+      <w:color w:val="000000"/>
     </w:rPr>
   </w:style>
   <w:style w:type="paragraph" w:styleId="Title">
@@ -855,7 +1442,7 @@
     <w:qFormat/>
     <w:rsid w:val="00FC693F"/>
     <w:pPr>
-      <w:spacing w:after="100" w:line="250" w:lineRule="auto"/>
+      <w:spacing w:after="200" w:line="254" w:lineRule="auto"/>
       <w:contextualSpacing/>
     </w:pPr>
     <w:rPr>
@@ -864,7 +1451,7 @@
       <w:color w:val="000000"/>
       <w:spacing w:val="5"/>
       <w:kern w:val="28"/>
-      <w:sz w:val="32"/>
+      <w:sz w:val="28"/>
       <w:szCs w:val="52"/>
     </w:rPr>
   </w:style>
@@ -876,7 +1463,7 @@
     <w:rsid w:val="00FC693F"/>
     <w:rPr>
       <w:rFonts w:asciiTheme="majorHAnsi" w:eastAsiaTheme="majorEastAsia" w:hAnsiTheme="majorHAnsi" w:cstheme="majorBidi"/>
-      <w:color w:val="17365D" w:themeColor="text2" w:themeShade="BF"/>
+      <w:color w:val="000000"/>
       <w:spacing w:val="5"/>
       <w:kern w:val="28"/>
       <w:sz w:val="52"/>
@@ -900,7 +1487,7 @@
       <w:rFonts w:asciiTheme="majorHAnsi" w:eastAsiaTheme="majorEastAsia" w:hAnsiTheme="majorHAnsi" w:cstheme="majorBidi"/>
       <w:i/>
       <w:iCs/>
-      <w:color w:val="4F81BD" w:themeColor="accent1"/>
+      <w:color w:val="000000"/>
       <w:spacing w:val="15"/>
       <w:sz w:val="24"/>
       <w:szCs w:val="24"/>
@@ -916,7 +1503,7 @@
       <w:rFonts w:asciiTheme="majorHAnsi" w:eastAsiaTheme="majorEastAsia" w:hAnsiTheme="majorHAnsi" w:cstheme="majorBidi"/>
       <w:i/>
       <w:iCs/>
-      <w:color w:val="4F81BD" w:themeColor="accent1"/>
+      <w:color w:val="000000"/>
       <w:spacing w:val="15"/>
       <w:sz w:val="24"/>
       <w:szCs w:val="24"/>
@@ -1188,7 +1775,7 @@
     <w:rPr>
       <w:i/>
       <w:iCs/>
-      <w:color w:val="000000" w:themeColor="text1"/>
+      <w:color w:val="000000"/>
     </w:rPr>
   </w:style>
   <w:style w:type="character" w:customStyle="1" w:styleId="QuoteChar">
@@ -1200,7 +1787,7 @@
     <w:rPr>
       <w:i/>
       <w:iCs/>
-      <w:color w:val="000000" w:themeColor="text1"/>
+      <w:color w:val="000000"/>
     </w:rPr>
   </w:style>
   <w:style w:type="character" w:customStyle="1" w:styleId="Heading4Char">
@@ -1216,7 +1803,7 @@
       <w:bCs/>
       <w:i/>
       <w:iCs/>
-      <w:color w:val="4F81BD" w:themeColor="accent1"/>
+      <w:color w:val="000000"/>
     </w:rPr>
   </w:style>
   <w:style w:type="character" w:customStyle="1" w:styleId="Heading5Char">
@@ -1228,7 +1815,7 @@
     <w:rsid w:val="00FC693F"/>
     <w:rPr>
       <w:rFonts w:asciiTheme="majorHAnsi" w:eastAsiaTheme="majorEastAsia" w:hAnsiTheme="majorHAnsi" w:cstheme="majorBidi"/>
-      <w:color w:val="243F60" w:themeColor="accent1" w:themeShade="7F"/>
+      <w:color w:val="000000"/>
     </w:rPr>
   </w:style>
   <w:style w:type="character" w:customStyle="1" w:styleId="Heading6Char">
@@ -1242,7 +1829,7 @@
       <w:rFonts w:asciiTheme="majorHAnsi" w:eastAsiaTheme="majorEastAsia" w:hAnsiTheme="majorHAnsi" w:cstheme="majorBidi"/>
       <w:i/>
       <w:iCs/>
-      <w:color w:val="243F60" w:themeColor="accent1" w:themeShade="7F"/>
+      <w:color w:val="000000"/>
     </w:rPr>
   </w:style>
   <w:style w:type="character" w:customStyle="1" w:styleId="Heading7Char">
@@ -1256,7 +1843,7 @@
       <w:rFonts w:asciiTheme="majorHAnsi" w:eastAsiaTheme="majorEastAsia" w:hAnsiTheme="majorHAnsi" w:cstheme="majorBidi"/>
       <w:i/>
       <w:iCs/>
-      <w:color w:val="404040" w:themeColor="text1" w:themeTint="BF"/>
+      <w:color w:val="000000"/>
     </w:rPr>
   </w:style>
   <w:style w:type="character" w:customStyle="1" w:styleId="Heading8Char">
@@ -1268,7 +1855,7 @@
     <w:rsid w:val="00FC693F"/>
     <w:rPr>
       <w:rFonts w:asciiTheme="majorHAnsi" w:eastAsiaTheme="majorEastAsia" w:hAnsiTheme="majorHAnsi" w:cstheme="majorBidi"/>
-      <w:color w:val="4F81BD" w:themeColor="accent1"/>
+      <w:color w:val="000000"/>
       <w:sz w:val="20"/>
       <w:szCs w:val="20"/>
     </w:rPr>
@@ -1284,7 +1871,7 @@
       <w:rFonts w:asciiTheme="majorHAnsi" w:eastAsiaTheme="majorEastAsia" w:hAnsiTheme="majorHAnsi" w:cstheme="majorBidi"/>
       <w:i/>
       <w:iCs/>
-      <w:color w:val="404040" w:themeColor="text1" w:themeTint="BF"/>
+      <w:color w:val="000000"/>
       <w:sz w:val="20"/>
       <w:szCs w:val="20"/>
     </w:rPr>
@@ -1304,7 +1891,7 @@
     <w:rPr>
       <w:b/>
       <w:bCs/>
-      <w:color w:val="4F81BD" w:themeColor="accent1"/>
+      <w:color w:val="000000"/>
       <w:sz w:val="18"/>
       <w:szCs w:val="18"/>
     </w:rPr>
@@ -1348,7 +1935,7 @@
       <w:bCs/>
       <w:i/>
       <w:iCs/>
-      <w:color w:val="4F81BD" w:themeColor="accent1"/>
+      <w:color w:val="000000"/>
     </w:rPr>
   </w:style>
   <w:style w:type="character" w:customStyle="1" w:styleId="IntenseQuoteChar">
@@ -1362,7 +1949,7 @@
       <w:bCs/>
       <w:i/>
       <w:iCs/>
-      <w:color w:val="4F81BD" w:themeColor="accent1"/>
+      <w:color w:val="000000"/>
     </w:rPr>
   </w:style>
   <w:style w:type="character" w:styleId="SubtleEmphasis">
@@ -1374,7 +1961,7 @@
     <w:rPr>
       <w:i/>
       <w:iCs/>
-      <w:color w:val="808080" w:themeColor="text1" w:themeTint="7F"/>
+      <w:color w:val="000000"/>
     </w:rPr>
   </w:style>
   <w:style w:type="character" w:styleId="IntenseEmphasis">
@@ -1388,7 +1975,7 @@
       <w:bCs/>
       <w:i/>
       <w:iCs/>
-      <w:color w:val="4F81BD" w:themeColor="accent1"/>
+      <w:color w:val="000000"/>
     </w:rPr>
   </w:style>
   <w:style w:type="character" w:styleId="SubtleReference">
@@ -1399,7 +1986,7 @@
     <w:rsid w:val="00FC693F"/>
     <w:rPr>
       <w:smallCaps/>
-      <w:color w:val="C0504D" w:themeColor="accent2"/>
+      <w:color w:val="000000"/>
       <w:u w:val="single"/>
     </w:rPr>
   </w:style>
@@ -1413,7 +2000,7 @@
       <w:b/>
       <w:bCs/>
       <w:smallCaps/>
-      <w:color w:val="C0504D" w:themeColor="accent2"/>
+      <w:color w:val="000000"/>
       <w:spacing w:val="5"/>
       <w:u w:val="single"/>
     </w:rPr>
@@ -1479,7 +2066,7 @@
       <w:spacing w:after="0" w:line="240" w:lineRule="auto"/>
     </w:pPr>
     <w:rPr>
-      <w:color w:val="000000" w:themeColor="text1" w:themeShade="BF"/>
+      <w:color w:val="000000"/>
     </w:rPr>
     <w:tblPr>
       <w:tblStyleRowBandSize w:val="1"/>
@@ -1582,7 +2169,7 @@
       <w:spacing w:after="0" w:line="240" w:lineRule="auto"/>
     </w:pPr>
     <w:rPr>
-      <w:color w:val="365F91" w:themeColor="accent1" w:themeShade="BF"/>
+      <w:color w:val="000000"/>
     </w:rPr>
     <w:tblPr>
       <w:tblStyleRowBandSize w:val="1"/>
@@ -1685,7 +2272,7 @@
       <w:spacing w:after="0" w:line="240" w:lineRule="auto"/>
     </w:pPr>
     <w:rPr>
-      <w:color w:val="943634" w:themeColor="accent2" w:themeShade="BF"/>
+      <w:color w:val="000000"/>
     </w:rPr>
     <w:tblPr>
       <w:tblStyleRowBandSize w:val="1"/>
@@ -1788,7 +2375,7 @@
       <w:spacing w:after="0" w:line="240" w:lineRule="auto"/>
     </w:pPr>
     <w:rPr>
-      <w:color w:val="76923C" w:themeColor="accent3" w:themeShade="BF"/>
+      <w:color w:val="000000"/>
     </w:rPr>
     <w:tblPr>
       <w:tblStyleRowBandSize w:val="1"/>
@@ -1891,7 +2478,7 @@
       <w:spacing w:after="0" w:line="240" w:lineRule="auto"/>
     </w:pPr>
     <w:rPr>
-      <w:color w:val="5F497A" w:themeColor="accent4" w:themeShade="BF"/>
+      <w:color w:val="000000"/>
     </w:rPr>
     <w:tblPr>
       <w:tblStyleRowBandSize w:val="1"/>
@@ -1994,7 +2581,7 @@
       <w:spacing w:after="0" w:line="240" w:lineRule="auto"/>
     </w:pPr>
     <w:rPr>
-      <w:color w:val="31849B" w:themeColor="accent5" w:themeShade="BF"/>
+      <w:color w:val="000000"/>
     </w:rPr>
     <w:tblPr>
       <w:tblStyleRowBandSize w:val="1"/>
@@ -2097,7 +2684,7 @@
       <w:spacing w:after="0" w:line="240" w:lineRule="auto"/>
     </w:pPr>
     <w:rPr>
-      <w:color w:val="E36C0A" w:themeColor="accent6" w:themeShade="BF"/>
+      <w:color w:val="000000"/>
     </w:rPr>
     <w:tblPr>
       <w:tblStyleRowBandSize w:val="1"/>
@@ -2223,7 +2810,7 @@
       <w:rPr>
         <w:b/>
         <w:bCs/>
-        <w:color w:val="FFFFFF" w:themeColor="background1"/>
+        <w:color w:val="000000"/>
       </w:rPr>
       <w:tblPr/>
       <w:tcPr>
@@ -2315,7 +2902,7 @@
       <w:rPr>
         <w:b/>
         <w:bCs/>
-        <w:color w:val="FFFFFF" w:themeColor="background1"/>
+        <w:color w:val="000000"/>
       </w:rPr>
       <w:tblPr/>
       <w:tcPr>
@@ -2407,7 +2994,7 @@
       <w:rPr>
         <w:b/>
         <w:bCs/>
-        <w:color w:val="FFFFFF" w:themeColor="background1"/>
+        <w:color w:val="000000"/>
       </w:rPr>
       <w:tblPr/>
       <w:tcPr>
@@ -2499,7 +3086,7 @@
       <w:rPr>
         <w:b/>
         <w:bCs/>
-        <w:color w:val="FFFFFF" w:themeColor="background1"/>
+        <w:color w:val="000000"/>
       </w:rPr>
       <w:tblPr/>
       <w:tcPr>
@@ -2591,7 +3178,7 @@
       <w:rPr>
         <w:b/>
         <w:bCs/>
-        <w:color w:val="FFFFFF" w:themeColor="background1"/>
+        <w:color w:val="000000"/>
       </w:rPr>
       <w:tblPr/>
       <w:tcPr>
@@ -2683,7 +3270,7 @@
       <w:rPr>
         <w:b/>
         <w:bCs/>
-        <w:color w:val="FFFFFF" w:themeColor="background1"/>
+        <w:color w:val="000000"/>
       </w:rPr>
       <w:tblPr/>
       <w:tcPr>
@@ -2775,7 +3362,7 @@
       <w:rPr>
         <w:b/>
         <w:bCs/>
-        <w:color w:val="FFFFFF" w:themeColor="background1"/>
+        <w:color w:val="000000"/>
       </w:rPr>
       <w:tblPr/>
       <w:tcPr>
@@ -3778,7 +4365,7 @@
       <w:rPr>
         <w:b/>
         <w:bCs/>
-        <w:color w:val="FFFFFF" w:themeColor="background1"/>
+        <w:color w:val="000000"/>
       </w:rPr>
       <w:tblPr/>
       <w:tcPr>
@@ -3884,7 +4471,7 @@
       <w:rPr>
         <w:b/>
         <w:bCs/>
-        <w:color w:val="FFFFFF" w:themeColor="background1"/>
+        <w:color w:val="000000"/>
       </w:rPr>
       <w:tblPr/>
       <w:tcPr>
@@ -3990,7 +4577,7 @@
       <w:rPr>
         <w:b/>
         <w:bCs/>
-        <w:color w:val="FFFFFF" w:themeColor="background1"/>
+        <w:color w:val="000000"/>
       </w:rPr>
       <w:tblPr/>
       <w:tcPr>
@@ -4096,7 +4683,7 @@
       <w:rPr>
         <w:b/>
         <w:bCs/>
-        <w:color w:val="FFFFFF" w:themeColor="background1"/>
+        <w:color w:val="000000"/>
       </w:rPr>
       <w:tblPr/>
       <w:tcPr>
@@ -4202,7 +4789,7 @@
       <w:rPr>
         <w:b/>
         <w:bCs/>
-        <w:color w:val="FFFFFF" w:themeColor="background1"/>
+        <w:color w:val="000000"/>
       </w:rPr>
       <w:tblPr/>
       <w:tcPr>
@@ -4308,7 +4895,7 @@
       <w:rPr>
         <w:b/>
         <w:bCs/>
-        <w:color w:val="FFFFFF" w:themeColor="background1"/>
+        <w:color w:val="000000"/>
       </w:rPr>
       <w:tblPr/>
       <w:tcPr>
@@ -4414,7 +5001,7 @@
       <w:rPr>
         <w:b/>
         <w:bCs/>
-        <w:color w:val="FFFFFF" w:themeColor="background1"/>
+        <w:color w:val="000000"/>
       </w:rPr>
       <w:tblPr/>
       <w:tcPr>
@@ -4517,7 +5104,7 @@
       <w:rPr>
         <w:b/>
         <w:bCs/>
-        <w:color w:val="FFFFFF" w:themeColor="background1"/>
+        <w:color w:val="000000"/>
       </w:rPr>
       <w:tblPr/>
       <w:tcPr>
@@ -4537,7 +5124,7 @@
         <w:spacing w:before="0" w:after="0" w:line="240" w:lineRule="auto"/>
       </w:pPr>
       <w:rPr>
-        <w:color w:val="auto"/>
+        <w:color w:val="000000"/>
       </w:rPr>
       <w:tblPr/>
       <w:tcPr>
@@ -4556,7 +5143,7 @@
       <w:rPr>
         <w:b/>
         <w:bCs/>
-        <w:color w:val="FFFFFF" w:themeColor="background1"/>
+        <w:color w:val="000000"/>
       </w:rPr>
       <w:tblPr/>
       <w:tcPr>
@@ -4575,7 +5162,7 @@
       <w:rPr>
         <w:b/>
         <w:bCs/>
-        <w:color w:val="FFFFFF" w:themeColor="background1"/>
+        <w:color w:val="000000"/>
       </w:rPr>
       <w:tblPr/>
       <w:tcPr>
@@ -4621,7 +5208,7 @@
     </w:tblStylePr>
     <w:tblStylePr w:type="nwCell">
       <w:rPr>
-        <w:color w:val="FFFFFF" w:themeColor="background1"/>
+        <w:color w:val="000000"/>
       </w:rPr>
       <w:tblPr/>
       <w:tcPr>
@@ -4666,7 +5253,7 @@
       <w:rPr>
         <w:b/>
         <w:bCs/>
-        <w:color w:val="FFFFFF" w:themeColor="background1"/>
+        <w:color w:val="000000"/>
       </w:rPr>
       <w:tblPr/>
       <w:tcPr>
@@ -4686,7 +5273,7 @@
         <w:spacing w:before="0" w:after="0" w:line="240" w:lineRule="auto"/>
       </w:pPr>
       <w:rPr>
-        <w:color w:val="auto"/>
+        <w:color w:val="000000"/>
       </w:rPr>
       <w:tblPr/>
       <w:tcPr>
@@ -4705,7 +5292,7 @@
       <w:rPr>
         <w:b/>
         <w:bCs/>
-        <w:color w:val="FFFFFF" w:themeColor="background1"/>
+        <w:color w:val="000000"/>
       </w:rPr>
       <w:tblPr/>
       <w:tcPr>
@@ -4724,7 +5311,7 @@
       <w:rPr>
         <w:b/>
         <w:bCs/>
-        <w:color w:val="FFFFFF" w:themeColor="background1"/>
+        <w:color w:val="000000"/>
       </w:rPr>
       <w:tblPr/>
       <w:tcPr>
@@ -4770,7 +5357,7 @@
     </w:tblStylePr>
     <w:tblStylePr w:type="nwCell">
       <w:rPr>
-        <w:color w:val="FFFFFF" w:themeColor="background1"/>
+        <w:color w:val="000000"/>
       </w:rPr>
       <w:tblPr/>
       <w:tcPr>
@@ -4815,7 +5402,7 @@
       <w:rPr>
         <w:b/>
         <w:bCs/>
-        <w:color w:val="FFFFFF" w:themeColor="background1"/>
+        <w:color w:val="000000"/>
       </w:rPr>
       <w:tblPr/>
       <w:tcPr>
@@ -4835,7 +5422,7 @@
         <w:spacing w:before="0" w:after="0" w:line="240" w:lineRule="auto"/>
       </w:pPr>
       <w:rPr>
-        <w:color w:val="auto"/>
+        <w:color w:val="000000"/>
       </w:rPr>
       <w:tblPr/>
       <w:tcPr>
@@ -4854,7 +5441,7 @@
       <w:rPr>
         <w:b/>
         <w:bCs/>
-        <w:color w:val="FFFFFF" w:themeColor="background1"/>
+        <w:color w:val="000000"/>
       </w:rPr>
       <w:tblPr/>
       <w:tcPr>
@@ -4873,7 +5460,7 @@
       <w:rPr>
         <w:b/>
         <w:bCs/>
-        <w:color w:val="FFFFFF" w:themeColor="background1"/>
+        <w:color w:val="000000"/>
       </w:rPr>
       <w:tblPr/>
       <w:tcPr>
@@ -4919,7 +5506,7 @@
     </w:tblStylePr>
     <w:tblStylePr w:type="nwCell">
       <w:rPr>
-        <w:color w:val="FFFFFF" w:themeColor="background1"/>
+        <w:color w:val="000000"/>
       </w:rPr>
       <w:tblPr/>
       <w:tcPr>
@@ -4964,7 +5551,7 @@
       <w:rPr>
         <w:b/>
         <w:bCs/>
-        <w:color w:val="FFFFFF" w:themeColor="background1"/>
+        <w:color w:val="000000"/>
       </w:rPr>
       <w:tblPr/>
       <w:tcPr>
@@ -4984,7 +5571,7 @@
         <w:spacing w:before="0" w:after="0" w:line="240" w:lineRule="auto"/>
       </w:pPr>
       <w:rPr>
-        <w:color w:val="auto"/>
+        <w:color w:val="000000"/>
       </w:rPr>
       <w:tblPr/>
       <w:tcPr>
@@ -5003,7 +5590,7 @@
       <w:rPr>
         <w:b/>
         <w:bCs/>
-        <w:color w:val="FFFFFF" w:themeColor="background1"/>
+        <w:color w:val="000000"/>
       </w:rPr>
       <w:tblPr/>
       <w:tcPr>
@@ -5022,7 +5609,7 @@
       <w:rPr>
         <w:b/>
         <w:bCs/>
-        <w:color w:val="FFFFFF" w:themeColor="background1"/>
+        <w:color w:val="000000"/>
       </w:rPr>
       <w:tblPr/>
       <w:tcPr>
@@ -5068,7 +5655,7 @@
     </w:tblStylePr>
     <w:tblStylePr w:type="nwCell">
       <w:rPr>
-        <w:color w:val="FFFFFF" w:themeColor="background1"/>
+        <w:color w:val="000000"/>
       </w:rPr>
       <w:tblPr/>
       <w:tcPr>
@@ -5113,7 +5700,7 @@
       <w:rPr>
         <w:b/>
         <w:bCs/>
-        <w:color w:val="FFFFFF" w:themeColor="background1"/>
+        <w:color w:val="000000"/>
       </w:rPr>
       <w:tblPr/>
       <w:tcPr>
@@ -5133,7 +5720,7 @@
         <w:spacing w:before="0" w:after="0" w:line="240" w:lineRule="auto"/>
       </w:pPr>
       <w:rPr>
-        <w:color w:val="auto"/>
+        <w:color w:val="000000"/>
       </w:rPr>
       <w:tblPr/>
       <w:tcPr>
@@ -5152,7 +5739,7 @@
       <w:rPr>
         <w:b/>
         <w:bCs/>
-        <w:color w:val="FFFFFF" w:themeColor="background1"/>
+        <w:color w:val="000000"/>
       </w:rPr>
       <w:tblPr/>
       <w:tcPr>
@@ -5171,7 +5758,7 @@
       <w:rPr>
         <w:b/>
         <w:bCs/>
-        <w:color w:val="FFFFFF" w:themeColor="background1"/>
+        <w:color w:val="000000"/>
       </w:rPr>
       <w:tblPr/>
       <w:tcPr>
@@ -5217,7 +5804,7 @@
     </w:tblStylePr>
     <w:tblStylePr w:type="nwCell">
       <w:rPr>
-        <w:color w:val="FFFFFF" w:themeColor="background1"/>
+        <w:color w:val="000000"/>
       </w:rPr>
       <w:tblPr/>
       <w:tcPr>
@@ -5262,7 +5849,7 @@
       <w:rPr>
         <w:b/>
         <w:bCs/>
-        <w:color w:val="FFFFFF" w:themeColor="background1"/>
+        <w:color w:val="000000"/>
       </w:rPr>
       <w:tblPr/>
       <w:tcPr>
@@ -5282,7 +5869,7 @@
         <w:spacing w:before="0" w:after="0" w:line="240" w:lineRule="auto"/>
       </w:pPr>
       <w:rPr>
-        <w:color w:val="auto"/>
+        <w:color w:val="000000"/>
       </w:rPr>
       <w:tblPr/>
       <w:tcPr>
@@ -5301,7 +5888,7 @@
       <w:rPr>
         <w:b/>
         <w:bCs/>
-        <w:color w:val="FFFFFF" w:themeColor="background1"/>
+        <w:color w:val="000000"/>
       </w:rPr>
       <w:tblPr/>
       <w:tcPr>
@@ -5320,7 +5907,7 @@
       <w:rPr>
         <w:b/>
         <w:bCs/>
-        <w:color w:val="FFFFFF" w:themeColor="background1"/>
+        <w:color w:val="000000"/>
       </w:rPr>
       <w:tblPr/>
       <w:tcPr>
@@ -5366,7 +5953,7 @@
     </w:tblStylePr>
     <w:tblStylePr w:type="nwCell">
       <w:rPr>
-        <w:color w:val="FFFFFF" w:themeColor="background1"/>
+        <w:color w:val="000000"/>
       </w:rPr>
       <w:tblPr/>
       <w:tcPr>
@@ -5411,7 +5998,7 @@
       <w:rPr>
         <w:b/>
         <w:bCs/>
-        <w:color w:val="FFFFFF" w:themeColor="background1"/>
+        <w:color w:val="000000"/>
       </w:rPr>
       <w:tblPr/>
       <w:tcPr>
@@ -5431,7 +6018,7 @@
         <w:spacing w:before="0" w:after="0" w:line="240" w:lineRule="auto"/>
       </w:pPr>
       <w:rPr>
-        <w:color w:val="auto"/>
+        <w:color w:val="000000"/>
       </w:rPr>
       <w:tblPr/>
       <w:tcPr>
@@ -5450,7 +6037,7 @@
       <w:rPr>
         <w:b/>
         <w:bCs/>
-        <w:color w:val="FFFFFF" w:themeColor="background1"/>
+        <w:color w:val="000000"/>
       </w:rPr>
       <w:tblPr/>
       <w:tcPr>
@@ -5469,7 +6056,7 @@
       <w:rPr>
         <w:b/>
         <w:bCs/>
-        <w:color w:val="FFFFFF" w:themeColor="background1"/>
+        <w:color w:val="000000"/>
       </w:rPr>
       <w:tblPr/>
       <w:tcPr>
@@ -5515,7 +6102,7 @@
     </w:tblStylePr>
     <w:tblStylePr w:type="nwCell">
       <w:rPr>
-        <w:color w:val="FFFFFF" w:themeColor="background1"/>
+        <w:color w:val="000000"/>
       </w:rPr>
       <w:tblPr/>
       <w:tcPr>
@@ -5539,7 +6126,7 @@
       <w:spacing w:after="0" w:line="240" w:lineRule="auto"/>
     </w:pPr>
     <w:rPr>
-      <w:color w:val="000000" w:themeColor="text1"/>
+      <w:color w:val="000000"/>
     </w:rPr>
     <w:tblPr>
       <w:tblStyleRowBandSize w:val="1"/>
@@ -5572,7 +6159,7 @@
       <w:rPr>
         <w:b/>
         <w:bCs/>
-        <w:color w:val="1F497D" w:themeColor="text2"/>
+        <w:color w:val="000000"/>
       </w:rPr>
       <w:tblPr/>
       <w:tcPr>
@@ -5623,7 +6210,7 @@
       <w:spacing w:after="0" w:line="240" w:lineRule="auto"/>
     </w:pPr>
     <w:rPr>
-      <w:color w:val="000000" w:themeColor="text1"/>
+      <w:color w:val="000000"/>
     </w:rPr>
     <w:tblPr>
       <w:tblStyleRowBandSize w:val="1"/>
@@ -5656,7 +6243,7 @@
       <w:rPr>
         <w:b/>
         <w:bCs/>
-        <w:color w:val="1F497D" w:themeColor="text2"/>
+        <w:color w:val="000000"/>
       </w:rPr>
       <w:tblPr/>
       <w:tcPr>
@@ -5707,7 +6294,7 @@
       <w:spacing w:after="0" w:line="240" w:lineRule="auto"/>
     </w:pPr>
     <w:rPr>
-      <w:color w:val="000000" w:themeColor="text1"/>
+      <w:color w:val="000000"/>
     </w:rPr>
     <w:tblPr>
       <w:tblStyleRowBandSize w:val="1"/>
@@ -5740,7 +6327,7 @@
       <w:rPr>
         <w:b/>
         <w:bCs/>
-        <w:color w:val="1F497D" w:themeColor="text2"/>
+        <w:color w:val="000000"/>
       </w:rPr>
       <w:tblPr/>
       <w:tcPr>
@@ -5791,7 +6378,7 @@
       <w:spacing w:after="0" w:line="240" w:lineRule="auto"/>
     </w:pPr>
     <w:rPr>
-      <w:color w:val="000000" w:themeColor="text1"/>
+      <w:color w:val="000000"/>
     </w:rPr>
     <w:tblPr>
       <w:tblStyleRowBandSize w:val="1"/>
@@ -5824,7 +6411,7 @@
       <w:rPr>
         <w:b/>
         <w:bCs/>
-        <w:color w:val="1F497D" w:themeColor="text2"/>
+        <w:color w:val="000000"/>
       </w:rPr>
       <w:tblPr/>
       <w:tcPr>
@@ -5875,7 +6462,7 @@
       <w:spacing w:after="0" w:line="240" w:lineRule="auto"/>
     </w:pPr>
     <w:rPr>
-      <w:color w:val="000000" w:themeColor="text1"/>
+      <w:color w:val="000000"/>
     </w:rPr>
     <w:tblPr>
       <w:tblStyleRowBandSize w:val="1"/>
@@ -5908,7 +6495,7 @@
       <w:rPr>
         <w:b/>
         <w:bCs/>
-        <w:color w:val="1F497D" w:themeColor="text2"/>
+        <w:color w:val="000000"/>
       </w:rPr>
       <w:tblPr/>
       <w:tcPr>
@@ -5959,7 +6546,7 @@
       <w:spacing w:after="0" w:line="240" w:lineRule="auto"/>
     </w:pPr>
     <w:rPr>
-      <w:color w:val="000000" w:themeColor="text1"/>
+      <w:color w:val="000000"/>
     </w:rPr>
     <w:tblPr>
       <w:tblStyleRowBandSize w:val="1"/>
@@ -5992,7 +6579,7 @@
       <w:rPr>
         <w:b/>
         <w:bCs/>
-        <w:color w:val="1F497D" w:themeColor="text2"/>
+        <w:color w:val="000000"/>
       </w:rPr>
       <w:tblPr/>
       <w:tcPr>
@@ -6043,7 +6630,7 @@
       <w:spacing w:after="0" w:line="240" w:lineRule="auto"/>
     </w:pPr>
     <w:rPr>
-      <w:color w:val="000000" w:themeColor="text1"/>
+      <w:color w:val="000000"/>
     </w:rPr>
     <w:tblPr>
       <w:tblStyleRowBandSize w:val="1"/>
@@ -6076,7 +6663,7 @@
       <w:rPr>
         <w:b/>
         <w:bCs/>
-        <w:color w:val="1F497D" w:themeColor="text2"/>
+        <w:color w:val="000000"/>
       </w:rPr>
       <w:tblPr/>
       <w:tcPr>
@@ -6128,7 +6715,7 @@
     </w:pPr>
     <w:rPr>
       <w:rFonts w:asciiTheme="majorHAnsi" w:eastAsiaTheme="majorEastAsia" w:hAnsiTheme="majorHAnsi" w:cstheme="majorBidi"/>
-      <w:color w:val="000000" w:themeColor="text1"/>
+      <w:color w:val="000000"/>
     </w:rPr>
     <w:tblPr>
       <w:tblStyleRowBandSize w:val="1"/>
@@ -6256,7 +6843,7 @@
     </w:pPr>
     <w:rPr>
       <w:rFonts w:asciiTheme="majorHAnsi" w:eastAsiaTheme="majorEastAsia" w:hAnsiTheme="majorHAnsi" w:cstheme="majorBidi"/>
-      <w:color w:val="000000" w:themeColor="text1"/>
+      <w:color w:val="000000"/>
     </w:rPr>
     <w:tblPr>
       <w:tblStyleRowBandSize w:val="1"/>
@@ -6384,7 +6971,7 @@
     </w:pPr>
     <w:rPr>
       <w:rFonts w:asciiTheme="majorHAnsi" w:eastAsiaTheme="majorEastAsia" w:hAnsiTheme="majorHAnsi" w:cstheme="majorBidi"/>
-      <w:color w:val="000000" w:themeColor="text1"/>
+      <w:color w:val="000000"/>
     </w:rPr>
     <w:tblPr>
       <w:tblStyleRowBandSize w:val="1"/>
@@ -6512,7 +7099,7 @@
     </w:pPr>
     <w:rPr>
       <w:rFonts w:asciiTheme="majorHAnsi" w:eastAsiaTheme="majorEastAsia" w:hAnsiTheme="majorHAnsi" w:cstheme="majorBidi"/>
-      <w:color w:val="000000" w:themeColor="text1"/>
+      <w:color w:val="000000"/>
     </w:rPr>
     <w:tblPr>
       <w:tblStyleRowBandSize w:val="1"/>
@@ -6640,7 +7227,7 @@
     </w:pPr>
     <w:rPr>
       <w:rFonts w:asciiTheme="majorHAnsi" w:eastAsiaTheme="majorEastAsia" w:hAnsiTheme="majorHAnsi" w:cstheme="majorBidi"/>
-      <w:color w:val="000000" w:themeColor="text1"/>
+      <w:color w:val="000000"/>
     </w:rPr>
     <w:tblPr>
       <w:tblStyleRowBandSize w:val="1"/>
@@ -6768,7 +7355,7 @@
     </w:pPr>
     <w:rPr>
       <w:rFonts w:asciiTheme="majorHAnsi" w:eastAsiaTheme="majorEastAsia" w:hAnsiTheme="majorHAnsi" w:cstheme="majorBidi"/>
-      <w:color w:val="000000" w:themeColor="text1"/>
+      <w:color w:val="000000"/>
     </w:rPr>
     <w:tblPr>
       <w:tblStyleRowBandSize w:val="1"/>
@@ -6896,7 +7483,7 @@
     </w:pPr>
     <w:rPr>
       <w:rFonts w:asciiTheme="majorHAnsi" w:eastAsiaTheme="majorEastAsia" w:hAnsiTheme="majorHAnsi" w:cstheme="majorBidi"/>
-      <w:color w:val="000000" w:themeColor="text1"/>
+      <w:color w:val="000000"/>
     </w:rPr>
     <w:tblPr>
       <w:tblStyleRowBandSize w:val="1"/>
@@ -7535,7 +8122,7 @@
     </w:pPr>
     <w:rPr>
       <w:rFonts w:asciiTheme="majorHAnsi" w:eastAsiaTheme="majorEastAsia" w:hAnsiTheme="majorHAnsi" w:cstheme="majorBidi"/>
-      <w:color w:val="000000" w:themeColor="text1"/>
+      <w:color w:val="000000"/>
     </w:rPr>
     <w:tblPr>
       <w:tblStyleRowBandSize w:val="1"/>
@@ -7563,7 +8150,7 @@
       <w:rPr>
         <w:b/>
         <w:bCs/>
-        <w:color w:val="000000" w:themeColor="text1"/>
+        <w:color w:val="000000"/>
       </w:rPr>
       <w:tblPr/>
       <w:tcPr>
@@ -7574,7 +8161,7 @@
       <w:rPr>
         <w:b/>
         <w:bCs/>
-        <w:color w:val="000000" w:themeColor="text1"/>
+        <w:color w:val="000000"/>
       </w:rPr>
       <w:tblPr/>
       <w:tcPr>
@@ -7593,7 +8180,7 @@
       <w:rPr>
         <w:b/>
         <w:bCs/>
-        <w:color w:val="000000" w:themeColor="text1"/>
+        <w:color w:val="000000"/>
       </w:rPr>
       <w:tblPr/>
       <w:tcPr>
@@ -7612,7 +8199,7 @@
       <w:rPr>
         <w:b w:val="0"/>
         <w:bCs w:val="0"/>
-        <w:color w:val="000000" w:themeColor="text1"/>
+        <w:color w:val="000000"/>
       </w:rPr>
       <w:tblPr/>
       <w:tcPr>
@@ -7660,7 +8247,7 @@
     </w:pPr>
     <w:rPr>
       <w:rFonts w:asciiTheme="majorHAnsi" w:eastAsiaTheme="majorEastAsia" w:hAnsiTheme="majorHAnsi" w:cstheme="majorBidi"/>
-      <w:color w:val="000000" w:themeColor="text1"/>
+      <w:color w:val="000000"/>
     </w:rPr>
     <w:tblPr>
       <w:tblStyleRowBandSize w:val="1"/>
@@ -7688,7 +8275,7 @@
       <w:rPr>
         <w:b/>
         <w:bCs/>
-        <w:color w:val="000000" w:themeColor="text1"/>
+        <w:color w:val="000000"/>
       </w:rPr>
       <w:tblPr/>
       <w:tcPr>
@@ -7699,7 +8286,7 @@
       <w:rPr>
         <w:b/>
         <w:bCs/>
-        <w:color w:val="000000" w:themeColor="text1"/>
+        <w:color w:val="000000"/>
       </w:rPr>
       <w:tblPr/>
       <w:tcPr>
@@ -7718,7 +8305,7 @@
       <w:rPr>
         <w:b/>
         <w:bCs/>
-        <w:color w:val="000000" w:themeColor="text1"/>
+        <w:color w:val="000000"/>
       </w:rPr>
       <w:tblPr/>
       <w:tcPr>
@@ -7737,7 +8324,7 @@
       <w:rPr>
         <w:b w:val="0"/>
         <w:bCs w:val="0"/>
-        <w:color w:val="000000" w:themeColor="text1"/>
+        <w:color w:val="000000"/>
       </w:rPr>
       <w:tblPr/>
       <w:tcPr>
@@ -7785,7 +8372,7 @@
     </w:pPr>
     <w:rPr>
       <w:rFonts w:asciiTheme="majorHAnsi" w:eastAsiaTheme="majorEastAsia" w:hAnsiTheme="majorHAnsi" w:cstheme="majorBidi"/>
-      <w:color w:val="000000" w:themeColor="text1"/>
+      <w:color w:val="000000"/>
     </w:rPr>
     <w:tblPr>
       <w:tblStyleRowBandSize w:val="1"/>
@@ -7813,7 +8400,7 @@
       <w:rPr>
         <w:b/>
         <w:bCs/>
-        <w:color w:val="000000" w:themeColor="text1"/>
+        <w:color w:val="000000"/>
       </w:rPr>
       <w:tblPr/>
       <w:tcPr>
@@ -7824,7 +8411,7 @@
       <w:rPr>
         <w:b/>
         <w:bCs/>
-        <w:color w:val="000000" w:themeColor="text1"/>
+        <w:color w:val="000000"/>
       </w:rPr>
       <w:tblPr/>
       <w:tcPr>
@@ -7843,7 +8430,7 @@
       <w:rPr>
         <w:b/>
         <w:bCs/>
-        <w:color w:val="000000" w:themeColor="text1"/>
+        <w:color w:val="000000"/>
       </w:rPr>
       <w:tblPr/>
       <w:tcPr>
@@ -7862,7 +8449,7 @@
       <w:rPr>
         <w:b w:val="0"/>
         <w:bCs w:val="0"/>
-        <w:color w:val="000000" w:themeColor="text1"/>
+        <w:color w:val="000000"/>
       </w:rPr>
       <w:tblPr/>
       <w:tcPr>
@@ -7910,7 +8497,7 @@
     </w:pPr>
     <w:rPr>
       <w:rFonts w:asciiTheme="majorHAnsi" w:eastAsiaTheme="majorEastAsia" w:hAnsiTheme="majorHAnsi" w:cstheme="majorBidi"/>
-      <w:color w:val="000000" w:themeColor="text1"/>
+      <w:color w:val="000000"/>
     </w:rPr>
     <w:tblPr>
       <w:tblStyleRowBandSize w:val="1"/>
@@ -7938,7 +8525,7 @@
       <w:rPr>
         <w:b/>
         <w:bCs/>
-        <w:color w:val="000000" w:themeColor="text1"/>
+        <w:color w:val="000000"/>
       </w:rPr>
       <w:tblPr/>
       <w:tcPr>
@@ -7949,7 +8536,7 @@
       <w:rPr>
         <w:b/>
         <w:bCs/>
-        <w:color w:val="000000" w:themeColor="text1"/>
+        <w:color w:val="000000"/>
       </w:rPr>
       <w:tblPr/>
       <w:tcPr>
@@ -7968,7 +8555,7 @@
       <w:rPr>
         <w:b/>
         <w:bCs/>
-        <w:color w:val="000000" w:themeColor="text1"/>
+        <w:color w:val="000000"/>
       </w:rPr>
       <w:tblPr/>
       <w:tcPr>
@@ -7987,7 +8574,7 @@
       <w:rPr>
         <w:b w:val="0"/>
         <w:bCs w:val="0"/>
-        <w:color w:val="000000" w:themeColor="text1"/>
+        <w:color w:val="000000"/>
       </w:rPr>
       <w:tblPr/>
       <w:tcPr>
@@ -8035,7 +8622,7 @@
     </w:pPr>
     <w:rPr>
       <w:rFonts w:asciiTheme="majorHAnsi" w:eastAsiaTheme="majorEastAsia" w:hAnsiTheme="majorHAnsi" w:cstheme="majorBidi"/>
-      <w:color w:val="000000" w:themeColor="text1"/>
+      <w:color w:val="000000"/>
     </w:rPr>
     <w:tblPr>
       <w:tblStyleRowBandSize w:val="1"/>
@@ -8063,7 +8650,7 @@
       <w:rPr>
         <w:b/>
         <w:bCs/>
-        <w:color w:val="000000" w:themeColor="text1"/>
+        <w:color w:val="000000"/>
       </w:rPr>
       <w:tblPr/>
       <w:tcPr>
@@ -8074,7 +8661,7 @@
       <w:rPr>
         <w:b/>
         <w:bCs/>
-        <w:color w:val="000000" w:themeColor="text1"/>
+        <w:color w:val="000000"/>
       </w:rPr>
       <w:tblPr/>
       <w:tcPr>
@@ -8093,7 +8680,7 @@
       <w:rPr>
         <w:b/>
         <w:bCs/>
-        <w:color w:val="000000" w:themeColor="text1"/>
+        <w:color w:val="000000"/>
       </w:rPr>
       <w:tblPr/>
       <w:tcPr>
@@ -8112,7 +8699,7 @@
       <w:rPr>
         <w:b w:val="0"/>
         <w:bCs w:val="0"/>
-        <w:color w:val="000000" w:themeColor="text1"/>
+        <w:color w:val="000000"/>
       </w:rPr>
       <w:tblPr/>
       <w:tcPr>
@@ -8160,7 +8747,7 @@
     </w:pPr>
     <w:rPr>
       <w:rFonts w:asciiTheme="majorHAnsi" w:eastAsiaTheme="majorEastAsia" w:hAnsiTheme="majorHAnsi" w:cstheme="majorBidi"/>
-      <w:color w:val="000000" w:themeColor="text1"/>
+      <w:color w:val="000000"/>
     </w:rPr>
     <w:tblPr>
       <w:tblStyleRowBandSize w:val="1"/>
@@ -8188,7 +8775,7 @@
       <w:rPr>
         <w:b/>
         <w:bCs/>
-        <w:color w:val="000000" w:themeColor="text1"/>
+        <w:color w:val="000000"/>
       </w:rPr>
       <w:tblPr/>
       <w:tcPr>
@@ -8199,7 +8786,7 @@
       <w:rPr>
         <w:b/>
         <w:bCs/>
-        <w:color w:val="000000" w:themeColor="text1"/>
+        <w:color w:val="000000"/>
       </w:rPr>
       <w:tblPr/>
       <w:tcPr>
@@ -8218,7 +8805,7 @@
       <w:rPr>
         <w:b/>
         <w:bCs/>
-        <w:color w:val="000000" w:themeColor="text1"/>
+        <w:color w:val="000000"/>
       </w:rPr>
       <w:tblPr/>
       <w:tcPr>
@@ -8237,7 +8824,7 @@
       <w:rPr>
         <w:b w:val="0"/>
         <w:bCs w:val="0"/>
-        <w:color w:val="000000" w:themeColor="text1"/>
+        <w:color w:val="000000"/>
       </w:rPr>
       <w:tblPr/>
       <w:tcPr>
@@ -8285,7 +8872,7 @@
     </w:pPr>
     <w:rPr>
       <w:rFonts w:asciiTheme="majorHAnsi" w:eastAsiaTheme="majorEastAsia" w:hAnsiTheme="majorHAnsi" w:cstheme="majorBidi"/>
-      <w:color w:val="000000" w:themeColor="text1"/>
+      <w:color w:val="000000"/>
     </w:rPr>
     <w:tblPr>
       <w:tblStyleRowBandSize w:val="1"/>
@@ -8313,7 +8900,7 @@
       <w:rPr>
         <w:b/>
         <w:bCs/>
-        <w:color w:val="000000" w:themeColor="text1"/>
+        <w:color w:val="000000"/>
       </w:rPr>
       <w:tblPr/>
       <w:tcPr>
@@ -8324,7 +8911,7 @@
       <w:rPr>
         <w:b/>
         <w:bCs/>
-        <w:color w:val="000000" w:themeColor="text1"/>
+        <w:color w:val="000000"/>
       </w:rPr>
       <w:tblPr/>
       <w:tcPr>
@@ -8343,7 +8930,7 @@
       <w:rPr>
         <w:b/>
         <w:bCs/>
-        <w:color w:val="000000" w:themeColor="text1"/>
+        <w:color w:val="000000"/>
       </w:rPr>
       <w:tblPr/>
       <w:tcPr>
@@ -8362,7 +8949,7 @@
       <w:rPr>
         <w:b w:val="0"/>
         <w:bCs w:val="0"/>
-        <w:color w:val="000000" w:themeColor="text1"/>
+        <w:color w:val="000000"/>
       </w:rPr>
       <w:tblPr/>
       <w:tcPr>
@@ -8436,7 +9023,7 @@
         <w:bCs/>
         <w:i w:val="0"/>
         <w:iCs w:val="0"/>
-        <w:color w:val="FFFFFF" w:themeColor="background1"/>
+        <w:color w:val="000000"/>
       </w:rPr>
       <w:tblPr/>
       <w:tcPr>
@@ -8457,7 +9044,7 @@
         <w:bCs/>
         <w:i w:val="0"/>
         <w:iCs w:val="0"/>
-        <w:color w:val="FFFFFF" w:themeColor="background1"/>
+        <w:color w:val="000000"/>
       </w:rPr>
       <w:tblPr/>
       <w:tcPr>
@@ -8478,7 +9065,7 @@
         <w:bCs/>
         <w:i w:val="0"/>
         <w:iCs w:val="0"/>
-        <w:color w:val="FFFFFF" w:themeColor="background1"/>
+        <w:color w:val="000000"/>
       </w:rPr>
       <w:tblPr/>
       <w:tcPr>
@@ -8497,7 +9084,7 @@
         <w:bCs/>
         <w:i w:val="0"/>
         <w:iCs w:val="0"/>
-        <w:color w:val="FFFFFF" w:themeColor="background1"/>
+        <w:color w:val="000000"/>
       </w:rPr>
       <w:tblPr/>
       <w:tcPr>
@@ -8577,7 +9164,7 @@
         <w:bCs/>
         <w:i w:val="0"/>
         <w:iCs w:val="0"/>
-        <w:color w:val="FFFFFF" w:themeColor="background1"/>
+        <w:color w:val="000000"/>
       </w:rPr>
       <w:tblPr/>
       <w:tcPr>
@@ -8598,7 +9185,7 @@
         <w:bCs/>
         <w:i w:val="0"/>
         <w:iCs w:val="0"/>
-        <w:color w:val="FFFFFF" w:themeColor="background1"/>
+        <w:color w:val="000000"/>
       </w:rPr>
       <w:tblPr/>
       <w:tcPr>
@@ -8619,7 +9206,7 @@
         <w:bCs/>
         <w:i w:val="0"/>
         <w:iCs w:val="0"/>
-        <w:color w:val="FFFFFF" w:themeColor="background1"/>
+        <w:color w:val="000000"/>
       </w:rPr>
       <w:tblPr/>
       <w:tcPr>
@@ -8638,7 +9225,7 @@
         <w:bCs/>
         <w:i w:val="0"/>
         <w:iCs w:val="0"/>
-        <w:color w:val="FFFFFF" w:themeColor="background1"/>
+        <w:color w:val="000000"/>
       </w:rPr>
       <w:tblPr/>
       <w:tcPr>
@@ -8718,7 +9305,7 @@
         <w:bCs/>
         <w:i w:val="0"/>
         <w:iCs w:val="0"/>
-        <w:color w:val="FFFFFF" w:themeColor="background1"/>
+        <w:color w:val="000000"/>
       </w:rPr>
       <w:tblPr/>
       <w:tcPr>
@@ -8739,7 +9326,7 @@
         <w:bCs/>
         <w:i w:val="0"/>
         <w:iCs w:val="0"/>
-        <w:color w:val="FFFFFF" w:themeColor="background1"/>
+        <w:color w:val="000000"/>
       </w:rPr>
       <w:tblPr/>
       <w:tcPr>
@@ -8760,7 +9347,7 @@
         <w:bCs/>
         <w:i w:val="0"/>
         <w:iCs w:val="0"/>
-        <w:color w:val="FFFFFF" w:themeColor="background1"/>
+        <w:color w:val="000000"/>
       </w:rPr>
       <w:tblPr/>
       <w:tcPr>
@@ -8779,7 +9366,7 @@
         <w:bCs/>
         <w:i w:val="0"/>
         <w:iCs w:val="0"/>
-        <w:color w:val="FFFFFF" w:themeColor="background1"/>
+        <w:color w:val="000000"/>
       </w:rPr>
       <w:tblPr/>
       <w:tcPr>
@@ -8859,7 +9446,7 @@
         <w:bCs/>
         <w:i w:val="0"/>
         <w:iCs w:val="0"/>
-        <w:color w:val="FFFFFF" w:themeColor="background1"/>
+        <w:color w:val="000000"/>
       </w:rPr>
       <w:tblPr/>
       <w:tcPr>
@@ -8880,7 +9467,7 @@
         <w:bCs/>
         <w:i w:val="0"/>
         <w:iCs w:val="0"/>
-        <w:color w:val="FFFFFF" w:themeColor="background1"/>
+        <w:color w:val="000000"/>
       </w:rPr>
       <w:tblPr/>
       <w:tcPr>
@@ -8901,7 +9488,7 @@
         <w:bCs/>
         <w:i w:val="0"/>
         <w:iCs w:val="0"/>
-        <w:color w:val="FFFFFF" w:themeColor="background1"/>
+        <w:color w:val="000000"/>
       </w:rPr>
       <w:tblPr/>
       <w:tcPr>
@@ -8920,7 +9507,7 @@
         <w:bCs/>
         <w:i w:val="0"/>
         <w:iCs w:val="0"/>
-        <w:color w:val="FFFFFF" w:themeColor="background1"/>
+        <w:color w:val="000000"/>
       </w:rPr>
       <w:tblPr/>
       <w:tcPr>
@@ -9000,7 +9587,7 @@
         <w:bCs/>
         <w:i w:val="0"/>
         <w:iCs w:val="0"/>
-        <w:color w:val="FFFFFF" w:themeColor="background1"/>
+        <w:color w:val="000000"/>
       </w:rPr>
       <w:tblPr/>
       <w:tcPr>
@@ -9021,7 +9608,7 @@
         <w:bCs/>
         <w:i w:val="0"/>
         <w:iCs w:val="0"/>
-        <w:color w:val="FFFFFF" w:themeColor="background1"/>
+        <w:color w:val="000000"/>
       </w:rPr>
       <w:tblPr/>
       <w:tcPr>
@@ -9042,7 +9629,7 @@
         <w:bCs/>
         <w:i w:val="0"/>
         <w:iCs w:val="0"/>
-        <w:color w:val="FFFFFF" w:themeColor="background1"/>
+        <w:color w:val="000000"/>
       </w:rPr>
       <w:tblPr/>
       <w:tcPr>
@@ -9061,7 +9648,7 @@
         <w:bCs/>
         <w:i w:val="0"/>
         <w:iCs w:val="0"/>
-        <w:color w:val="FFFFFF" w:themeColor="background1"/>
+        <w:color w:val="000000"/>
       </w:rPr>
       <w:tblPr/>
       <w:tcPr>
@@ -9141,7 +9728,7 @@
         <w:bCs/>
         <w:i w:val="0"/>
         <w:iCs w:val="0"/>
-        <w:color w:val="FFFFFF" w:themeColor="background1"/>
+        <w:color w:val="000000"/>
       </w:rPr>
       <w:tblPr/>
       <w:tcPr>
@@ -9162,7 +9749,7 @@
         <w:bCs/>
         <w:i w:val="0"/>
         <w:iCs w:val="0"/>
-        <w:color w:val="FFFFFF" w:themeColor="background1"/>
+        <w:color w:val="000000"/>
       </w:rPr>
       <w:tblPr/>
       <w:tcPr>
@@ -9183,7 +9770,7 @@
         <w:bCs/>
         <w:i w:val="0"/>
         <w:iCs w:val="0"/>
-        <w:color w:val="FFFFFF" w:themeColor="background1"/>
+        <w:color w:val="000000"/>
       </w:rPr>
       <w:tblPr/>
       <w:tcPr>
@@ -9202,7 +9789,7 @@
         <w:bCs/>
         <w:i w:val="0"/>
         <w:iCs w:val="0"/>
-        <w:color w:val="FFFFFF" w:themeColor="background1"/>
+        <w:color w:val="000000"/>
       </w:rPr>
       <w:tblPr/>
       <w:tcPr>
@@ -9282,7 +9869,7 @@
         <w:bCs/>
         <w:i w:val="0"/>
         <w:iCs w:val="0"/>
-        <w:color w:val="FFFFFF" w:themeColor="background1"/>
+        <w:color w:val="000000"/>
       </w:rPr>
       <w:tblPr/>
       <w:tcPr>
@@ -9303,7 +9890,7 @@
         <w:bCs/>
         <w:i w:val="0"/>
         <w:iCs w:val="0"/>
-        <w:color w:val="FFFFFF" w:themeColor="background1"/>
+        <w:color w:val="000000"/>
       </w:rPr>
       <w:tblPr/>
       <w:tcPr>
@@ -9324,7 +9911,7 @@
         <w:bCs/>
         <w:i w:val="0"/>
         <w:iCs w:val="0"/>
-        <w:color w:val="FFFFFF" w:themeColor="background1"/>
+        <w:color w:val="000000"/>
       </w:rPr>
       <w:tblPr/>
       <w:tcPr>
@@ -9343,7 +9930,7 @@
         <w:bCs/>
         <w:i w:val="0"/>
         <w:iCs w:val="0"/>
-        <w:color w:val="FFFFFF" w:themeColor="background1"/>
+        <w:color w:val="000000"/>
       </w:rPr>
       <w:tblPr/>
       <w:tcPr>
@@ -9396,7 +9983,7 @@
       <w:spacing w:after="0" w:line="240" w:lineRule="auto"/>
     </w:pPr>
     <w:rPr>
-      <w:color w:val="FFFFFF" w:themeColor="background1"/>
+      <w:color w:val="000000"/>
     </w:rPr>
     <w:tblPr>
       <w:tblStyleRowBandSize w:val="1"/>
@@ -9510,7 +10097,7 @@
       <w:spacing w:after="0" w:line="240" w:lineRule="auto"/>
     </w:pPr>
     <w:rPr>
-      <w:color w:val="FFFFFF" w:themeColor="background1"/>
+      <w:color w:val="000000"/>
     </w:rPr>
     <w:tblPr>
       <w:tblStyleRowBandSize w:val="1"/>
@@ -9624,7 +10211,7 @@
       <w:spacing w:after="0" w:line="240" w:lineRule="auto"/>
     </w:pPr>
     <w:rPr>
-      <w:color w:val="FFFFFF" w:themeColor="background1"/>
+      <w:color w:val="000000"/>
     </w:rPr>
     <w:tblPr>
       <w:tblStyleRowBandSize w:val="1"/>
@@ -9738,7 +10325,7 @@
       <w:spacing w:after="0" w:line="240" w:lineRule="auto"/>
     </w:pPr>
     <w:rPr>
-      <w:color w:val="FFFFFF" w:themeColor="background1"/>
+      <w:color w:val="000000"/>
     </w:rPr>
     <w:tblPr>
       <w:tblStyleRowBandSize w:val="1"/>
@@ -9852,7 +10439,7 @@
       <w:spacing w:after="0" w:line="240" w:lineRule="auto"/>
     </w:pPr>
     <w:rPr>
-      <w:color w:val="FFFFFF" w:themeColor="background1"/>
+      <w:color w:val="000000"/>
     </w:rPr>
     <w:tblPr>
       <w:tblStyleRowBandSize w:val="1"/>
@@ -9966,7 +10553,7 @@
       <w:spacing w:after="0" w:line="240" w:lineRule="auto"/>
     </w:pPr>
     <w:rPr>
-      <w:color w:val="FFFFFF" w:themeColor="background1"/>
+      <w:color w:val="000000"/>
     </w:rPr>
     <w:tblPr>
       <w:tblStyleRowBandSize w:val="1"/>
@@ -10080,7 +10667,7 @@
       <w:spacing w:after="0" w:line="240" w:lineRule="auto"/>
     </w:pPr>
     <w:rPr>
-      <w:color w:val="FFFFFF" w:themeColor="background1"/>
+      <w:color w:val="000000"/>
     </w:rPr>
     <w:tblPr>
       <w:tblStyleRowBandSize w:val="1"/>
@@ -10194,7 +10781,7 @@
       <w:spacing w:after="0" w:line="240" w:lineRule="auto"/>
     </w:pPr>
     <w:rPr>
-      <w:color w:val="000000" w:themeColor="text1"/>
+      <w:color w:val="000000"/>
     </w:rPr>
     <w:tblPr>
       <w:tblStyleRowBandSize w:val="1"/>
@@ -10240,7 +10827,7 @@
       <w:rPr>
         <w:b/>
         <w:bCs/>
-        <w:color w:val="FFFFFF" w:themeColor="background1"/>
+        <w:color w:val="000000"/>
       </w:rPr>
       <w:tblPr/>
       <w:tcPr>
@@ -10252,7 +10839,7 @@
     </w:tblStylePr>
     <w:tblStylePr w:type="firstCol">
       <w:rPr>
-        <w:color w:val="FFFFFF" w:themeColor="background1"/>
+        <w:color w:val="000000"/>
       </w:rPr>
       <w:tblPr/>
       <w:tcPr>
@@ -10269,7 +10856,7 @@
     </w:tblStylePr>
     <w:tblStylePr w:type="lastCol">
       <w:rPr>
-        <w:color w:val="FFFFFF" w:themeColor="background1"/>
+        <w:color w:val="000000"/>
       </w:rPr>
       <w:tblPr/>
       <w:tcPr>
@@ -10298,12 +10885,12 @@
     </w:tblStylePr>
     <w:tblStylePr w:type="neCell">
       <w:rPr>
-        <w:color w:val="000000" w:themeColor="text1"/>
+        <w:color w:val="000000"/>
       </w:rPr>
     </w:tblStylePr>
     <w:tblStylePr w:type="nwCell">
       <w:rPr>
-        <w:color w:val="000000" w:themeColor="text1"/>
+        <w:color w:val="000000"/>
       </w:rPr>
     </w:tblStylePr>
   </w:style>
@@ -10316,7 +10903,7 @@
       <w:spacing w:after="0" w:line="240" w:lineRule="auto"/>
     </w:pPr>
     <w:rPr>
-      <w:color w:val="000000" w:themeColor="text1"/>
+      <w:color w:val="000000"/>
     </w:rPr>
     <w:tblPr>
       <w:tblStyleRowBandSize w:val="1"/>
@@ -10362,7 +10949,7 @@
       <w:rPr>
         <w:b/>
         <w:bCs/>
-        <w:color w:val="FFFFFF" w:themeColor="background1"/>
+        <w:color w:val="000000"/>
       </w:rPr>
       <w:tblPr/>
       <w:tcPr>
@@ -10374,7 +10961,7 @@
     </w:tblStylePr>
     <w:tblStylePr w:type="firstCol">
       <w:rPr>
-        <w:color w:val="FFFFFF" w:themeColor="background1"/>
+        <w:color w:val="000000"/>
       </w:rPr>
       <w:tblPr/>
       <w:tcPr>
@@ -10391,7 +10978,7 @@
     </w:tblStylePr>
     <w:tblStylePr w:type="lastCol">
       <w:rPr>
-        <w:color w:val="FFFFFF" w:themeColor="background1"/>
+        <w:color w:val="000000"/>
       </w:rPr>
       <w:tblPr/>
       <w:tcPr>
@@ -10420,12 +11007,12 @@
     </w:tblStylePr>
     <w:tblStylePr w:type="neCell">
       <w:rPr>
-        <w:color w:val="000000" w:themeColor="text1"/>
+        <w:color w:val="000000"/>
       </w:rPr>
     </w:tblStylePr>
     <w:tblStylePr w:type="nwCell">
       <w:rPr>
-        <w:color w:val="000000" w:themeColor="text1"/>
+        <w:color w:val="000000"/>
       </w:rPr>
     </w:tblStylePr>
   </w:style>
@@ -10438,7 +11025,7 @@
       <w:spacing w:after="0" w:line="240" w:lineRule="auto"/>
     </w:pPr>
     <w:rPr>
-      <w:color w:val="000000" w:themeColor="text1"/>
+      <w:color w:val="000000"/>
     </w:rPr>
     <w:tblPr>
       <w:tblStyleRowBandSize w:val="1"/>
@@ -10484,7 +11071,7 @@
       <w:rPr>
         <w:b/>
         <w:bCs/>
-        <w:color w:val="FFFFFF" w:themeColor="background1"/>
+        <w:color w:val="000000"/>
       </w:rPr>
       <w:tblPr/>
       <w:tcPr>
@@ -10496,7 +11083,7 @@
     </w:tblStylePr>
     <w:tblStylePr w:type="firstCol">
       <w:rPr>
-        <w:color w:val="FFFFFF" w:themeColor="background1"/>
+        <w:color w:val="000000"/>
       </w:rPr>
       <w:tblPr/>
       <w:tcPr>
@@ -10513,7 +11100,7 @@
     </w:tblStylePr>
     <w:tblStylePr w:type="lastCol">
       <w:rPr>
-        <w:color w:val="FFFFFF" w:themeColor="background1"/>
+        <w:color w:val="000000"/>
       </w:rPr>
       <w:tblPr/>
       <w:tcPr>
@@ -10542,12 +11129,12 @@
     </w:tblStylePr>
     <w:tblStylePr w:type="neCell">
       <w:rPr>
-        <w:color w:val="000000" w:themeColor="text1"/>
+        <w:color w:val="000000"/>
       </w:rPr>
     </w:tblStylePr>
     <w:tblStylePr w:type="nwCell">
       <w:rPr>
-        <w:color w:val="000000" w:themeColor="text1"/>
+        <w:color w:val="000000"/>
       </w:rPr>
     </w:tblStylePr>
   </w:style>
@@ -10560,7 +11147,7 @@
       <w:spacing w:after="0" w:line="240" w:lineRule="auto"/>
     </w:pPr>
     <w:rPr>
-      <w:color w:val="000000" w:themeColor="text1"/>
+      <w:color w:val="000000"/>
     </w:rPr>
     <w:tblPr>
       <w:tblStyleRowBandSize w:val="1"/>
@@ -10606,7 +11193,7 @@
       <w:rPr>
         <w:b/>
         <w:bCs/>
-        <w:color w:val="FFFFFF" w:themeColor="background1"/>
+        <w:color w:val="000000"/>
       </w:rPr>
       <w:tblPr/>
       <w:tcPr>
@@ -10618,7 +11205,7 @@
     </w:tblStylePr>
     <w:tblStylePr w:type="firstCol">
       <w:rPr>
-        <w:color w:val="FFFFFF" w:themeColor="background1"/>
+        <w:color w:val="000000"/>
       </w:rPr>
       <w:tblPr/>
       <w:tcPr>
@@ -10635,7 +11222,7 @@
     </w:tblStylePr>
     <w:tblStylePr w:type="lastCol">
       <w:rPr>
-        <w:color w:val="FFFFFF" w:themeColor="background1"/>
+        <w:color w:val="000000"/>
       </w:rPr>
       <w:tblPr/>
       <w:tcPr>
@@ -10672,7 +11259,7 @@
       <w:spacing w:after="0" w:line="240" w:lineRule="auto"/>
     </w:pPr>
     <w:rPr>
-      <w:color w:val="000000" w:themeColor="text1"/>
+      <w:color w:val="000000"/>
     </w:rPr>
     <w:tblPr>
       <w:tblStyleRowBandSize w:val="1"/>
@@ -10718,7 +11305,7 @@
       <w:rPr>
         <w:b/>
         <w:bCs/>
-        <w:color w:val="FFFFFF" w:themeColor="background1"/>
+        <w:color w:val="000000"/>
       </w:rPr>
       <w:tblPr/>
       <w:tcPr>
@@ -10730,7 +11317,7 @@
     </w:tblStylePr>
     <w:tblStylePr w:type="firstCol">
       <w:rPr>
-        <w:color w:val="FFFFFF" w:themeColor="background1"/>
+        <w:color w:val="000000"/>
       </w:rPr>
       <w:tblPr/>
       <w:tcPr>
@@ -10747,7 +11334,7 @@
     </w:tblStylePr>
     <w:tblStylePr w:type="lastCol">
       <w:rPr>
-        <w:color w:val="FFFFFF" w:themeColor="background1"/>
+        <w:color w:val="000000"/>
       </w:rPr>
       <w:tblPr/>
       <w:tcPr>
@@ -10776,12 +11363,12 @@
     </w:tblStylePr>
     <w:tblStylePr w:type="neCell">
       <w:rPr>
-        <w:color w:val="000000" w:themeColor="text1"/>
+        <w:color w:val="000000"/>
       </w:rPr>
     </w:tblStylePr>
     <w:tblStylePr w:type="nwCell">
       <w:rPr>
-        <w:color w:val="000000" w:themeColor="text1"/>
+        <w:color w:val="000000"/>
       </w:rPr>
     </w:tblStylePr>
   </w:style>
@@ -10794,7 +11381,7 @@
       <w:spacing w:after="0" w:line="240" w:lineRule="auto"/>
     </w:pPr>
     <w:rPr>
-      <w:color w:val="000000" w:themeColor="text1"/>
+      <w:color w:val="000000"/>
     </w:rPr>
     <w:tblPr>
       <w:tblStyleRowBandSize w:val="1"/>
@@ -10840,7 +11427,7 @@
       <w:rPr>
         <w:b/>
         <w:bCs/>
-        <w:color w:val="FFFFFF" w:themeColor="background1"/>
+        <w:color w:val="000000"/>
       </w:rPr>
       <w:tblPr/>
       <w:tcPr>
@@ -10852,7 +11439,7 @@
     </w:tblStylePr>
     <w:tblStylePr w:type="firstCol">
       <w:rPr>
-        <w:color w:val="FFFFFF" w:themeColor="background1"/>
+        <w:color w:val="000000"/>
       </w:rPr>
       <w:tblPr/>
       <w:tcPr>
@@ -10869,7 +11456,7 @@
     </w:tblStylePr>
     <w:tblStylePr w:type="lastCol">
       <w:rPr>
-        <w:color w:val="FFFFFF" w:themeColor="background1"/>
+        <w:color w:val="000000"/>
       </w:rPr>
       <w:tblPr/>
       <w:tcPr>
@@ -10898,12 +11485,12 @@
     </w:tblStylePr>
     <w:tblStylePr w:type="neCell">
       <w:rPr>
-        <w:color w:val="000000" w:themeColor="text1"/>
+        <w:color w:val="000000"/>
       </w:rPr>
     </w:tblStylePr>
     <w:tblStylePr w:type="nwCell">
       <w:rPr>
-        <w:color w:val="000000" w:themeColor="text1"/>
+        <w:color w:val="000000"/>
       </w:rPr>
     </w:tblStylePr>
   </w:style>
@@ -10916,7 +11503,7 @@
       <w:spacing w:after="0" w:line="240" w:lineRule="auto"/>
     </w:pPr>
     <w:rPr>
-      <w:color w:val="000000" w:themeColor="text1"/>
+      <w:color w:val="000000"/>
     </w:rPr>
     <w:tblPr>
       <w:tblStyleRowBandSize w:val="1"/>
@@ -10962,7 +11549,7 @@
       <w:rPr>
         <w:b/>
         <w:bCs/>
-        <w:color w:val="FFFFFF" w:themeColor="background1"/>
+        <w:color w:val="000000"/>
       </w:rPr>
       <w:tblPr/>
       <w:tcPr>
@@ -10974,7 +11561,7 @@
     </w:tblStylePr>
     <w:tblStylePr w:type="firstCol">
       <w:rPr>
-        <w:color w:val="FFFFFF" w:themeColor="background1"/>
+        <w:color w:val="000000"/>
       </w:rPr>
       <w:tblPr/>
       <w:tcPr>
@@ -10991,7 +11578,7 @@
     </w:tblStylePr>
     <w:tblStylePr w:type="lastCol">
       <w:rPr>
-        <w:color w:val="FFFFFF" w:themeColor="background1"/>
+        <w:color w:val="000000"/>
       </w:rPr>
       <w:tblPr/>
       <w:tcPr>
@@ -11020,12 +11607,12 @@
     </w:tblStylePr>
     <w:tblStylePr w:type="neCell">
       <w:rPr>
-        <w:color w:val="000000" w:themeColor="text1"/>
+        <w:color w:val="000000"/>
       </w:rPr>
     </w:tblStylePr>
     <w:tblStylePr w:type="nwCell">
       <w:rPr>
-        <w:color w:val="000000" w:themeColor="text1"/>
+        <w:color w:val="000000"/>
       </w:rPr>
     </w:tblStylePr>
   </w:style>
@@ -11038,7 +11625,7 @@
       <w:spacing w:after="0" w:line="240" w:lineRule="auto"/>
     </w:pPr>
     <w:rPr>
-      <w:color w:val="000000" w:themeColor="text1"/>
+      <w:color w:val="000000"/>
     </w:rPr>
     <w:tblPr>
       <w:tblStyleRowBandSize w:val="1"/>
@@ -11058,7 +11645,7 @@
       <w:rPr>
         <w:b/>
         <w:bCs/>
-        <w:color w:val="FFFFFF" w:themeColor="background1"/>
+        <w:color w:val="000000"/>
       </w:rPr>
       <w:tblPr/>
       <w:tcPr>
@@ -11072,7 +11659,7 @@
       <w:rPr>
         <w:b/>
         <w:bCs/>
-        <w:color w:val="9E3A38" w:themeColor="accent2" w:themeShade="CC"/>
+        <w:color w:val="000000"/>
       </w:rPr>
       <w:tblPr/>
       <w:tcPr>
@@ -11124,7 +11711,7 @@
       <w:spacing w:after="0" w:line="240" w:lineRule="auto"/>
     </w:pPr>
     <w:rPr>
-      <w:color w:val="000000" w:themeColor="text1"/>
+      <w:color w:val="000000"/>
     </w:rPr>
     <w:tblPr>
       <w:tblStyleRowBandSize w:val="1"/>
@@ -11144,7 +11731,7 @@
       <w:rPr>
         <w:b/>
         <w:bCs/>
-        <w:color w:val="FFFFFF" w:themeColor="background1"/>
+        <w:color w:val="000000"/>
       </w:rPr>
       <w:tblPr/>
       <w:tcPr>
@@ -11158,7 +11745,7 @@
       <w:rPr>
         <w:b/>
         <w:bCs/>
-        <w:color w:val="9E3A38" w:themeColor="accent2" w:themeShade="CC"/>
+        <w:color w:val="000000"/>
       </w:rPr>
       <w:tblPr/>
       <w:tcPr>
@@ -11210,7 +11797,7 @@
       <w:spacing w:after="0" w:line="240" w:lineRule="auto"/>
     </w:pPr>
     <w:rPr>
-      <w:color w:val="000000" w:themeColor="text1"/>
+      <w:color w:val="000000"/>
     </w:rPr>
     <w:tblPr>
       <w:tblStyleRowBandSize w:val="1"/>
@@ -11230,7 +11817,7 @@
       <w:rPr>
         <w:b/>
         <w:bCs/>
-        <w:color w:val="FFFFFF" w:themeColor="background1"/>
+        <w:color w:val="000000"/>
       </w:rPr>
       <w:tblPr/>
       <w:tcPr>
@@ -11244,7 +11831,7 @@
       <w:rPr>
         <w:b/>
         <w:bCs/>
-        <w:color w:val="9E3A38" w:themeColor="accent2" w:themeShade="CC"/>
+        <w:color w:val="000000"/>
       </w:rPr>
       <w:tblPr/>
       <w:tcPr>
@@ -11296,7 +11883,7 @@
       <w:spacing w:after="0" w:line="240" w:lineRule="auto"/>
     </w:pPr>
     <w:rPr>
-      <w:color w:val="000000" w:themeColor="text1"/>
+      <w:color w:val="000000"/>
     </w:rPr>
     <w:tblPr>
       <w:tblStyleRowBandSize w:val="1"/>
@@ -11316,7 +11903,7 @@
       <w:rPr>
         <w:b/>
         <w:bCs/>
-        <w:color w:val="FFFFFF" w:themeColor="background1"/>
+        <w:color w:val="000000"/>
       </w:rPr>
       <w:tblPr/>
       <w:tcPr>
@@ -11330,7 +11917,7 @@
       <w:rPr>
         <w:b/>
         <w:bCs/>
-        <w:color w:val="664E82" w:themeColor="accent4" w:themeShade="CC"/>
+        <w:color w:val="000000"/>
       </w:rPr>
       <w:tblPr/>
       <w:tcPr>
@@ -11382,7 +11969,7 @@
       <w:spacing w:after="0" w:line="240" w:lineRule="auto"/>
     </w:pPr>
     <w:rPr>
-      <w:color w:val="000000" w:themeColor="text1"/>
+      <w:color w:val="000000"/>
     </w:rPr>
     <w:tblPr>
       <w:tblStyleRowBandSize w:val="1"/>
@@ -11402,7 +11989,7 @@
       <w:rPr>
         <w:b/>
         <w:bCs/>
-        <w:color w:val="FFFFFF" w:themeColor="background1"/>
+        <w:color w:val="000000"/>
       </w:rPr>
       <w:tblPr/>
       <w:tcPr>
@@ -11416,7 +12003,7 @@
       <w:rPr>
         <w:b/>
         <w:bCs/>
-        <w:color w:val="7E9C40" w:themeColor="accent3" w:themeShade="CC"/>
+        <w:color w:val="000000"/>
       </w:rPr>
       <w:tblPr/>
       <w:tcPr>
@@ -11468,7 +12055,7 @@
       <w:spacing w:after="0" w:line="240" w:lineRule="auto"/>
     </w:pPr>
     <w:rPr>
-      <w:color w:val="000000" w:themeColor="text1"/>
+      <w:color w:val="000000"/>
     </w:rPr>
     <w:tblPr>
       <w:tblStyleRowBandSize w:val="1"/>
@@ -11488,7 +12075,7 @@
       <w:rPr>
         <w:b/>
         <w:bCs/>
-        <w:color w:val="FFFFFF" w:themeColor="background1"/>
+        <w:color w:val="000000"/>
       </w:rPr>
       <w:tblPr/>
       <w:tcPr>
@@ -11502,7 +12089,7 @@
       <w:rPr>
         <w:b/>
         <w:bCs/>
-        <w:color w:val="F2730A" w:themeColor="accent6" w:themeShade="CC"/>
+        <w:color w:val="000000"/>
       </w:rPr>
       <w:tblPr/>
       <w:tcPr>
@@ -11554,7 +12141,7 @@
       <w:spacing w:after="0" w:line="240" w:lineRule="auto"/>
     </w:pPr>
     <w:rPr>
-      <w:color w:val="000000" w:themeColor="text1"/>
+      <w:color w:val="000000"/>
     </w:rPr>
     <w:tblPr>
       <w:tblStyleRowBandSize w:val="1"/>
@@ -11574,7 +12161,7 @@
       <w:rPr>
         <w:b/>
         <w:bCs/>
-        <w:color w:val="FFFFFF" w:themeColor="background1"/>
+        <w:color w:val="000000"/>
       </w:rPr>
       <w:tblPr/>
       <w:tcPr>
@@ -11588,7 +12175,7 @@
       <w:rPr>
         <w:b/>
         <w:bCs/>
-        <w:color w:val="348DA5" w:themeColor="accent5" w:themeShade="CC"/>
+        <w:color w:val="000000"/>
       </w:rPr>
       <w:tblPr/>
       <w:tcPr>
@@ -11640,7 +12227,7 @@
       <w:spacing w:after="0" w:line="240" w:lineRule="auto"/>
     </w:pPr>
     <w:rPr>
-      <w:color w:val="000000" w:themeColor="text1"/>
+      <w:color w:val="000000"/>
     </w:rPr>
     <w:tblPr>
       <w:tblStyleRowBandSize w:val="1"/>
@@ -11673,7 +12260,7 @@
       <w:rPr>
         <w:b/>
         <w:bCs/>
-        <w:color w:val="000000" w:themeColor="text1"/>
+        <w:color w:val="000000"/>
       </w:rPr>
       <w:tblPr/>
       <w:tcPr>
@@ -11682,7 +12269,7 @@
     </w:tblStylePr>
     <w:tblStylePr w:type="firstCol">
       <w:rPr>
-        <w:color w:val="FFFFFF" w:themeColor="background1"/>
+        <w:color w:val="000000"/>
       </w:rPr>
       <w:tblPr/>
       <w:tcPr>
@@ -11691,7 +12278,7 @@
     </w:tblStylePr>
     <w:tblStylePr w:type="lastCol">
       <w:rPr>
-        <w:color w:val="FFFFFF" w:themeColor="background1"/>
+        <w:color w:val="000000"/>
       </w:rPr>
       <w:tblPr/>
       <w:tcPr>
@@ -11720,7 +12307,7 @@
       <w:spacing w:after="0" w:line="240" w:lineRule="auto"/>
     </w:pPr>
     <w:rPr>
-      <w:color w:val="000000" w:themeColor="text1"/>
+      <w:color w:val="000000"/>
     </w:rPr>
     <w:tblPr>
       <w:tblStyleRowBandSize w:val="1"/>
@@ -11753,7 +12340,7 @@
       <w:rPr>
         <w:b/>
         <w:bCs/>
-        <w:color w:val="000000" w:themeColor="text1"/>
+        <w:color w:val="000000"/>
       </w:rPr>
       <w:tblPr/>
       <w:tcPr>
@@ -11762,7 +12349,7 @@
     </w:tblStylePr>
     <w:tblStylePr w:type="firstCol">
       <w:rPr>
-        <w:color w:val="FFFFFF" w:themeColor="background1"/>
+        <w:color w:val="000000"/>
       </w:rPr>
       <w:tblPr/>
       <w:tcPr>
@@ -11771,7 +12358,7 @@
     </w:tblStylePr>
     <w:tblStylePr w:type="lastCol">
       <w:rPr>
-        <w:color w:val="FFFFFF" w:themeColor="background1"/>
+        <w:color w:val="000000"/>
       </w:rPr>
       <w:tblPr/>
       <w:tcPr>
@@ -11800,7 +12387,7 @@
       <w:spacing w:after="0" w:line="240" w:lineRule="auto"/>
     </w:pPr>
     <w:rPr>
-      <w:color w:val="000000" w:themeColor="text1"/>
+      <w:color w:val="000000"/>
     </w:rPr>
     <w:tblPr>
       <w:tblStyleRowBandSize w:val="1"/>
@@ -11833,7 +12420,7 @@
       <w:rPr>
         <w:b/>
         <w:bCs/>
-        <w:color w:val="000000" w:themeColor="text1"/>
+        <w:color w:val="000000"/>
       </w:rPr>
       <w:tblPr/>
       <w:tcPr>
@@ -11842,7 +12429,7 @@
     </w:tblStylePr>
     <w:tblStylePr w:type="firstCol">
       <w:rPr>
-        <w:color w:val="FFFFFF" w:themeColor="background1"/>
+        <w:color w:val="000000"/>
       </w:rPr>
       <w:tblPr/>
       <w:tcPr>
@@ -11851,7 +12438,7 @@
     </w:tblStylePr>
     <w:tblStylePr w:type="lastCol">
       <w:rPr>
-        <w:color w:val="FFFFFF" w:themeColor="background1"/>
+        <w:color w:val="000000"/>
       </w:rPr>
       <w:tblPr/>
       <w:tcPr>
@@ -11880,7 +12467,7 @@
       <w:spacing w:after="0" w:line="240" w:lineRule="auto"/>
     </w:pPr>
     <w:rPr>
-      <w:color w:val="000000" w:themeColor="text1"/>
+      <w:color w:val="000000"/>
     </w:rPr>
     <w:tblPr>
       <w:tblStyleRowBandSize w:val="1"/>
@@ -11913,7 +12500,7 @@
       <w:rPr>
         <w:b/>
         <w:bCs/>
-        <w:color w:val="000000" w:themeColor="text1"/>
+        <w:color w:val="000000"/>
       </w:rPr>
       <w:tblPr/>
       <w:tcPr>
@@ -11922,7 +12509,7 @@
     </w:tblStylePr>
     <w:tblStylePr w:type="firstCol">
       <w:rPr>
-        <w:color w:val="FFFFFF" w:themeColor="background1"/>
+        <w:color w:val="000000"/>
       </w:rPr>
       <w:tblPr/>
       <w:tcPr>
@@ -11931,7 +12518,7 @@
     </w:tblStylePr>
     <w:tblStylePr w:type="lastCol">
       <w:rPr>
-        <w:color w:val="FFFFFF" w:themeColor="background1"/>
+        <w:color w:val="000000"/>
       </w:rPr>
       <w:tblPr/>
       <w:tcPr>
@@ -11960,7 +12547,7 @@
       <w:spacing w:after="0" w:line="240" w:lineRule="auto"/>
     </w:pPr>
     <w:rPr>
-      <w:color w:val="000000" w:themeColor="text1"/>
+      <w:color w:val="000000"/>
     </w:rPr>
     <w:tblPr>
       <w:tblStyleRowBandSize w:val="1"/>
@@ -11993,7 +12580,7 @@
       <w:rPr>
         <w:b/>
         <w:bCs/>
-        <w:color w:val="000000" w:themeColor="text1"/>
+        <w:color w:val="000000"/>
       </w:rPr>
       <w:tblPr/>
       <w:tcPr>
@@ -12002,7 +12589,7 @@
     </w:tblStylePr>
     <w:tblStylePr w:type="firstCol">
       <w:rPr>
-        <w:color w:val="FFFFFF" w:themeColor="background1"/>
+        <w:color w:val="000000"/>
       </w:rPr>
       <w:tblPr/>
       <w:tcPr>
@@ -12011,7 +12598,7 @@
     </w:tblStylePr>
     <w:tblStylePr w:type="lastCol">
       <w:rPr>
-        <w:color w:val="FFFFFF" w:themeColor="background1"/>
+        <w:color w:val="000000"/>
       </w:rPr>
       <w:tblPr/>
       <w:tcPr>
@@ -12040,7 +12627,7 @@
       <w:spacing w:after="0" w:line="240" w:lineRule="auto"/>
     </w:pPr>
     <w:rPr>
-      <w:color w:val="000000" w:themeColor="text1"/>
+      <w:color w:val="000000"/>
     </w:rPr>
     <w:tblPr>
       <w:tblStyleRowBandSize w:val="1"/>
@@ -12073,7 +12660,7 @@
       <w:rPr>
         <w:b/>
         <w:bCs/>
-        <w:color w:val="000000" w:themeColor="text1"/>
+        <w:color w:val="000000"/>
       </w:rPr>
       <w:tblPr/>
       <w:tcPr>
@@ -12082,7 +12669,7 @@
     </w:tblStylePr>
     <w:tblStylePr w:type="firstCol">
       <w:rPr>
-        <w:color w:val="FFFFFF" w:themeColor="background1"/>
+        <w:color w:val="000000"/>
       </w:rPr>
       <w:tblPr/>
       <w:tcPr>
@@ -12091,7 +12678,7 @@
     </w:tblStylePr>
     <w:tblStylePr w:type="lastCol">
       <w:rPr>
-        <w:color w:val="FFFFFF" w:themeColor="background1"/>
+        <w:color w:val="000000"/>
       </w:rPr>
       <w:tblPr/>
       <w:tcPr>
@@ -12120,7 +12707,7 @@
       <w:spacing w:after="0" w:line="240" w:lineRule="auto"/>
     </w:pPr>
     <w:rPr>
-      <w:color w:val="000000" w:themeColor="text1"/>
+      <w:color w:val="000000"/>
     </w:rPr>
     <w:tblPr>
       <w:tblStyleRowBandSize w:val="1"/>
@@ -12153,7 +12740,7 @@
       <w:rPr>
         <w:b/>
         <w:bCs/>
-        <w:color w:val="000000" w:themeColor="text1"/>
+        <w:color w:val="000000"/>
       </w:rPr>
       <w:tblPr/>
       <w:tcPr>
@@ -12162,7 +12749,7 @@
     </w:tblStylePr>
     <w:tblStylePr w:type="firstCol">
       <w:rPr>
-        <w:color w:val="FFFFFF" w:themeColor="background1"/>
+        <w:color w:val="000000"/>
       </w:rPr>
       <w:tblPr/>
       <w:tcPr>
@@ -12171,7 +12758,7 @@
     </w:tblStylePr>
     <w:tblStylePr w:type="lastCol">
       <w:rPr>
-        <w:color w:val="FFFFFF" w:themeColor="background1"/>
+        <w:color w:val="000000"/>
       </w:rPr>
       <w:tblPr/>
       <w:tcPr>
@@ -12373,7 +12960,7 @@
       <w:rFonts w:asciiTheme="majorHAnsi" w:eastAsiaTheme="majorEastAsia" w:hAnsiTheme="majorHAnsi" w:cstheme="majorBidi"/>
       <w:b/>
       <w:bCs/>
-      <w:color w:val="365F91" w:themeColor="accent1" w:themeShade="BF"/>
+      <w:color w:val="000000"/>
       <w:sz w:val="28"/>
       <w:szCs w:val="28"/>
     </w:rPr>
@@ -12397,7 +12984,7 @@
       <w:rFonts w:asciiTheme="majorHAnsi" w:eastAsiaTheme="majorEastAsia" w:hAnsiTheme="majorHAnsi" w:cstheme="majorBidi"/>
       <w:b/>
       <w:bCs/>
-      <w:color w:val="4F81BD" w:themeColor="accent1"/>
+      <w:color w:val="000000"/>
       <w:sz w:val="26"/>
       <w:szCs w:val="26"/>
     </w:rPr>
@@ -12421,7 +13008,7 @@
       <w:rFonts w:asciiTheme="majorHAnsi" w:eastAsiaTheme="majorEastAsia" w:hAnsiTheme="majorHAnsi" w:cstheme="majorBidi"/>
       <w:b/>
       <w:bCs/>
-      <w:color w:val="4F81BD" w:themeColor="accent1"/>
+      <w:color w:val="000000"/>
     </w:rPr>
   </w:style>
   <w:style w:type="paragraph" w:styleId="Heading4">
@@ -12446,7 +13033,7 @@
       <w:bCs/>
       <w:i/>
       <w:iCs/>
-      <w:color w:val="4F81BD" w:themeColor="accent1"/>
+      <w:color w:val="000000"/>
     </w:rPr>
   </w:style>
   <w:style w:type="paragraph" w:styleId="Heading5">
@@ -12467,7 +13054,7 @@
     </w:pPr>
     <w:rPr>
       <w:rFonts w:asciiTheme="majorHAnsi" w:eastAsiaTheme="majorEastAsia" w:hAnsiTheme="majorHAnsi" w:cstheme="majorBidi"/>
-      <w:color w:val="243F60" w:themeColor="accent1" w:themeShade="7F"/>
+      <w:color w:val="000000"/>
     </w:rPr>
   </w:style>
   <w:style w:type="paragraph" w:styleId="Heading6">
@@ -12490,7 +13077,7 @@
       <w:rFonts w:asciiTheme="majorHAnsi" w:eastAsiaTheme="majorEastAsia" w:hAnsiTheme="majorHAnsi" w:cstheme="majorBidi"/>
       <w:i/>
       <w:iCs/>
-      <w:color w:val="243F60" w:themeColor="accent1" w:themeShade="7F"/>
+      <w:color w:val="000000"/>
     </w:rPr>
   </w:style>
   <w:style w:type="paragraph" w:styleId="Heading7">
@@ -12513,7 +13100,7 @@
       <w:rFonts w:asciiTheme="majorHAnsi" w:eastAsiaTheme="majorEastAsia" w:hAnsiTheme="majorHAnsi" w:cstheme="majorBidi"/>
       <w:i/>
       <w:iCs/>
-      <w:color w:val="404040" w:themeColor="text1" w:themeTint="BF"/>
+      <w:color w:val="000000"/>
     </w:rPr>
   </w:style>
   <w:style w:type="paragraph" w:styleId="Heading8">
@@ -12534,7 +13121,7 @@
     </w:pPr>
     <w:rPr>
       <w:rFonts w:asciiTheme="majorHAnsi" w:eastAsiaTheme="majorEastAsia" w:hAnsiTheme="majorHAnsi" w:cstheme="majorBidi"/>
-      <w:color w:val="4F81BD" w:themeColor="accent1"/>
+      <w:color w:val="000000"/>
       <w:sz w:val="20"/>
       <w:szCs w:val="20"/>
     </w:rPr>
@@ -12559,7 +13146,7 @@
       <w:rFonts w:asciiTheme="majorHAnsi" w:eastAsiaTheme="majorEastAsia" w:hAnsiTheme="majorHAnsi" w:cstheme="majorBidi"/>
       <w:i/>
       <w:iCs/>
-      <w:color w:val="404040" w:themeColor="text1" w:themeTint="BF"/>
+      <w:color w:val="000000"/>
       <w:sz w:val="20"/>
       <w:szCs w:val="20"/>
     </w:rPr>
@@ -12610,7 +13197,7 @@
       <w:rFonts w:asciiTheme="majorHAnsi" w:eastAsiaTheme="majorEastAsia" w:hAnsiTheme="majorHAnsi" w:cstheme="majorBidi"/>
       <w:b/>
       <w:bCs/>
-      <w:color w:val="365F91" w:themeColor="accent1" w:themeShade="BF"/>
+      <w:color w:val="000000"/>
       <w:sz w:val="28"/>
       <w:szCs w:val="28"/>
     </w:rPr>
@@ -12625,7 +13212,7 @@
       <w:rFonts w:asciiTheme="majorHAnsi" w:eastAsiaTheme="majorEastAsia" w:hAnsiTheme="majorHAnsi" w:cstheme="majorBidi"/>
       <w:b/>
       <w:bCs/>
-      <w:color w:val="4F81BD" w:themeColor="accent1"/>
+      <w:color w:val="000000"/>
       <w:sz w:val="26"/>
       <w:szCs w:val="26"/>
     </w:rPr>
@@ -12640,7 +13227,7 @@
       <w:rFonts w:asciiTheme="majorHAnsi" w:eastAsiaTheme="majorEastAsia" w:hAnsiTheme="majorHAnsi" w:cstheme="majorBidi"/>
       <w:b/>
       <w:bCs/>
-      <w:color w:val="4F81BD" w:themeColor="accent1"/>
+      <w:color w:val="000000"/>
     </w:rPr>
   </w:style>
   <w:style w:type="paragraph" w:styleId="Title">
@@ -12660,7 +13247,7 @@
     </w:pPr>
     <w:rPr>
       <w:rFonts w:asciiTheme="majorHAnsi" w:eastAsiaTheme="majorEastAsia" w:hAnsiTheme="majorHAnsi" w:cstheme="majorBidi"/>
-      <w:color w:val="17365D" w:themeColor="text2" w:themeShade="BF"/>
+      <w:color w:val="000000"/>
       <w:spacing w:val="5"/>
       <w:kern w:val="28"/>
       <w:sz w:val="52"/>
@@ -12675,7 +13262,7 @@
     <w:rsid w:val="00FC693F"/>
     <w:rPr>
       <w:rFonts w:asciiTheme="majorHAnsi" w:eastAsiaTheme="majorEastAsia" w:hAnsiTheme="majorHAnsi" w:cstheme="majorBidi"/>
-      <w:color w:val="17365D" w:themeColor="text2" w:themeShade="BF"/>
+      <w:color w:val="000000"/>
       <w:spacing w:val="5"/>
       <w:kern w:val="28"/>
       <w:sz w:val="52"/>
@@ -12699,7 +13286,7 @@
       <w:rFonts w:asciiTheme="majorHAnsi" w:eastAsiaTheme="majorEastAsia" w:hAnsiTheme="majorHAnsi" w:cstheme="majorBidi"/>
       <w:i/>
       <w:iCs/>
-      <w:color w:val="4F81BD" w:themeColor="accent1"/>
+      <w:color w:val="000000"/>
       <w:spacing w:val="15"/>
       <w:sz w:val="24"/>
       <w:szCs w:val="24"/>
@@ -12715,7 +13302,7 @@
       <w:rFonts w:asciiTheme="majorHAnsi" w:eastAsiaTheme="majorEastAsia" w:hAnsiTheme="majorHAnsi" w:cstheme="majorBidi"/>
       <w:i/>
       <w:iCs/>
-      <w:color w:val="4F81BD" w:themeColor="accent1"/>
+      <w:color w:val="000000"/>
       <w:spacing w:val="15"/>
       <w:sz w:val="24"/>
       <w:szCs w:val="24"/>
@@ -12987,7 +13574,7 @@
     <w:rPr>
       <w:i/>
       <w:iCs/>
-      <w:color w:val="000000" w:themeColor="text1"/>
+      <w:color w:val="000000"/>
     </w:rPr>
   </w:style>
   <w:style w:type="character" w:customStyle="1" w:styleId="QuoteChar">
@@ -12999,7 +13586,7 @@
     <w:rPr>
       <w:i/>
       <w:iCs/>
-      <w:color w:val="000000" w:themeColor="text1"/>
+      <w:color w:val="000000"/>
     </w:rPr>
   </w:style>
   <w:style w:type="character" w:customStyle="1" w:styleId="Heading4Char">
@@ -13015,7 +13602,7 @@
       <w:bCs/>
       <w:i/>
       <w:iCs/>
-      <w:color w:val="4F81BD" w:themeColor="accent1"/>
+      <w:color w:val="000000"/>
     </w:rPr>
   </w:style>
   <w:style w:type="character" w:customStyle="1" w:styleId="Heading5Char">
@@ -13027,7 +13614,7 @@
     <w:rsid w:val="00FC693F"/>
     <w:rPr>
       <w:rFonts w:asciiTheme="majorHAnsi" w:eastAsiaTheme="majorEastAsia" w:hAnsiTheme="majorHAnsi" w:cstheme="majorBidi"/>
-      <w:color w:val="243F60" w:themeColor="accent1" w:themeShade="7F"/>
+      <w:color w:val="000000"/>
     </w:rPr>
   </w:style>
   <w:style w:type="character" w:customStyle="1" w:styleId="Heading6Char">
@@ -13041,7 +13628,7 @@
       <w:rFonts w:asciiTheme="majorHAnsi" w:eastAsiaTheme="majorEastAsia" w:hAnsiTheme="majorHAnsi" w:cstheme="majorBidi"/>
       <w:i/>
       <w:iCs/>
-      <w:color w:val="243F60" w:themeColor="accent1" w:themeShade="7F"/>
+      <w:color w:val="000000"/>
     </w:rPr>
   </w:style>
   <w:style w:type="character" w:customStyle="1" w:styleId="Heading7Char">
@@ -13055,7 +13642,7 @@
       <w:rFonts w:asciiTheme="majorHAnsi" w:eastAsiaTheme="majorEastAsia" w:hAnsiTheme="majorHAnsi" w:cstheme="majorBidi"/>
       <w:i/>
       <w:iCs/>
-      <w:color w:val="404040" w:themeColor="text1" w:themeTint="BF"/>
+      <w:color w:val="000000"/>
     </w:rPr>
   </w:style>
   <w:style w:type="character" w:customStyle="1" w:styleId="Heading8Char">
@@ -13067,7 +13654,7 @@
     <w:rsid w:val="00FC693F"/>
     <w:rPr>
       <w:rFonts w:asciiTheme="majorHAnsi" w:eastAsiaTheme="majorEastAsia" w:hAnsiTheme="majorHAnsi" w:cstheme="majorBidi"/>
-      <w:color w:val="4F81BD" w:themeColor="accent1"/>
+      <w:color w:val="000000"/>
       <w:sz w:val="20"/>
       <w:szCs w:val="20"/>
     </w:rPr>
@@ -13083,7 +13670,7 @@
       <w:rFonts w:asciiTheme="majorHAnsi" w:eastAsiaTheme="majorEastAsia" w:hAnsiTheme="majorHAnsi" w:cstheme="majorBidi"/>
       <w:i/>
       <w:iCs/>
-      <w:color w:val="404040" w:themeColor="text1" w:themeTint="BF"/>
+      <w:color w:val="000000"/>
       <w:sz w:val="20"/>
       <w:szCs w:val="20"/>
     </w:rPr>
@@ -13103,7 +13690,7 @@
     <w:rPr>
       <w:b/>
       <w:bCs/>
-      <w:color w:val="4F81BD" w:themeColor="accent1"/>
+      <w:color w:val="000000"/>
       <w:sz w:val="18"/>
       <w:szCs w:val="18"/>
     </w:rPr>
@@ -13150,7 +13737,7 @@
       <w:bCs/>
       <w:i/>
       <w:iCs/>
-      <w:color w:val="4F81BD" w:themeColor="accent1"/>
+      <w:color w:val="000000"/>
     </w:rPr>
   </w:style>
   <w:style w:type="character" w:customStyle="1" w:styleId="IntenseQuoteChar">
@@ -13164,7 +13751,7 @@
       <w:bCs/>
       <w:i/>
       <w:iCs/>
-      <w:color w:val="4F81BD" w:themeColor="accent1"/>
+      <w:color w:val="000000"/>
     </w:rPr>
   </w:style>
   <w:style w:type="character" w:styleId="SubtleEmphasis">
@@ -13176,7 +13763,7 @@
     <w:rPr>
       <w:i/>
       <w:iCs/>
-      <w:color w:val="808080" w:themeColor="text1" w:themeTint="7F"/>
+      <w:color w:val="000000"/>
     </w:rPr>
   </w:style>
   <w:style w:type="character" w:styleId="IntenseEmphasis">
@@ -13190,7 +13777,7 @@
       <w:bCs/>
       <w:i/>
       <w:iCs/>
-      <w:color w:val="4F81BD" w:themeColor="accent1"/>
+      <w:color w:val="000000"/>
     </w:rPr>
   </w:style>
   <w:style w:type="character" w:styleId="SubtleReference">
@@ -13201,7 +13788,7 @@
     <w:rsid w:val="00FC693F"/>
     <w:rPr>
       <w:smallCaps/>
-      <w:color w:val="C0504D" w:themeColor="accent2"/>
+      <w:color w:val="000000"/>
       <w:u w:val="single"/>
     </w:rPr>
   </w:style>
@@ -13215,7 +13802,7 @@
       <w:b/>
       <w:bCs/>
       <w:smallCaps/>
-      <w:color w:val="C0504D" w:themeColor="accent2"/>
+      <w:color w:val="000000"/>
       <w:spacing w:val="5"/>
       <w:u w:val="single"/>
     </w:rPr>
@@ -13281,7 +13868,7 @@
       <w:spacing w:after="0" w:line="240" w:lineRule="auto"/>
     </w:pPr>
     <w:rPr>
-      <w:color w:val="000000" w:themeColor="text1" w:themeShade="BF"/>
+      <w:color w:val="000000"/>
     </w:rPr>
     <w:tblPr>
       <w:tblStyleRowBandSize w:val="1"/>
@@ -13384,7 +13971,7 @@
       <w:spacing w:after="0" w:line="240" w:lineRule="auto"/>
     </w:pPr>
     <w:rPr>
-      <w:color w:val="365F91" w:themeColor="accent1" w:themeShade="BF"/>
+      <w:color w:val="000000"/>
     </w:rPr>
     <w:tblPr>
       <w:tblStyleRowBandSize w:val="1"/>
@@ -13487,7 +14074,7 @@
       <w:spacing w:after="0" w:line="240" w:lineRule="auto"/>
     </w:pPr>
     <w:rPr>
-      <w:color w:val="943634" w:themeColor="accent2" w:themeShade="BF"/>
+      <w:color w:val="000000"/>
     </w:rPr>
     <w:tblPr>
       <w:tblStyleRowBandSize w:val="1"/>
@@ -13590,7 +14177,7 @@
       <w:spacing w:after="0" w:line="240" w:lineRule="auto"/>
     </w:pPr>
     <w:rPr>
-      <w:color w:val="76923C" w:themeColor="accent3" w:themeShade="BF"/>
+      <w:color w:val="000000"/>
     </w:rPr>
     <w:tblPr>
       <w:tblStyleRowBandSize w:val="1"/>
@@ -13693,7 +14280,7 @@
       <w:spacing w:after="0" w:line="240" w:lineRule="auto"/>
     </w:pPr>
     <w:rPr>
-      <w:color w:val="5F497A" w:themeColor="accent4" w:themeShade="BF"/>
+      <w:color w:val="000000"/>
     </w:rPr>
     <w:tblPr>
       <w:tblStyleRowBandSize w:val="1"/>
@@ -13796,7 +14383,7 @@
       <w:spacing w:after="0" w:line="240" w:lineRule="auto"/>
     </w:pPr>
     <w:rPr>
-      <w:color w:val="31849B" w:themeColor="accent5" w:themeShade="BF"/>
+      <w:color w:val="000000"/>
     </w:rPr>
     <w:tblPr>
       <w:tblStyleRowBandSize w:val="1"/>
@@ -13899,7 +14486,7 @@
       <w:spacing w:after="0" w:line="240" w:lineRule="auto"/>
     </w:pPr>
     <w:rPr>
-      <w:color w:val="E36C0A" w:themeColor="accent6" w:themeShade="BF"/>
+      <w:color w:val="000000"/>
     </w:rPr>
     <w:tblPr>
       <w:tblStyleRowBandSize w:val="1"/>
@@ -14025,7 +14612,7 @@
       <w:rPr>
         <w:b/>
         <w:bCs/>
-        <w:color w:val="FFFFFF" w:themeColor="background1"/>
+        <w:color w:val="000000"/>
       </w:rPr>
       <w:tblPr/>
       <w:tcPr>
@@ -14117,7 +14704,7 @@
       <w:rPr>
         <w:b/>
         <w:bCs/>
-        <w:color w:val="FFFFFF" w:themeColor="background1"/>
+        <w:color w:val="000000"/>
       </w:rPr>
       <w:tblPr/>
       <w:tcPr>
@@ -14209,7 +14796,7 @@
       <w:rPr>
         <w:b/>
         <w:bCs/>
-        <w:color w:val="FFFFFF" w:themeColor="background1"/>
+        <w:color w:val="000000"/>
       </w:rPr>
       <w:tblPr/>
       <w:tcPr>
@@ -14301,7 +14888,7 @@
       <w:rPr>
         <w:b/>
         <w:bCs/>
-        <w:color w:val="FFFFFF" w:themeColor="background1"/>
+        <w:color w:val="000000"/>
       </w:rPr>
       <w:tblPr/>
       <w:tcPr>
@@ -14393,7 +14980,7 @@
       <w:rPr>
         <w:b/>
         <w:bCs/>
-        <w:color w:val="FFFFFF" w:themeColor="background1"/>
+        <w:color w:val="000000"/>
       </w:rPr>
       <w:tblPr/>
       <w:tcPr>
@@ -14485,7 +15072,7 @@
       <w:rPr>
         <w:b/>
         <w:bCs/>
-        <w:color w:val="FFFFFF" w:themeColor="background1"/>
+        <w:color w:val="000000"/>
       </w:rPr>
       <w:tblPr/>
       <w:tcPr>
@@ -14577,7 +15164,7 @@
       <w:rPr>
         <w:b/>
         <w:bCs/>
-        <w:color w:val="FFFFFF" w:themeColor="background1"/>
+        <w:color w:val="000000"/>
       </w:rPr>
       <w:tblPr/>
       <w:tcPr>
@@ -15580,7 +16167,7 @@
       <w:rPr>
         <w:b/>
         <w:bCs/>
-        <w:color w:val="FFFFFF" w:themeColor="background1"/>
+        <w:color w:val="000000"/>
       </w:rPr>
       <w:tblPr/>
       <w:tcPr>
@@ -15686,7 +16273,7 @@
       <w:rPr>
         <w:b/>
         <w:bCs/>
-        <w:color w:val="FFFFFF" w:themeColor="background1"/>
+        <w:color w:val="000000"/>
       </w:rPr>
       <w:tblPr/>
       <w:tcPr>
@@ -15792,7 +16379,7 @@
       <w:rPr>
         <w:b/>
         <w:bCs/>
-        <w:color w:val="FFFFFF" w:themeColor="background1"/>
+        <w:color w:val="000000"/>
       </w:rPr>
       <w:tblPr/>
       <w:tcPr>
@@ -15898,7 +16485,7 @@
       <w:rPr>
         <w:b/>
         <w:bCs/>
-        <w:color w:val="FFFFFF" w:themeColor="background1"/>
+        <w:color w:val="000000"/>
       </w:rPr>
       <w:tblPr/>
       <w:tcPr>
@@ -16004,7 +16591,7 @@
       <w:rPr>
         <w:b/>
         <w:bCs/>
-        <w:color w:val="FFFFFF" w:themeColor="background1"/>
+        <w:color w:val="000000"/>
       </w:rPr>
       <w:tblPr/>
       <w:tcPr>
@@ -16110,7 +16697,7 @@
       <w:rPr>
         <w:b/>
         <w:bCs/>
-        <w:color w:val="FFFFFF" w:themeColor="background1"/>
+        <w:color w:val="000000"/>
       </w:rPr>
       <w:tblPr/>
       <w:tcPr>
@@ -16216,7 +16803,7 @@
       <w:rPr>
         <w:b/>
         <w:bCs/>
-        <w:color w:val="FFFFFF" w:themeColor="background1"/>
+        <w:color w:val="000000"/>
       </w:rPr>
       <w:tblPr/>
       <w:tcPr>
@@ -16319,7 +16906,7 @@
       <w:rPr>
         <w:b/>
         <w:bCs/>
-        <w:color w:val="FFFFFF" w:themeColor="background1"/>
+        <w:color w:val="000000"/>
       </w:rPr>
       <w:tblPr/>
       <w:tcPr>
@@ -16339,7 +16926,7 @@
         <w:spacing w:before="0" w:after="0" w:line="240" w:lineRule="auto"/>
       </w:pPr>
       <w:rPr>
-        <w:color w:val="auto"/>
+        <w:color w:val="000000"/>
       </w:rPr>
       <w:tblPr/>
       <w:tcPr>
@@ -16358,7 +16945,7 @@
       <w:rPr>
         <w:b/>
         <w:bCs/>
-        <w:color w:val="FFFFFF" w:themeColor="background1"/>
+        <w:color w:val="000000"/>
       </w:rPr>
       <w:tblPr/>
       <w:tcPr>
@@ -16377,7 +16964,7 @@
       <w:rPr>
         <w:b/>
         <w:bCs/>
-        <w:color w:val="FFFFFF" w:themeColor="background1"/>
+        <w:color w:val="000000"/>
       </w:rPr>
       <w:tblPr/>
       <w:tcPr>
@@ -16423,7 +17010,7 @@
     </w:tblStylePr>
     <w:tblStylePr w:type="nwCell">
       <w:rPr>
-        <w:color w:val="FFFFFF" w:themeColor="background1"/>
+        <w:color w:val="000000"/>
       </w:rPr>
       <w:tblPr/>
       <w:tcPr>
@@ -16468,7 +17055,7 @@
       <w:rPr>
         <w:b/>
         <w:bCs/>
-        <w:color w:val="FFFFFF" w:themeColor="background1"/>
+        <w:color w:val="000000"/>
       </w:rPr>
       <w:tblPr/>
       <w:tcPr>
@@ -16488,7 +17075,7 @@
         <w:spacing w:before="0" w:after="0" w:line="240" w:lineRule="auto"/>
       </w:pPr>
       <w:rPr>
-        <w:color w:val="auto"/>
+        <w:color w:val="000000"/>
       </w:rPr>
       <w:tblPr/>
       <w:tcPr>
@@ -16507,7 +17094,7 @@
       <w:rPr>
         <w:b/>
         <w:bCs/>
-        <w:color w:val="FFFFFF" w:themeColor="background1"/>
+        <w:color w:val="000000"/>
       </w:rPr>
       <w:tblPr/>
       <w:tcPr>
@@ -16526,7 +17113,7 @@
       <w:rPr>
         <w:b/>
         <w:bCs/>
-        <w:color w:val="FFFFFF" w:themeColor="background1"/>
+        <w:color w:val="000000"/>
       </w:rPr>
       <w:tblPr/>
       <w:tcPr>
@@ -16572,7 +17159,7 @@
     </w:tblStylePr>
     <w:tblStylePr w:type="nwCell">
       <w:rPr>
-        <w:color w:val="FFFFFF" w:themeColor="background1"/>
+        <w:color w:val="000000"/>
       </w:rPr>
       <w:tblPr/>
       <w:tcPr>
@@ -16617,7 +17204,7 @@
       <w:rPr>
         <w:b/>
         <w:bCs/>
-        <w:color w:val="FFFFFF" w:themeColor="background1"/>
+        <w:color w:val="000000"/>
       </w:rPr>
       <w:tblPr/>
       <w:tcPr>
@@ -16637,7 +17224,7 @@
         <w:spacing w:before="0" w:after="0" w:line="240" w:lineRule="auto"/>
       </w:pPr>
       <w:rPr>
-        <w:color w:val="auto"/>
+        <w:color w:val="000000"/>
       </w:rPr>
       <w:tblPr/>
       <w:tcPr>
@@ -16656,7 +17243,7 @@
       <w:rPr>
         <w:b/>
         <w:bCs/>
-        <w:color w:val="FFFFFF" w:themeColor="background1"/>
+        <w:color w:val="000000"/>
       </w:rPr>
       <w:tblPr/>
       <w:tcPr>
@@ -16675,7 +17262,7 @@
       <w:rPr>
         <w:b/>
         <w:bCs/>
-        <w:color w:val="FFFFFF" w:themeColor="background1"/>
+        <w:color w:val="000000"/>
       </w:rPr>
       <w:tblPr/>
       <w:tcPr>
@@ -16721,7 +17308,7 @@
     </w:tblStylePr>
     <w:tblStylePr w:type="nwCell">
       <w:rPr>
-        <w:color w:val="FFFFFF" w:themeColor="background1"/>
+        <w:color w:val="000000"/>
       </w:rPr>
       <w:tblPr/>
       <w:tcPr>
@@ -16766,7 +17353,7 @@
       <w:rPr>
         <w:b/>
         <w:bCs/>
-        <w:color w:val="FFFFFF" w:themeColor="background1"/>
+        <w:color w:val="000000"/>
       </w:rPr>
       <w:tblPr/>
       <w:tcPr>
@@ -16786,7 +17373,7 @@
         <w:spacing w:before="0" w:after="0" w:line="240" w:lineRule="auto"/>
       </w:pPr>
       <w:rPr>
-        <w:color w:val="auto"/>
+        <w:color w:val="000000"/>
       </w:rPr>
       <w:tblPr/>
       <w:tcPr>
@@ -16805,7 +17392,7 @@
       <w:rPr>
         <w:b/>
         <w:bCs/>
-        <w:color w:val="FFFFFF" w:themeColor="background1"/>
+        <w:color w:val="000000"/>
       </w:rPr>
       <w:tblPr/>
       <w:tcPr>
@@ -16824,7 +17411,7 @@
       <w:rPr>
         <w:b/>
         <w:bCs/>
-        <w:color w:val="FFFFFF" w:themeColor="background1"/>
+        <w:color w:val="000000"/>
       </w:rPr>
       <w:tblPr/>
       <w:tcPr>
@@ -16870,7 +17457,7 @@
     </w:tblStylePr>
     <w:tblStylePr w:type="nwCell">
       <w:rPr>
-        <w:color w:val="FFFFFF" w:themeColor="background1"/>
+        <w:color w:val="000000"/>
       </w:rPr>
       <w:tblPr/>
       <w:tcPr>
@@ -16915,7 +17502,7 @@
       <w:rPr>
         <w:b/>
         <w:bCs/>
-        <w:color w:val="FFFFFF" w:themeColor="background1"/>
+        <w:color w:val="000000"/>
       </w:rPr>
       <w:tblPr/>
       <w:tcPr>
@@ -16935,7 +17522,7 @@
         <w:spacing w:before="0" w:after="0" w:line="240" w:lineRule="auto"/>
       </w:pPr>
       <w:rPr>
-        <w:color w:val="auto"/>
+        <w:color w:val="000000"/>
       </w:rPr>
       <w:tblPr/>
       <w:tcPr>
@@ -16954,7 +17541,7 @@
       <w:rPr>
         <w:b/>
         <w:bCs/>
-        <w:color w:val="FFFFFF" w:themeColor="background1"/>
+        <w:color w:val="000000"/>
       </w:rPr>
       <w:tblPr/>
       <w:tcPr>
@@ -16973,7 +17560,7 @@
       <w:rPr>
         <w:b/>
         <w:bCs/>
-        <w:color w:val="FFFFFF" w:themeColor="background1"/>
+        <w:color w:val="000000"/>
       </w:rPr>
       <w:tblPr/>
       <w:tcPr>
@@ -17019,7 +17606,7 @@
     </w:tblStylePr>
     <w:tblStylePr w:type="nwCell">
       <w:rPr>
-        <w:color w:val="FFFFFF" w:themeColor="background1"/>
+        <w:color w:val="000000"/>
       </w:rPr>
       <w:tblPr/>
       <w:tcPr>
@@ -17064,7 +17651,7 @@
       <w:rPr>
         <w:b/>
         <w:bCs/>
-        <w:color w:val="FFFFFF" w:themeColor="background1"/>
+        <w:color w:val="000000"/>
       </w:rPr>
       <w:tblPr/>
       <w:tcPr>
@@ -17084,7 +17671,7 @@
         <w:spacing w:before="0" w:after="0" w:line="240" w:lineRule="auto"/>
       </w:pPr>
       <w:rPr>
-        <w:color w:val="auto"/>
+        <w:color w:val="000000"/>
       </w:rPr>
       <w:tblPr/>
       <w:tcPr>
@@ -17103,7 +17690,7 @@
       <w:rPr>
         <w:b/>
         <w:bCs/>
-        <w:color w:val="FFFFFF" w:themeColor="background1"/>
+        <w:color w:val="000000"/>
       </w:rPr>
       <w:tblPr/>
       <w:tcPr>
@@ -17122,7 +17709,7 @@
       <w:rPr>
         <w:b/>
         <w:bCs/>
-        <w:color w:val="FFFFFF" w:themeColor="background1"/>
+        <w:color w:val="000000"/>
       </w:rPr>
       <w:tblPr/>
       <w:tcPr>
@@ -17168,7 +17755,7 @@
     </w:tblStylePr>
     <w:tblStylePr w:type="nwCell">
       <w:rPr>
-        <w:color w:val="FFFFFF" w:themeColor="background1"/>
+        <w:color w:val="000000"/>
       </w:rPr>
       <w:tblPr/>
       <w:tcPr>
@@ -17213,7 +17800,7 @@
       <w:rPr>
         <w:b/>
         <w:bCs/>
-        <w:color w:val="FFFFFF" w:themeColor="background1"/>
+        <w:color w:val="000000"/>
       </w:rPr>
       <w:tblPr/>
       <w:tcPr>
@@ -17233,7 +17820,7 @@
         <w:spacing w:before="0" w:after="0" w:line="240" w:lineRule="auto"/>
       </w:pPr>
       <w:rPr>
-        <w:color w:val="auto"/>
+        <w:color w:val="000000"/>
       </w:rPr>
       <w:tblPr/>
       <w:tcPr>
@@ -17252,7 +17839,7 @@
       <w:rPr>
         <w:b/>
         <w:bCs/>
-        <w:color w:val="FFFFFF" w:themeColor="background1"/>
+        <w:color w:val="000000"/>
       </w:rPr>
       <w:tblPr/>
       <w:tcPr>
@@ -17271,7 +17858,7 @@
       <w:rPr>
         <w:b/>
         <w:bCs/>
-        <w:color w:val="FFFFFF" w:themeColor="background1"/>
+        <w:color w:val="000000"/>
       </w:rPr>
       <w:tblPr/>
       <w:tcPr>
@@ -17317,7 +17904,7 @@
     </w:tblStylePr>
     <w:tblStylePr w:type="nwCell">
       <w:rPr>
-        <w:color w:val="FFFFFF" w:themeColor="background1"/>
+        <w:color w:val="000000"/>
       </w:rPr>
       <w:tblPr/>
       <w:tcPr>
@@ -17341,7 +17928,7 @@
       <w:spacing w:after="0" w:line="240" w:lineRule="auto"/>
     </w:pPr>
     <w:rPr>
-      <w:color w:val="000000" w:themeColor="text1"/>
+      <w:color w:val="000000"/>
     </w:rPr>
     <w:tblPr>
       <w:tblStyleRowBandSize w:val="1"/>
@@ -17374,7 +17961,7 @@
       <w:rPr>
         <w:b/>
         <w:bCs/>
-        <w:color w:val="1F497D" w:themeColor="text2"/>
+        <w:color w:val="000000"/>
       </w:rPr>
       <w:tblPr/>
       <w:tcPr>
@@ -17425,7 +18012,7 @@
       <w:spacing w:after="0" w:line="240" w:lineRule="auto"/>
     </w:pPr>
     <w:rPr>
-      <w:color w:val="000000" w:themeColor="text1"/>
+      <w:color w:val="000000"/>
     </w:rPr>
     <w:tblPr>
       <w:tblStyleRowBandSize w:val="1"/>
@@ -17458,7 +18045,7 @@
       <w:rPr>
         <w:b/>
         <w:bCs/>
-        <w:color w:val="1F497D" w:themeColor="text2"/>
+        <w:color w:val="000000"/>
       </w:rPr>
       <w:tblPr/>
       <w:tcPr>
@@ -17509,7 +18096,7 @@
       <w:spacing w:after="0" w:line="240" w:lineRule="auto"/>
     </w:pPr>
     <w:rPr>
-      <w:color w:val="000000" w:themeColor="text1"/>
+      <w:color w:val="000000"/>
     </w:rPr>
     <w:tblPr>
       <w:tblStyleRowBandSize w:val="1"/>
@@ -17542,7 +18129,7 @@
       <w:rPr>
         <w:b/>
         <w:bCs/>
-        <w:color w:val="1F497D" w:themeColor="text2"/>
+        <w:color w:val="000000"/>
       </w:rPr>
       <w:tblPr/>
       <w:tcPr>
@@ -17593,7 +18180,7 @@
       <w:spacing w:after="0" w:line="240" w:lineRule="auto"/>
     </w:pPr>
     <w:rPr>
-      <w:color w:val="000000" w:themeColor="text1"/>
+      <w:color w:val="000000"/>
     </w:rPr>
     <w:tblPr>
       <w:tblStyleRowBandSize w:val="1"/>
@@ -17626,7 +18213,7 @@
       <w:rPr>
         <w:b/>
         <w:bCs/>
-        <w:color w:val="1F497D" w:themeColor="text2"/>
+        <w:color w:val="000000"/>
       </w:rPr>
       <w:tblPr/>
       <w:tcPr>
@@ -17677,7 +18264,7 @@
       <w:spacing w:after="0" w:line="240" w:lineRule="auto"/>
     </w:pPr>
     <w:rPr>
-      <w:color w:val="000000" w:themeColor="text1"/>
+      <w:color w:val="000000"/>
     </w:rPr>
     <w:tblPr>
       <w:tblStyleRowBandSize w:val="1"/>
@@ -17710,7 +18297,7 @@
       <w:rPr>
         <w:b/>
         <w:bCs/>
-        <w:color w:val="1F497D" w:themeColor="text2"/>
+        <w:color w:val="000000"/>
       </w:rPr>
       <w:tblPr/>
       <w:tcPr>
@@ -17761,7 +18348,7 @@
       <w:spacing w:after="0" w:line="240" w:lineRule="auto"/>
     </w:pPr>
     <w:rPr>
-      <w:color w:val="000000" w:themeColor="text1"/>
+      <w:color w:val="000000"/>
     </w:rPr>
     <w:tblPr>
       <w:tblStyleRowBandSize w:val="1"/>
@@ -17794,7 +18381,7 @@
       <w:rPr>
         <w:b/>
         <w:bCs/>
-        <w:color w:val="1F497D" w:themeColor="text2"/>
+        <w:color w:val="000000"/>
       </w:rPr>
       <w:tblPr/>
       <w:tcPr>
@@ -17845,7 +18432,7 @@
       <w:spacing w:after="0" w:line="240" w:lineRule="auto"/>
     </w:pPr>
     <w:rPr>
-      <w:color w:val="000000" w:themeColor="text1"/>
+      <w:color w:val="000000"/>
     </w:rPr>
     <w:tblPr>
       <w:tblStyleRowBandSize w:val="1"/>
@@ -17878,7 +18465,7 @@
       <w:rPr>
         <w:b/>
         <w:bCs/>
-        <w:color w:val="1F497D" w:themeColor="text2"/>
+        <w:color w:val="000000"/>
       </w:rPr>
       <w:tblPr/>
       <w:tcPr>
@@ -17930,7 +18517,7 @@
     </w:pPr>
     <w:rPr>
       <w:rFonts w:asciiTheme="majorHAnsi" w:eastAsiaTheme="majorEastAsia" w:hAnsiTheme="majorHAnsi" w:cstheme="majorBidi"/>
-      <w:color w:val="000000" w:themeColor="text1"/>
+      <w:color w:val="000000"/>
     </w:rPr>
     <w:tblPr>
       <w:tblStyleRowBandSize w:val="1"/>
@@ -18058,7 +18645,7 @@
     </w:pPr>
     <w:rPr>
       <w:rFonts w:asciiTheme="majorHAnsi" w:eastAsiaTheme="majorEastAsia" w:hAnsiTheme="majorHAnsi" w:cstheme="majorBidi"/>
-      <w:color w:val="000000" w:themeColor="text1"/>
+      <w:color w:val="000000"/>
     </w:rPr>
     <w:tblPr>
       <w:tblStyleRowBandSize w:val="1"/>
@@ -18186,7 +18773,7 @@
     </w:pPr>
     <w:rPr>
       <w:rFonts w:asciiTheme="majorHAnsi" w:eastAsiaTheme="majorEastAsia" w:hAnsiTheme="majorHAnsi" w:cstheme="majorBidi"/>
-      <w:color w:val="000000" w:themeColor="text1"/>
+      <w:color w:val="000000"/>
     </w:rPr>
     <w:tblPr>
       <w:tblStyleRowBandSize w:val="1"/>
@@ -18314,7 +18901,7 @@
     </w:pPr>
     <w:rPr>
       <w:rFonts w:asciiTheme="majorHAnsi" w:eastAsiaTheme="majorEastAsia" w:hAnsiTheme="majorHAnsi" w:cstheme="majorBidi"/>
-      <w:color w:val="000000" w:themeColor="text1"/>
+      <w:color w:val="000000"/>
     </w:rPr>
     <w:tblPr>
       <w:tblStyleRowBandSize w:val="1"/>
@@ -18442,7 +19029,7 @@
     </w:pPr>
     <w:rPr>
       <w:rFonts w:asciiTheme="majorHAnsi" w:eastAsiaTheme="majorEastAsia" w:hAnsiTheme="majorHAnsi" w:cstheme="majorBidi"/>
-      <w:color w:val="000000" w:themeColor="text1"/>
+      <w:color w:val="000000"/>
     </w:rPr>
     <w:tblPr>
       <w:tblStyleRowBandSize w:val="1"/>
@@ -18570,7 +19157,7 @@
     </w:pPr>
     <w:rPr>
       <w:rFonts w:asciiTheme="majorHAnsi" w:eastAsiaTheme="majorEastAsia" w:hAnsiTheme="majorHAnsi" w:cstheme="majorBidi"/>
-      <w:color w:val="000000" w:themeColor="text1"/>
+      <w:color w:val="000000"/>
     </w:rPr>
     <w:tblPr>
       <w:tblStyleRowBandSize w:val="1"/>
@@ -18698,7 +19285,7 @@
     </w:pPr>
     <w:rPr>
       <w:rFonts w:asciiTheme="majorHAnsi" w:eastAsiaTheme="majorEastAsia" w:hAnsiTheme="majorHAnsi" w:cstheme="majorBidi"/>
-      <w:color w:val="000000" w:themeColor="text1"/>
+      <w:color w:val="000000"/>
     </w:rPr>
     <w:tblPr>
       <w:tblStyleRowBandSize w:val="1"/>
@@ -19337,7 +19924,7 @@
     </w:pPr>
     <w:rPr>
       <w:rFonts w:asciiTheme="majorHAnsi" w:eastAsiaTheme="majorEastAsia" w:hAnsiTheme="majorHAnsi" w:cstheme="majorBidi"/>
-      <w:color w:val="000000" w:themeColor="text1"/>
+      <w:color w:val="000000"/>
     </w:rPr>
     <w:tblPr>
       <w:tblStyleRowBandSize w:val="1"/>
@@ -19365,7 +19952,7 @@
       <w:rPr>
         <w:b/>
         <w:bCs/>
-        <w:color w:val="000000" w:themeColor="text1"/>
+        <w:color w:val="000000"/>
       </w:rPr>
       <w:tblPr/>
       <w:tcPr>
@@ -19376,7 +19963,7 @@
       <w:rPr>
         <w:b/>
         <w:bCs/>
-        <w:color w:val="000000" w:themeColor="text1"/>
+        <w:color w:val="000000"/>
       </w:rPr>
       <w:tblPr/>
       <w:tcPr>
@@ -19395,7 +19982,7 @@
       <w:rPr>
         <w:b/>
         <w:bCs/>
-        <w:color w:val="000000" w:themeColor="text1"/>
+        <w:color w:val="000000"/>
       </w:rPr>
       <w:tblPr/>
       <w:tcPr>
@@ -19414,7 +20001,7 @@
       <w:rPr>
         <w:b w:val="0"/>
         <w:bCs w:val="0"/>
-        <w:color w:val="000000" w:themeColor="text1"/>
+        <w:color w:val="000000"/>
       </w:rPr>
       <w:tblPr/>
       <w:tcPr>
@@ -19462,7 +20049,7 @@
     </w:pPr>
     <w:rPr>
       <w:rFonts w:asciiTheme="majorHAnsi" w:eastAsiaTheme="majorEastAsia" w:hAnsiTheme="majorHAnsi" w:cstheme="majorBidi"/>
-      <w:color w:val="000000" w:themeColor="text1"/>
+      <w:color w:val="000000"/>
     </w:rPr>
     <w:tblPr>
       <w:tblStyleRowBandSize w:val="1"/>
@@ -19490,7 +20077,7 @@
       <w:rPr>
         <w:b/>
         <w:bCs/>
-        <w:color w:val="000000" w:themeColor="text1"/>
+        <w:color w:val="000000"/>
       </w:rPr>
       <w:tblPr/>
       <w:tcPr>
@@ -19501,7 +20088,7 @@
       <w:rPr>
         <w:b/>
         <w:bCs/>
-        <w:color w:val="000000" w:themeColor="text1"/>
+        <w:color w:val="000000"/>
       </w:rPr>
       <w:tblPr/>
       <w:tcPr>
@@ -19520,7 +20107,7 @@
       <w:rPr>
         <w:b/>
         <w:bCs/>
-        <w:color w:val="000000" w:themeColor="text1"/>
+        <w:color w:val="000000"/>
       </w:rPr>
       <w:tblPr/>
       <w:tcPr>
@@ -19539,7 +20126,7 @@
       <w:rPr>
         <w:b w:val="0"/>
         <w:bCs w:val="0"/>
-        <w:color w:val="000000" w:themeColor="text1"/>
+        <w:color w:val="000000"/>
       </w:rPr>
       <w:tblPr/>
       <w:tcPr>
@@ -19587,7 +20174,7 @@
     </w:pPr>
     <w:rPr>
       <w:rFonts w:asciiTheme="majorHAnsi" w:eastAsiaTheme="majorEastAsia" w:hAnsiTheme="majorHAnsi" w:cstheme="majorBidi"/>
-      <w:color w:val="000000" w:themeColor="text1"/>
+      <w:color w:val="000000"/>
     </w:rPr>
     <w:tblPr>
       <w:tblStyleRowBandSize w:val="1"/>
@@ -19615,7 +20202,7 @@
       <w:rPr>
         <w:b/>
         <w:bCs/>
-        <w:color w:val="000000" w:themeColor="text1"/>
+        <w:color w:val="000000"/>
       </w:rPr>
       <w:tblPr/>
       <w:tcPr>
@@ -19626,7 +20213,7 @@
       <w:rPr>
         <w:b/>
         <w:bCs/>
-        <w:color w:val="000000" w:themeColor="text1"/>
+        <w:color w:val="000000"/>
       </w:rPr>
       <w:tblPr/>
       <w:tcPr>
@@ -19645,7 +20232,7 @@
       <w:rPr>
         <w:b/>
         <w:bCs/>
-        <w:color w:val="000000" w:themeColor="text1"/>
+        <w:color w:val="000000"/>
       </w:rPr>
       <w:tblPr/>
       <w:tcPr>
@@ -19664,7 +20251,7 @@
       <w:rPr>
         <w:b w:val="0"/>
         <w:bCs w:val="0"/>
-        <w:color w:val="000000" w:themeColor="text1"/>
+        <w:color w:val="000000"/>
       </w:rPr>
       <w:tblPr/>
       <w:tcPr>
@@ -19712,7 +20299,7 @@
     </w:pPr>
     <w:rPr>
       <w:rFonts w:asciiTheme="majorHAnsi" w:eastAsiaTheme="majorEastAsia" w:hAnsiTheme="majorHAnsi" w:cstheme="majorBidi"/>
-      <w:color w:val="000000" w:themeColor="text1"/>
+      <w:color w:val="000000"/>
     </w:rPr>
     <w:tblPr>
       <w:tblStyleRowBandSize w:val="1"/>
@@ -19740,7 +20327,7 @@
       <w:rPr>
         <w:b/>
         <w:bCs/>
-        <w:color w:val="000000" w:themeColor="text1"/>
+        <w:color w:val="000000"/>
       </w:rPr>
       <w:tblPr/>
       <w:tcPr>
@@ -19751,7 +20338,7 @@
       <w:rPr>
         <w:b/>
         <w:bCs/>
-        <w:color w:val="000000" w:themeColor="text1"/>
+        <w:color w:val="000000"/>
       </w:rPr>
       <w:tblPr/>
       <w:tcPr>
@@ -19770,7 +20357,7 @@
       <w:rPr>
         <w:b/>
         <w:bCs/>
-        <w:color w:val="000000" w:themeColor="text1"/>
+        <w:color w:val="000000"/>
       </w:rPr>
       <w:tblPr/>
       <w:tcPr>
@@ -19789,7 +20376,7 @@
       <w:rPr>
         <w:b w:val="0"/>
         <w:bCs w:val="0"/>
-        <w:color w:val="000000" w:themeColor="text1"/>
+        <w:color w:val="000000"/>
       </w:rPr>
       <w:tblPr/>
       <w:tcPr>
@@ -19837,7 +20424,7 @@
     </w:pPr>
     <w:rPr>
       <w:rFonts w:asciiTheme="majorHAnsi" w:eastAsiaTheme="majorEastAsia" w:hAnsiTheme="majorHAnsi" w:cstheme="majorBidi"/>
-      <w:color w:val="000000" w:themeColor="text1"/>
+      <w:color w:val="000000"/>
     </w:rPr>
     <w:tblPr>
       <w:tblStyleRowBandSize w:val="1"/>
@@ -19865,7 +20452,7 @@
       <w:rPr>
         <w:b/>
         <w:bCs/>
-        <w:color w:val="000000" w:themeColor="text1"/>
+        <w:color w:val="000000"/>
       </w:rPr>
       <w:tblPr/>
       <w:tcPr>
@@ -19876,7 +20463,7 @@
       <w:rPr>
         <w:b/>
         <w:bCs/>
-        <w:color w:val="000000" w:themeColor="text1"/>
+        <w:color w:val="000000"/>
       </w:rPr>
       <w:tblPr/>
       <w:tcPr>
@@ -19895,7 +20482,7 @@
       <w:rPr>
         <w:b/>
         <w:bCs/>
-        <w:color w:val="000000" w:themeColor="text1"/>
+        <w:color w:val="000000"/>
       </w:rPr>
       <w:tblPr/>
       <w:tcPr>
@@ -19914,7 +20501,7 @@
       <w:rPr>
         <w:b w:val="0"/>
         <w:bCs w:val="0"/>
-        <w:color w:val="000000" w:themeColor="text1"/>
+        <w:color w:val="000000"/>
       </w:rPr>
       <w:tblPr/>
       <w:tcPr>
@@ -19962,7 +20549,7 @@
     </w:pPr>
     <w:rPr>
       <w:rFonts w:asciiTheme="majorHAnsi" w:eastAsiaTheme="majorEastAsia" w:hAnsiTheme="majorHAnsi" w:cstheme="majorBidi"/>
-      <w:color w:val="000000" w:themeColor="text1"/>
+      <w:color w:val="000000"/>
     </w:rPr>
     <w:tblPr>
       <w:tblStyleRowBandSize w:val="1"/>
@@ -19990,7 +20577,7 @@
       <w:rPr>
         <w:b/>
         <w:bCs/>
-        <w:color w:val="000000" w:themeColor="text1"/>
+        <w:color w:val="000000"/>
       </w:rPr>
       <w:tblPr/>
       <w:tcPr>
@@ -20001,7 +20588,7 @@
       <w:rPr>
         <w:b/>
         <w:bCs/>
-        <w:color w:val="000000" w:themeColor="text1"/>
+        <w:color w:val="000000"/>
       </w:rPr>
       <w:tblPr/>
       <w:tcPr>
@@ -20020,7 +20607,7 @@
       <w:rPr>
         <w:b/>
         <w:bCs/>
-        <w:color w:val="000000" w:themeColor="text1"/>
+        <w:color w:val="000000"/>
       </w:rPr>
       <w:tblPr/>
       <w:tcPr>
@@ -20039,7 +20626,7 @@
       <w:rPr>
         <w:b w:val="0"/>
         <w:bCs w:val="0"/>
-        <w:color w:val="000000" w:themeColor="text1"/>
+        <w:color w:val="000000"/>
       </w:rPr>
       <w:tblPr/>
       <w:tcPr>
@@ -20087,7 +20674,7 @@
     </w:pPr>
     <w:rPr>
       <w:rFonts w:asciiTheme="majorHAnsi" w:eastAsiaTheme="majorEastAsia" w:hAnsiTheme="majorHAnsi" w:cstheme="majorBidi"/>
-      <w:color w:val="000000" w:themeColor="text1"/>
+      <w:color w:val="000000"/>
     </w:rPr>
     <w:tblPr>
       <w:tblStyleRowBandSize w:val="1"/>
@@ -20115,7 +20702,7 @@
       <w:rPr>
         <w:b/>
         <w:bCs/>
-        <w:color w:val="000000" w:themeColor="text1"/>
+        <w:color w:val="000000"/>
       </w:rPr>
       <w:tblPr/>
       <w:tcPr>
@@ -20126,7 +20713,7 @@
       <w:rPr>
         <w:b/>
         <w:bCs/>
-        <w:color w:val="000000" w:themeColor="text1"/>
+        <w:color w:val="000000"/>
       </w:rPr>
       <w:tblPr/>
       <w:tcPr>
@@ -20145,7 +20732,7 @@
       <w:rPr>
         <w:b/>
         <w:bCs/>
-        <w:color w:val="000000" w:themeColor="text1"/>
+        <w:color w:val="000000"/>
       </w:rPr>
       <w:tblPr/>
       <w:tcPr>
@@ -20164,7 +20751,7 @@
       <w:rPr>
         <w:b w:val="0"/>
         <w:bCs w:val="0"/>
-        <w:color w:val="000000" w:themeColor="text1"/>
+        <w:color w:val="000000"/>
       </w:rPr>
       <w:tblPr/>
       <w:tcPr>
@@ -20238,7 +20825,7 @@
         <w:bCs/>
         <w:i w:val="0"/>
         <w:iCs w:val="0"/>
-        <w:color w:val="FFFFFF" w:themeColor="background1"/>
+        <w:color w:val="000000"/>
       </w:rPr>
       <w:tblPr/>
       <w:tcPr>
@@ -20259,7 +20846,7 @@
         <w:bCs/>
         <w:i w:val="0"/>
         <w:iCs w:val="0"/>
-        <w:color w:val="FFFFFF" w:themeColor="background1"/>
+        <w:color w:val="000000"/>
       </w:rPr>
       <w:tblPr/>
       <w:tcPr>
@@ -20280,7 +20867,7 @@
         <w:bCs/>
         <w:i w:val="0"/>
         <w:iCs w:val="0"/>
-        <w:color w:val="FFFFFF" w:themeColor="background1"/>
+        <w:color w:val="000000"/>
       </w:rPr>
       <w:tblPr/>
       <w:tcPr>
@@ -20299,7 +20886,7 @@
         <w:bCs/>
         <w:i w:val="0"/>
         <w:iCs w:val="0"/>
-        <w:color w:val="FFFFFF" w:themeColor="background1"/>
+        <w:color w:val="000000"/>
       </w:rPr>
       <w:tblPr/>
       <w:tcPr>
@@ -20379,7 +20966,7 @@
         <w:bCs/>
         <w:i w:val="0"/>
         <w:iCs w:val="0"/>
-        <w:color w:val="FFFFFF" w:themeColor="background1"/>
+        <w:color w:val="000000"/>
       </w:rPr>
       <w:tblPr/>
       <w:tcPr>
@@ -20400,7 +20987,7 @@
         <w:bCs/>
         <w:i w:val="0"/>
         <w:iCs w:val="0"/>
-        <w:color w:val="FFFFFF" w:themeColor="background1"/>
+        <w:color w:val="000000"/>
       </w:rPr>
       <w:tblPr/>
       <w:tcPr>
@@ -20421,7 +21008,7 @@
         <w:bCs/>
         <w:i w:val="0"/>
         <w:iCs w:val="0"/>
-        <w:color w:val="FFFFFF" w:themeColor="background1"/>
+        <w:color w:val="000000"/>
       </w:rPr>
       <w:tblPr/>
       <w:tcPr>
@@ -20440,7 +21027,7 @@
         <w:bCs/>
         <w:i w:val="0"/>
         <w:iCs w:val="0"/>
-        <w:color w:val="FFFFFF" w:themeColor="background1"/>
+        <w:color w:val="000000"/>
       </w:rPr>
       <w:tblPr/>
       <w:tcPr>
@@ -20520,7 +21107,7 @@
         <w:bCs/>
         <w:i w:val="0"/>
         <w:iCs w:val="0"/>
-        <w:color w:val="FFFFFF" w:themeColor="background1"/>
+        <w:color w:val="000000"/>
       </w:rPr>
       <w:tblPr/>
       <w:tcPr>
@@ -20541,7 +21128,7 @@
         <w:bCs/>
         <w:i w:val="0"/>
         <w:iCs w:val="0"/>
-        <w:color w:val="FFFFFF" w:themeColor="background1"/>
+        <w:color w:val="000000"/>
       </w:rPr>
       <w:tblPr/>
       <w:tcPr>
@@ -20562,7 +21149,7 @@
         <w:bCs/>
         <w:i w:val="0"/>
         <w:iCs w:val="0"/>
-        <w:color w:val="FFFFFF" w:themeColor="background1"/>
+        <w:color w:val="000000"/>
       </w:rPr>
       <w:tblPr/>
       <w:tcPr>
@@ -20581,7 +21168,7 @@
         <w:bCs/>
         <w:i w:val="0"/>
         <w:iCs w:val="0"/>
-        <w:color w:val="FFFFFF" w:themeColor="background1"/>
+        <w:color w:val="000000"/>
       </w:rPr>
       <w:tblPr/>
       <w:tcPr>
@@ -20661,7 +21248,7 @@
         <w:bCs/>
         <w:i w:val="0"/>
         <w:iCs w:val="0"/>
-        <w:color w:val="FFFFFF" w:themeColor="background1"/>
+        <w:color w:val="000000"/>
       </w:rPr>
       <w:tblPr/>
       <w:tcPr>
@@ -20682,7 +21269,7 @@
         <w:bCs/>
         <w:i w:val="0"/>
         <w:iCs w:val="0"/>
-        <w:color w:val="FFFFFF" w:themeColor="background1"/>
+        <w:color w:val="000000"/>
       </w:rPr>
       <w:tblPr/>
       <w:tcPr>
@@ -20703,7 +21290,7 @@
         <w:bCs/>
         <w:i w:val="0"/>
         <w:iCs w:val="0"/>
-        <w:color w:val="FFFFFF" w:themeColor="background1"/>
+        <w:color w:val="000000"/>
       </w:rPr>
       <w:tblPr/>
       <w:tcPr>
@@ -20722,7 +21309,7 @@
         <w:bCs/>
         <w:i w:val="0"/>
         <w:iCs w:val="0"/>
-        <w:color w:val="FFFFFF" w:themeColor="background1"/>
+        <w:color w:val="000000"/>
       </w:rPr>
       <w:tblPr/>
       <w:tcPr>
@@ -20802,7 +21389,7 @@
         <w:bCs/>
         <w:i w:val="0"/>
         <w:iCs w:val="0"/>
-        <w:color w:val="FFFFFF" w:themeColor="background1"/>
+        <w:color w:val="000000"/>
       </w:rPr>
       <w:tblPr/>
       <w:tcPr>
@@ -20823,7 +21410,7 @@
         <w:bCs/>
         <w:i w:val="0"/>
         <w:iCs w:val="0"/>
-        <w:color w:val="FFFFFF" w:themeColor="background1"/>
+        <w:color w:val="000000"/>
       </w:rPr>
       <w:tblPr/>
       <w:tcPr>
@@ -20844,7 +21431,7 @@
         <w:bCs/>
         <w:i w:val="0"/>
         <w:iCs w:val="0"/>
-        <w:color w:val="FFFFFF" w:themeColor="background1"/>
+        <w:color w:val="000000"/>
       </w:rPr>
       <w:tblPr/>
       <w:tcPr>
@@ -20863,7 +21450,7 @@
         <w:bCs/>
         <w:i w:val="0"/>
         <w:iCs w:val="0"/>
-        <w:color w:val="FFFFFF" w:themeColor="background1"/>
+        <w:color w:val="000000"/>
       </w:rPr>
       <w:tblPr/>
       <w:tcPr>
@@ -20943,7 +21530,7 @@
         <w:bCs/>
         <w:i w:val="0"/>
         <w:iCs w:val="0"/>
-        <w:color w:val="FFFFFF" w:themeColor="background1"/>
+        <w:color w:val="000000"/>
       </w:rPr>
       <w:tblPr/>
       <w:tcPr>
@@ -20964,7 +21551,7 @@
         <w:bCs/>
         <w:i w:val="0"/>
         <w:iCs w:val="0"/>
-        <w:color w:val="FFFFFF" w:themeColor="background1"/>
+        <w:color w:val="000000"/>
       </w:rPr>
       <w:tblPr/>
       <w:tcPr>
@@ -20985,7 +21572,7 @@
         <w:bCs/>
         <w:i w:val="0"/>
         <w:iCs w:val="0"/>
-        <w:color w:val="FFFFFF" w:themeColor="background1"/>
+        <w:color w:val="000000"/>
       </w:rPr>
       <w:tblPr/>
       <w:tcPr>
@@ -21004,7 +21591,7 @@
         <w:bCs/>
         <w:i w:val="0"/>
         <w:iCs w:val="0"/>
-        <w:color w:val="FFFFFF" w:themeColor="background1"/>
+        <w:color w:val="000000"/>
       </w:rPr>
       <w:tblPr/>
       <w:tcPr>
@@ -21084,7 +21671,7 @@
         <w:bCs/>
         <w:i w:val="0"/>
         <w:iCs w:val="0"/>
-        <w:color w:val="FFFFFF" w:themeColor="background1"/>
+        <w:color w:val="000000"/>
       </w:rPr>
       <w:tblPr/>
       <w:tcPr>
@@ -21105,7 +21692,7 @@
         <w:bCs/>
         <w:i w:val="0"/>
         <w:iCs w:val="0"/>
-        <w:color w:val="FFFFFF" w:themeColor="background1"/>
+        <w:color w:val="000000"/>
       </w:rPr>
       <w:tblPr/>
       <w:tcPr>
@@ -21126,7 +21713,7 @@
         <w:bCs/>
         <w:i w:val="0"/>
         <w:iCs w:val="0"/>
-        <w:color w:val="FFFFFF" w:themeColor="background1"/>
+        <w:color w:val="000000"/>
       </w:rPr>
       <w:tblPr/>
       <w:tcPr>
@@ -21145,7 +21732,7 @@
         <w:bCs/>
         <w:i w:val="0"/>
         <w:iCs w:val="0"/>
-        <w:color w:val="FFFFFF" w:themeColor="background1"/>
+        <w:color w:val="000000"/>
       </w:rPr>
       <w:tblPr/>
       <w:tcPr>
@@ -21198,7 +21785,7 @@
       <w:spacing w:after="0" w:line="240" w:lineRule="auto"/>
     </w:pPr>
     <w:rPr>
-      <w:color w:val="FFFFFF" w:themeColor="background1"/>
+      <w:color w:val="000000"/>
     </w:rPr>
     <w:tblPr>
       <w:tblStyleRowBandSize w:val="1"/>
@@ -21312,7 +21899,7 @@
       <w:spacing w:after="0" w:line="240" w:lineRule="auto"/>
     </w:pPr>
     <w:rPr>
-      <w:color w:val="FFFFFF" w:themeColor="background1"/>
+      <w:color w:val="000000"/>
     </w:rPr>
     <w:tblPr>
       <w:tblStyleRowBandSize w:val="1"/>
@@ -21426,7 +22013,7 @@
       <w:spacing w:after="0" w:line="240" w:lineRule="auto"/>
     </w:pPr>
     <w:rPr>
-      <w:color w:val="FFFFFF" w:themeColor="background1"/>
+      <w:color w:val="000000"/>
     </w:rPr>
     <w:tblPr>
       <w:tblStyleRowBandSize w:val="1"/>
@@ -21540,7 +22127,7 @@
       <w:spacing w:after="0" w:line="240" w:lineRule="auto"/>
     </w:pPr>
     <w:rPr>
-      <w:color w:val="FFFFFF" w:themeColor="background1"/>
+      <w:color w:val="000000"/>
     </w:rPr>
     <w:tblPr>
       <w:tblStyleRowBandSize w:val="1"/>
@@ -21654,7 +22241,7 @@
       <w:spacing w:after="0" w:line="240" w:lineRule="auto"/>
     </w:pPr>
     <w:rPr>
-      <w:color w:val="FFFFFF" w:themeColor="background1"/>
+      <w:color w:val="000000"/>
     </w:rPr>
     <w:tblPr>
       <w:tblStyleRowBandSize w:val="1"/>
@@ -21768,7 +22355,7 @@
       <w:spacing w:after="0" w:line="240" w:lineRule="auto"/>
     </w:pPr>
     <w:rPr>
-      <w:color w:val="FFFFFF" w:themeColor="background1"/>
+      <w:color w:val="000000"/>
     </w:rPr>
     <w:tblPr>
       <w:tblStyleRowBandSize w:val="1"/>
@@ -21882,7 +22469,7 @@
       <w:spacing w:after="0" w:line="240" w:lineRule="auto"/>
     </w:pPr>
     <w:rPr>
-      <w:color w:val="FFFFFF" w:themeColor="background1"/>
+      <w:color w:val="000000"/>
     </w:rPr>
     <w:tblPr>
       <w:tblStyleRowBandSize w:val="1"/>
@@ -21996,7 +22583,7 @@
       <w:spacing w:after="0" w:line="240" w:lineRule="auto"/>
     </w:pPr>
     <w:rPr>
-      <w:color w:val="000000" w:themeColor="text1"/>
+      <w:color w:val="000000"/>
     </w:rPr>
     <w:tblPr>
       <w:tblStyleRowBandSize w:val="1"/>
@@ -22042,7 +22629,7 @@
       <w:rPr>
         <w:b/>
         <w:bCs/>
-        <w:color w:val="FFFFFF" w:themeColor="background1"/>
+        <w:color w:val="000000"/>
       </w:rPr>
       <w:tblPr/>
       <w:tcPr>
@@ -22054,7 +22641,7 @@
     </w:tblStylePr>
     <w:tblStylePr w:type="firstCol">
       <w:rPr>
-        <w:color w:val="FFFFFF" w:themeColor="background1"/>
+        <w:color w:val="000000"/>
       </w:rPr>
       <w:tblPr/>
       <w:tcPr>
@@ -22071,7 +22658,7 @@
     </w:tblStylePr>
     <w:tblStylePr w:type="lastCol">
       <w:rPr>
-        <w:color w:val="FFFFFF" w:themeColor="background1"/>
+        <w:color w:val="000000"/>
       </w:rPr>
       <w:tblPr/>
       <w:tcPr>
@@ -22100,12 +22687,12 @@
     </w:tblStylePr>
     <w:tblStylePr w:type="neCell">
       <w:rPr>
-        <w:color w:val="000000" w:themeColor="text1"/>
+        <w:color w:val="000000"/>
       </w:rPr>
     </w:tblStylePr>
     <w:tblStylePr w:type="nwCell">
       <w:rPr>
-        <w:color w:val="000000" w:themeColor="text1"/>
+        <w:color w:val="000000"/>
       </w:rPr>
     </w:tblStylePr>
   </w:style>
@@ -22118,7 +22705,7 @@
       <w:spacing w:after="0" w:line="240" w:lineRule="auto"/>
     </w:pPr>
     <w:rPr>
-      <w:color w:val="000000" w:themeColor="text1"/>
+      <w:color w:val="000000"/>
     </w:rPr>
     <w:tblPr>
       <w:tblStyleRowBandSize w:val="1"/>
@@ -22164,7 +22751,7 @@
       <w:rPr>
         <w:b/>
         <w:bCs/>
-        <w:color w:val="FFFFFF" w:themeColor="background1"/>
+        <w:color w:val="000000"/>
       </w:rPr>
       <w:tblPr/>
       <w:tcPr>
@@ -22176,7 +22763,7 @@
     </w:tblStylePr>
     <w:tblStylePr w:type="firstCol">
       <w:rPr>
-        <w:color w:val="FFFFFF" w:themeColor="background1"/>
+        <w:color w:val="000000"/>
       </w:rPr>
       <w:tblPr/>
       <w:tcPr>
@@ -22193,7 +22780,7 @@
     </w:tblStylePr>
     <w:tblStylePr w:type="lastCol">
       <w:rPr>
-        <w:color w:val="FFFFFF" w:themeColor="background1"/>
+        <w:color w:val="000000"/>
       </w:rPr>
       <w:tblPr/>
       <w:tcPr>
@@ -22222,12 +22809,12 @@
     </w:tblStylePr>
     <w:tblStylePr w:type="neCell">
       <w:rPr>
-        <w:color w:val="000000" w:themeColor="text1"/>
+        <w:color w:val="000000"/>
       </w:rPr>
     </w:tblStylePr>
     <w:tblStylePr w:type="nwCell">
       <w:rPr>
-        <w:color w:val="000000" w:themeColor="text1"/>
+        <w:color w:val="000000"/>
       </w:rPr>
     </w:tblStylePr>
   </w:style>
@@ -22240,7 +22827,7 @@
       <w:spacing w:after="0" w:line="240" w:lineRule="auto"/>
     </w:pPr>
     <w:rPr>
-      <w:color w:val="000000" w:themeColor="text1"/>
+      <w:color w:val="000000"/>
     </w:rPr>
     <w:tblPr>
       <w:tblStyleRowBandSize w:val="1"/>
@@ -22286,7 +22873,7 @@
       <w:rPr>
         <w:b/>
         <w:bCs/>
-        <w:color w:val="FFFFFF" w:themeColor="background1"/>
+        <w:color w:val="000000"/>
       </w:rPr>
       <w:tblPr/>
       <w:tcPr>
@@ -22298,7 +22885,7 @@
     </w:tblStylePr>
     <w:tblStylePr w:type="firstCol">
       <w:rPr>
-        <w:color w:val="FFFFFF" w:themeColor="background1"/>
+        <w:color w:val="000000"/>
       </w:rPr>
       <w:tblPr/>
       <w:tcPr>
@@ -22315,7 +22902,7 @@
     </w:tblStylePr>
     <w:tblStylePr w:type="lastCol">
       <w:rPr>
-        <w:color w:val="FFFFFF" w:themeColor="background1"/>
+        <w:color w:val="000000"/>
       </w:rPr>
       <w:tblPr/>
       <w:tcPr>
@@ -22344,12 +22931,12 @@
     </w:tblStylePr>
     <w:tblStylePr w:type="neCell">
       <w:rPr>
-        <w:color w:val="000000" w:themeColor="text1"/>
+        <w:color w:val="000000"/>
       </w:rPr>
     </w:tblStylePr>
     <w:tblStylePr w:type="nwCell">
       <w:rPr>
-        <w:color w:val="000000" w:themeColor="text1"/>
+        <w:color w:val="000000"/>
       </w:rPr>
     </w:tblStylePr>
   </w:style>
@@ -22362,7 +22949,7 @@
       <w:spacing w:after="0" w:line="240" w:lineRule="auto"/>
     </w:pPr>
     <w:rPr>
-      <w:color w:val="000000" w:themeColor="text1"/>
+      <w:color w:val="000000"/>
     </w:rPr>
     <w:tblPr>
       <w:tblStyleRowBandSize w:val="1"/>
@@ -22408,7 +22995,7 @@
       <w:rPr>
         <w:b/>
         <w:bCs/>
-        <w:color w:val="FFFFFF" w:themeColor="background1"/>
+        <w:color w:val="000000"/>
       </w:rPr>
       <w:tblPr/>
       <w:tcPr>
@@ -22420,7 +23007,7 @@
     </w:tblStylePr>
     <w:tblStylePr w:type="firstCol">
       <w:rPr>
-        <w:color w:val="FFFFFF" w:themeColor="background1"/>
+        <w:color w:val="000000"/>
       </w:rPr>
       <w:tblPr/>
       <w:tcPr>
@@ -22437,7 +23024,7 @@
     </w:tblStylePr>
     <w:tblStylePr w:type="lastCol">
       <w:rPr>
-        <w:color w:val="FFFFFF" w:themeColor="background1"/>
+        <w:color w:val="000000"/>
       </w:rPr>
       <w:tblPr/>
       <w:tcPr>
@@ -22474,7 +23061,7 @@
       <w:spacing w:after="0" w:line="240" w:lineRule="auto"/>
     </w:pPr>
     <w:rPr>
-      <w:color w:val="000000" w:themeColor="text1"/>
+      <w:color w:val="000000"/>
     </w:rPr>
     <w:tblPr>
       <w:tblStyleRowBandSize w:val="1"/>
@@ -22520,7 +23107,7 @@
       <w:rPr>
         <w:b/>
         <w:bCs/>
-        <w:color w:val="FFFFFF" w:themeColor="background1"/>
+        <w:color w:val="000000"/>
       </w:rPr>
       <w:tblPr/>
       <w:tcPr>
@@ -22532,7 +23119,7 @@
     </w:tblStylePr>
     <w:tblStylePr w:type="firstCol">
       <w:rPr>
-        <w:color w:val="FFFFFF" w:themeColor="background1"/>
+        <w:color w:val="000000"/>
       </w:rPr>
       <w:tblPr/>
       <w:tcPr>
@@ -22549,7 +23136,7 @@
     </w:tblStylePr>
     <w:tblStylePr w:type="lastCol">
       <w:rPr>
-        <w:color w:val="FFFFFF" w:themeColor="background1"/>
+        <w:color w:val="000000"/>
       </w:rPr>
       <w:tblPr/>
       <w:tcPr>
@@ -22578,12 +23165,12 @@
     </w:tblStylePr>
     <w:tblStylePr w:type="neCell">
       <w:rPr>
-        <w:color w:val="000000" w:themeColor="text1"/>
+        <w:color w:val="000000"/>
       </w:rPr>
     </w:tblStylePr>
     <w:tblStylePr w:type="nwCell">
       <w:rPr>
-        <w:color w:val="000000" w:themeColor="text1"/>
+        <w:color w:val="000000"/>
       </w:rPr>
     </w:tblStylePr>
   </w:style>
@@ -22596,7 +23183,7 @@
       <w:spacing w:after="0" w:line="240" w:lineRule="auto"/>
     </w:pPr>
     <w:rPr>
-      <w:color w:val="000000" w:themeColor="text1"/>
+      <w:color w:val="000000"/>
     </w:rPr>
     <w:tblPr>
       <w:tblStyleRowBandSize w:val="1"/>
@@ -22642,7 +23229,7 @@
       <w:rPr>
         <w:b/>
         <w:bCs/>
-        <w:color w:val="FFFFFF" w:themeColor="background1"/>
+        <w:color w:val="000000"/>
       </w:rPr>
       <w:tblPr/>
       <w:tcPr>
@@ -22654,7 +23241,7 @@
     </w:tblStylePr>
     <w:tblStylePr w:type="firstCol">
       <w:rPr>
-        <w:color w:val="FFFFFF" w:themeColor="background1"/>
+        <w:color w:val="000000"/>
       </w:rPr>
       <w:tblPr/>
       <w:tcPr>
@@ -22671,7 +23258,7 @@
     </w:tblStylePr>
     <w:tblStylePr w:type="lastCol">
       <w:rPr>
-        <w:color w:val="FFFFFF" w:themeColor="background1"/>
+        <w:color w:val="000000"/>
       </w:rPr>
       <w:tblPr/>
       <w:tcPr>
@@ -22700,12 +23287,12 @@
     </w:tblStylePr>
     <w:tblStylePr w:type="neCell">
       <w:rPr>
-        <w:color w:val="000000" w:themeColor="text1"/>
+        <w:color w:val="000000"/>
       </w:rPr>
     </w:tblStylePr>
     <w:tblStylePr w:type="nwCell">
       <w:rPr>
-        <w:color w:val="000000" w:themeColor="text1"/>
+        <w:color w:val="000000"/>
       </w:rPr>
     </w:tblStylePr>
   </w:style>
@@ -22718,7 +23305,7 @@
       <w:spacing w:after="0" w:line="240" w:lineRule="auto"/>
     </w:pPr>
     <w:rPr>
-      <w:color w:val="000000" w:themeColor="text1"/>
+      <w:color w:val="000000"/>
     </w:rPr>
     <w:tblPr>
       <w:tblStyleRowBandSize w:val="1"/>
@@ -22764,7 +23351,7 @@
       <w:rPr>
         <w:b/>
         <w:bCs/>
-        <w:color w:val="FFFFFF" w:themeColor="background1"/>
+        <w:color w:val="000000"/>
       </w:rPr>
       <w:tblPr/>
       <w:tcPr>
@@ -22776,7 +23363,7 @@
     </w:tblStylePr>
     <w:tblStylePr w:type="firstCol">
       <w:rPr>
-        <w:color w:val="FFFFFF" w:themeColor="background1"/>
+        <w:color w:val="000000"/>
       </w:rPr>
       <w:tblPr/>
       <w:tcPr>
@@ -22793,7 +23380,7 @@
     </w:tblStylePr>
     <w:tblStylePr w:type="lastCol">
       <w:rPr>
-        <w:color w:val="FFFFFF" w:themeColor="background1"/>
+        <w:color w:val="000000"/>
       </w:rPr>
       <w:tblPr/>
       <w:tcPr>
@@ -22822,12 +23409,12 @@
     </w:tblStylePr>
     <w:tblStylePr w:type="neCell">
       <w:rPr>
-        <w:color w:val="000000" w:themeColor="text1"/>
+        <w:color w:val="000000"/>
       </w:rPr>
     </w:tblStylePr>
     <w:tblStylePr w:type="nwCell">
       <w:rPr>
-        <w:color w:val="000000" w:themeColor="text1"/>
+        <w:color w:val="000000"/>
       </w:rPr>
     </w:tblStylePr>
   </w:style>
@@ -22840,7 +23427,7 @@
       <w:spacing w:after="0" w:line="240" w:lineRule="auto"/>
     </w:pPr>
     <w:rPr>
-      <w:color w:val="000000" w:themeColor="text1"/>
+      <w:color w:val="000000"/>
     </w:rPr>
     <w:tblPr>
       <w:tblStyleRowBandSize w:val="1"/>
@@ -22860,7 +23447,7 @@
       <w:rPr>
         <w:b/>
         <w:bCs/>
-        <w:color w:val="FFFFFF" w:themeColor="background1"/>
+        <w:color w:val="000000"/>
       </w:rPr>
       <w:tblPr/>
       <w:tcPr>
@@ -22874,7 +23461,7 @@
       <w:rPr>
         <w:b/>
         <w:bCs/>
-        <w:color w:val="9E3A38" w:themeColor="accent2" w:themeShade="CC"/>
+        <w:color w:val="000000"/>
       </w:rPr>
       <w:tblPr/>
       <w:tcPr>
@@ -22926,7 +23513,7 @@
       <w:spacing w:after="0" w:line="240" w:lineRule="auto"/>
     </w:pPr>
     <w:rPr>
-      <w:color w:val="000000" w:themeColor="text1"/>
+      <w:color w:val="000000"/>
     </w:rPr>
     <w:tblPr>
       <w:tblStyleRowBandSize w:val="1"/>
@@ -22946,7 +23533,7 @@
       <w:rPr>
         <w:b/>
         <w:bCs/>
-        <w:color w:val="FFFFFF" w:themeColor="background1"/>
+        <w:color w:val="000000"/>
       </w:rPr>
       <w:tblPr/>
       <w:tcPr>
@@ -22960,7 +23547,7 @@
       <w:rPr>
         <w:b/>
         <w:bCs/>
-        <w:color w:val="9E3A38" w:themeColor="accent2" w:themeShade="CC"/>
+        <w:color w:val="000000"/>
       </w:rPr>
       <w:tblPr/>
       <w:tcPr>
@@ -23012,7 +23599,7 @@
       <w:spacing w:after="0" w:line="240" w:lineRule="auto"/>
     </w:pPr>
     <w:rPr>
-      <w:color w:val="000000" w:themeColor="text1"/>
+      <w:color w:val="000000"/>
     </w:rPr>
     <w:tblPr>
       <w:tblStyleRowBandSize w:val="1"/>
@@ -23032,7 +23619,7 @@
       <w:rPr>
         <w:b/>
         <w:bCs/>
-        <w:color w:val="FFFFFF" w:themeColor="background1"/>
+        <w:color w:val="000000"/>
       </w:rPr>
       <w:tblPr/>
       <w:tcPr>
@@ -23046,7 +23633,7 @@
       <w:rPr>
         <w:b/>
         <w:bCs/>
-        <w:color w:val="9E3A38" w:themeColor="accent2" w:themeShade="CC"/>
+        <w:color w:val="000000"/>
       </w:rPr>
       <w:tblPr/>
       <w:tcPr>
@@ -23098,7 +23685,7 @@
       <w:spacing w:after="0" w:line="240" w:lineRule="auto"/>
     </w:pPr>
     <w:rPr>
-      <w:color w:val="000000" w:themeColor="text1"/>
+      <w:color w:val="000000"/>
     </w:rPr>
     <w:tblPr>
       <w:tblStyleRowBandSize w:val="1"/>
@@ -23118,7 +23705,7 @@
       <w:rPr>
         <w:b/>
         <w:bCs/>
-        <w:color w:val="FFFFFF" w:themeColor="background1"/>
+        <w:color w:val="000000"/>
       </w:rPr>
       <w:tblPr/>
       <w:tcPr>
@@ -23132,7 +23719,7 @@
       <w:rPr>
         <w:b/>
         <w:bCs/>
-        <w:color w:val="664E82" w:themeColor="accent4" w:themeShade="CC"/>
+        <w:color w:val="000000"/>
       </w:rPr>
       <w:tblPr/>
       <w:tcPr>
@@ -23184,7 +23771,7 @@
       <w:spacing w:after="0" w:line="240" w:lineRule="auto"/>
     </w:pPr>
     <w:rPr>
-      <w:color w:val="000000" w:themeColor="text1"/>
+      <w:color w:val="000000"/>
     </w:rPr>
     <w:tblPr>
       <w:tblStyleRowBandSize w:val="1"/>
@@ -23204,7 +23791,7 @@
       <w:rPr>
         <w:b/>
         <w:bCs/>
-        <w:color w:val="FFFFFF" w:themeColor="background1"/>
+        <w:color w:val="000000"/>
       </w:rPr>
       <w:tblPr/>
       <w:tcPr>
@@ -23218,7 +23805,7 @@
       <w:rPr>
         <w:b/>
         <w:bCs/>
-        <w:color w:val="7E9C40" w:themeColor="accent3" w:themeShade="CC"/>
+        <w:color w:val="000000"/>
       </w:rPr>
       <w:tblPr/>
       <w:tcPr>
@@ -23270,7 +23857,7 @@
       <w:spacing w:after="0" w:line="240" w:lineRule="auto"/>
     </w:pPr>
     <w:rPr>
-      <w:color w:val="000000" w:themeColor="text1"/>
+      <w:color w:val="000000"/>
     </w:rPr>
     <w:tblPr>
       <w:tblStyleRowBandSize w:val="1"/>
@@ -23290,7 +23877,7 @@
       <w:rPr>
         <w:b/>
         <w:bCs/>
-        <w:color w:val="FFFFFF" w:themeColor="background1"/>
+        <w:color w:val="000000"/>
       </w:rPr>
       <w:tblPr/>
       <w:tcPr>
@@ -23304,7 +23891,7 @@
       <w:rPr>
         <w:b/>
         <w:bCs/>
-        <w:color w:val="F2730A" w:themeColor="accent6" w:themeShade="CC"/>
+        <w:color w:val="000000"/>
       </w:rPr>
       <w:tblPr/>
       <w:tcPr>
@@ -23356,7 +23943,7 @@
       <w:spacing w:after="0" w:line="240" w:lineRule="auto"/>
     </w:pPr>
     <w:rPr>
-      <w:color w:val="000000" w:themeColor="text1"/>
+      <w:color w:val="000000"/>
     </w:rPr>
     <w:tblPr>
       <w:tblStyleRowBandSize w:val="1"/>
@@ -23376,7 +23963,7 @@
       <w:rPr>
         <w:b/>
         <w:bCs/>
-        <w:color w:val="FFFFFF" w:themeColor="background1"/>
+        <w:color w:val="000000"/>
       </w:rPr>
       <w:tblPr/>
       <w:tcPr>
@@ -23390,7 +23977,7 @@
       <w:rPr>
         <w:b/>
         <w:bCs/>
-        <w:color w:val="348DA5" w:themeColor="accent5" w:themeShade="CC"/>
+        <w:color w:val="000000"/>
       </w:rPr>
       <w:tblPr/>
       <w:tcPr>
@@ -23442,7 +24029,7 @@
       <w:spacing w:after="0" w:line="240" w:lineRule="auto"/>
     </w:pPr>
     <w:rPr>
-      <w:color w:val="000000" w:themeColor="text1"/>
+      <w:color w:val="000000"/>
     </w:rPr>
     <w:tblPr>
       <w:tblStyleRowBandSize w:val="1"/>
@@ -23475,7 +24062,7 @@
       <w:rPr>
         <w:b/>
         <w:bCs/>
-        <w:color w:val="000000" w:themeColor="text1"/>
+        <w:color w:val="000000"/>
       </w:rPr>
       <w:tblPr/>
       <w:tcPr>
@@ -23484,7 +24071,7 @@
     </w:tblStylePr>
     <w:tblStylePr w:type="firstCol">
       <w:rPr>
-        <w:color w:val="FFFFFF" w:themeColor="background1"/>
+        <w:color w:val="000000"/>
       </w:rPr>
       <w:tblPr/>
       <w:tcPr>
@@ -23493,7 +24080,7 @@
     </w:tblStylePr>
     <w:tblStylePr w:type="lastCol">
       <w:rPr>
-        <w:color w:val="FFFFFF" w:themeColor="background1"/>
+        <w:color w:val="000000"/>
       </w:rPr>
       <w:tblPr/>
       <w:tcPr>
@@ -23522,7 +24109,7 @@
       <w:spacing w:after="0" w:line="240" w:lineRule="auto"/>
     </w:pPr>
     <w:rPr>
-      <w:color w:val="000000" w:themeColor="text1"/>
+      <w:color w:val="000000"/>
     </w:rPr>
     <w:tblPr>
       <w:tblStyleRowBandSize w:val="1"/>
@@ -23555,7 +24142,7 @@
       <w:rPr>
         <w:b/>
         <w:bCs/>
-        <w:color w:val="000000" w:themeColor="text1"/>
+        <w:color w:val="000000"/>
       </w:rPr>
       <w:tblPr/>
       <w:tcPr>
@@ -23564,7 +24151,7 @@
     </w:tblStylePr>
     <w:tblStylePr w:type="firstCol">
       <w:rPr>
-        <w:color w:val="FFFFFF" w:themeColor="background1"/>
+        <w:color w:val="000000"/>
       </w:rPr>
       <w:tblPr/>
       <w:tcPr>
@@ -23573,7 +24160,7 @@
     </w:tblStylePr>
     <w:tblStylePr w:type="lastCol">
       <w:rPr>
-        <w:color w:val="FFFFFF" w:themeColor="background1"/>
+        <w:color w:val="000000"/>
       </w:rPr>
       <w:tblPr/>
       <w:tcPr>
@@ -23602,7 +24189,7 @@
       <w:spacing w:after="0" w:line="240" w:lineRule="auto"/>
     </w:pPr>
     <w:rPr>
-      <w:color w:val="000000" w:themeColor="text1"/>
+      <w:color w:val="000000"/>
     </w:rPr>
     <w:tblPr>
       <w:tblStyleRowBandSize w:val="1"/>
@@ -23635,7 +24222,7 @@
       <w:rPr>
         <w:b/>
         <w:bCs/>
-        <w:color w:val="000000" w:themeColor="text1"/>
+        <w:color w:val="000000"/>
       </w:rPr>
       <w:tblPr/>
       <w:tcPr>
@@ -23644,7 +24231,7 @@
     </w:tblStylePr>
     <w:tblStylePr w:type="firstCol">
       <w:rPr>
-        <w:color w:val="FFFFFF" w:themeColor="background1"/>
+        <w:color w:val="000000"/>
       </w:rPr>
       <w:tblPr/>
       <w:tcPr>
@@ -23653,7 +24240,7 @@
     </w:tblStylePr>
     <w:tblStylePr w:type="lastCol">
       <w:rPr>
-        <w:color w:val="FFFFFF" w:themeColor="background1"/>
+        <w:color w:val="000000"/>
       </w:rPr>
       <w:tblPr/>
       <w:tcPr>
@@ -23682,7 +24269,7 @@
       <w:spacing w:after="0" w:line="240" w:lineRule="auto"/>
     </w:pPr>
     <w:rPr>
-      <w:color w:val="000000" w:themeColor="text1"/>
+      <w:color w:val="000000"/>
     </w:rPr>
     <w:tblPr>
       <w:tblStyleRowBandSize w:val="1"/>
@@ -23715,7 +24302,7 @@
       <w:rPr>
         <w:b/>
         <w:bCs/>
-        <w:color w:val="000000" w:themeColor="text1"/>
+        <w:color w:val="000000"/>
       </w:rPr>
       <w:tblPr/>
       <w:tcPr>
@@ -23724,7 +24311,7 @@
     </w:tblStylePr>
     <w:tblStylePr w:type="firstCol">
       <w:rPr>
-        <w:color w:val="FFFFFF" w:themeColor="background1"/>
+        <w:color w:val="000000"/>
       </w:rPr>
       <w:tblPr/>
       <w:tcPr>
@@ -23733,7 +24320,7 @@
     </w:tblStylePr>
     <w:tblStylePr w:type="lastCol">
       <w:rPr>
-        <w:color w:val="FFFFFF" w:themeColor="background1"/>
+        <w:color w:val="000000"/>
       </w:rPr>
       <w:tblPr/>
       <w:tcPr>
@@ -23762,7 +24349,7 @@
       <w:spacing w:after="0" w:line="240" w:lineRule="auto"/>
     </w:pPr>
     <w:rPr>
-      <w:color w:val="000000" w:themeColor="text1"/>
+      <w:color w:val="000000"/>
     </w:rPr>
     <w:tblPr>
       <w:tblStyleRowBandSize w:val="1"/>
@@ -23795,7 +24382,7 @@
       <w:rPr>
         <w:b/>
         <w:bCs/>
-        <w:color w:val="000000" w:themeColor="text1"/>
+        <w:color w:val="000000"/>
       </w:rPr>
       <w:tblPr/>
       <w:tcPr>
@@ -23804,7 +24391,7 @@
     </w:tblStylePr>
     <w:tblStylePr w:type="firstCol">
       <w:rPr>
-        <w:color w:val="FFFFFF" w:themeColor="background1"/>
+        <w:color w:val="000000"/>
       </w:rPr>
       <w:tblPr/>
       <w:tcPr>
@@ -23813,7 +24400,7 @@
     </w:tblStylePr>
     <w:tblStylePr w:type="lastCol">
       <w:rPr>
-        <w:color w:val="FFFFFF" w:themeColor="background1"/>
+        <w:color w:val="000000"/>
       </w:rPr>
       <w:tblPr/>
       <w:tcPr>
@@ -23842,7 +24429,7 @@
       <w:spacing w:after="0" w:line="240" w:lineRule="auto"/>
     </w:pPr>
     <w:rPr>
-      <w:color w:val="000000" w:themeColor="text1"/>
+      <w:color w:val="000000"/>
     </w:rPr>
     <w:tblPr>
       <w:tblStyleRowBandSize w:val="1"/>
@@ -23875,7 +24462,7 @@
       <w:rPr>
         <w:b/>
         <w:bCs/>
-        <w:color w:val="000000" w:themeColor="text1"/>
+        <w:color w:val="000000"/>
       </w:rPr>
       <w:tblPr/>
       <w:tcPr>
@@ -23884,7 +24471,7 @@
     </w:tblStylePr>
     <w:tblStylePr w:type="firstCol">
       <w:rPr>
-        <w:color w:val="FFFFFF" w:themeColor="background1"/>
+        <w:color w:val="000000"/>
       </w:rPr>
       <w:tblPr/>
       <w:tcPr>
@@ -23893,7 +24480,7 @@
     </w:tblStylePr>
     <w:tblStylePr w:type="lastCol">
       <w:rPr>
-        <w:color w:val="FFFFFF" w:themeColor="background1"/>
+        <w:color w:val="000000"/>
       </w:rPr>
       <w:tblPr/>
       <w:tcPr>
@@ -23922,7 +24509,7 @@
       <w:spacing w:after="0" w:line="240" w:lineRule="auto"/>
     </w:pPr>
     <w:rPr>
-      <w:color w:val="000000" w:themeColor="text1"/>
+      <w:color w:val="000000"/>
     </w:rPr>
     <w:tblPr>
       <w:tblStyleRowBandSize w:val="1"/>
@@ -23955,7 +24542,7 @@
       <w:rPr>
         <w:b/>
         <w:bCs/>
-        <w:color w:val="000000" w:themeColor="text1"/>
+        <w:color w:val="000000"/>
       </w:rPr>
       <w:tblPr/>
       <w:tcPr>
@@ -23964,7 +24551,7 @@
     </w:tblStylePr>
     <w:tblStylePr w:type="firstCol">
       <w:rPr>
-        <w:color w:val="FFFFFF" w:themeColor="background1"/>
+        <w:color w:val="000000"/>
       </w:rPr>
       <w:tblPr/>
       <w:tcPr>
@@ -23973,7 +24560,7 @@
     </w:tblStylePr>
     <w:tblStylePr w:type="lastCol">
       <w:rPr>
-        <w:color w:val="FFFFFF" w:themeColor="background1"/>
+        <w:color w:val="000000"/>
       </w:rPr>
       <w:tblPr/>
       <w:tcPr>
